--- a/Canon.docx
+++ b/Canon.docx
@@ -6,6314 +6,2241 @@
       <w:r>
         <w:t>FINHUB — DOCUMENTO CANÓNICO v2.1 (Web-first, Servicios Gestionados)</w:t>
       </w:r>
-      <w:r>
-        <w:br/>
+    </w:p>
+    <w:p>
+      <w:r>
         <w:t>Estado: VIVO (fuente de verdad para continuar en chats nuevos)</w:t>
       </w:r>
-      <w:r>
-        <w:br/>
-        <w:t xml:space="preserve">Última actualización: 20/12/2025 (Fase 0 cerrada; Fase 2 cerrada — UI </w:t>
-      </w:r>
-      <w:proofErr w:type="spellStart"/>
-      <w:r>
-        <w:t>system</w:t>
-      </w:r>
-      <w:proofErr w:type="spellEnd"/>
-      <w:r>
-        <w:t xml:space="preserve"> básico + </w:t>
-      </w:r>
-      <w:proofErr w:type="spellStart"/>
-      <w:r>
-        <w:t>shell</w:t>
-      </w:r>
-      <w:proofErr w:type="spellEnd"/>
-      <w:r>
-        <w:t xml:space="preserve"> + UI Kit)</w:t>
-      </w:r>
-      <w:r>
-        <w:br/>
-        <w:t>Audiencia objetivo: Migrantes en Países Bajos (idioma nativo: ES/PL/RO/EN)</w:t>
-      </w:r>
-    </w:p>
-    <w:p>
-      <w:r>
-        <w:pict w14:anchorId="610FA003">
-          <v:rect id="_x0000_i1103" style="width:0;height:1.5pt" o:hralign="center" o:hrstd="t" o:hr="t" fillcolor="#a0a0a0" stroked="f"/>
-        </w:pict>
-      </w:r>
-    </w:p>
-    <w:p>
-      <w:pPr>
-        <w:rPr>
-          <w:b/>
-          <w:bCs/>
-        </w:rPr>
-      </w:pPr>
-      <w:r>
-        <w:rPr>
-          <w:b/>
-          <w:bCs/>
-        </w:rPr>
+    </w:p>
+    <w:p>
+      <w:r>
+        <w:t>Última actualización: 21/12/2025</w:t>
+      </w:r>
+    </w:p>
+    <w:p>
+      <w:r>
+        <w:t>Fases cerradas: 0 (repo/CI), 2 (UI system mínimo), 3 (arquitectura), 5 (frontend core)</w:t>
+      </w:r>
+    </w:p>
+    <w:p>
+      <w:r>
+        <w:t>Repo: https://github.com/andresbedoya22-ctrl/FinHub (rama de trabajo: phase-5-frontend-core)</w:t>
+      </w:r>
+    </w:p>
+    <w:p>
+      <w:r>
+        <w:t>Objetivo: Migrantes en Países Bajos (idioma nativo: ES/PL/RO/EN)</w:t>
+      </w:r>
+    </w:p>
+    <w:p>
+      <w:r>
+        <w:t>________________________________________</w:t>
+      </w:r>
+    </w:p>
+    <w:p>
+      <w:r>
         <w:t>0. Resumen Ejecutivo (10–20 líneas)</w:t>
       </w:r>
     </w:p>
     <w:p>
-      <w:pPr>
-        <w:numPr>
-          <w:ilvl w:val="0"/>
-          <w:numId w:val="44"/>
-        </w:numPr>
-      </w:pPr>
-      <w:r>
-        <w:rPr>
-          <w:b/>
-          <w:bCs/>
-        </w:rPr>
-        <w:t>Qué es la app y para quién:</w:t>
-      </w:r>
-      <w:r>
-        <w:t xml:space="preserve"> </w:t>
-      </w:r>
-      <w:proofErr w:type="spellStart"/>
-      <w:r>
-        <w:t>FinHub</w:t>
-      </w:r>
-      <w:proofErr w:type="spellEnd"/>
-      <w:r>
-        <w:t xml:space="preserve"> es una plataforma web responsive (móvil perfecto) para migrantes en NL que necesitan gestionar </w:t>
-      </w:r>
-      <w:r>
-        <w:rPr>
-          <w:b/>
-          <w:bCs/>
-        </w:rPr>
-        <w:t>subsidios (</w:t>
-      </w:r>
-      <w:proofErr w:type="spellStart"/>
-      <w:r>
-        <w:rPr>
-          <w:b/>
-          <w:bCs/>
-        </w:rPr>
-        <w:t>toeslagen</w:t>
-      </w:r>
-      <w:proofErr w:type="spellEnd"/>
-      <w:r>
-        <w:rPr>
-          <w:b/>
-          <w:bCs/>
-        </w:rPr>
-        <w:t>)</w:t>
-      </w:r>
-      <w:r>
-        <w:t xml:space="preserve">, </w:t>
-      </w:r>
-      <w:r>
-        <w:rPr>
-          <w:b/>
-          <w:bCs/>
-        </w:rPr>
-        <w:t xml:space="preserve">impuestos personales (IB + </w:t>
-      </w:r>
-      <w:proofErr w:type="spellStart"/>
-      <w:r>
-        <w:rPr>
-          <w:b/>
-          <w:bCs/>
-        </w:rPr>
-        <w:t>voorlopige</w:t>
-      </w:r>
-      <w:proofErr w:type="spellEnd"/>
-      <w:r>
-        <w:rPr>
-          <w:b/>
-          <w:bCs/>
-        </w:rPr>
-        <w:t xml:space="preserve"> </w:t>
-      </w:r>
-      <w:proofErr w:type="spellStart"/>
-      <w:r>
-        <w:rPr>
-          <w:b/>
-          <w:bCs/>
-        </w:rPr>
-        <w:t>aanslag</w:t>
-      </w:r>
-      <w:proofErr w:type="spellEnd"/>
-      <w:r>
-        <w:rPr>
-          <w:b/>
-          <w:bCs/>
-        </w:rPr>
-        <w:t>)</w:t>
-      </w:r>
-      <w:r>
-        <w:t xml:space="preserve"> y </w:t>
-      </w:r>
-      <w:r>
-        <w:rPr>
-          <w:b/>
-          <w:bCs/>
-        </w:rPr>
-        <w:t>finanzas personales</w:t>
-      </w:r>
-      <w:r>
-        <w:t xml:space="preserve">. Incluye </w:t>
-      </w:r>
-      <w:r>
-        <w:rPr>
-          <w:b/>
-          <w:bCs/>
-        </w:rPr>
-        <w:t>bóveda de documentos</w:t>
-      </w:r>
-      <w:r>
-        <w:t>, OCR asistido y una capa de guiado/IA en su idioma.</w:t>
-      </w:r>
-    </w:p>
-    <w:p>
-      <w:pPr>
-        <w:numPr>
-          <w:ilvl w:val="0"/>
-          <w:numId w:val="44"/>
-        </w:numPr>
-      </w:pPr>
-      <w:r>
-        <w:rPr>
-          <w:b/>
-          <w:bCs/>
-        </w:rPr>
-        <w:t>Qué problema resuelve:</w:t>
-      </w:r>
-      <w:r>
-        <w:t xml:space="preserve"> El usuario no entiende el sistema neerlandés. </w:t>
-      </w:r>
-      <w:proofErr w:type="spellStart"/>
-      <w:r>
-        <w:t>FinHub</w:t>
-      </w:r>
-      <w:proofErr w:type="spellEnd"/>
-      <w:r>
-        <w:t xml:space="preserve"> reduce fricción con un modelo </w:t>
-      </w:r>
-      <w:proofErr w:type="spellStart"/>
-      <w:r>
-        <w:rPr>
-          <w:b/>
-          <w:bCs/>
-        </w:rPr>
-        <w:t>pre-check</w:t>
-      </w:r>
-      <w:proofErr w:type="spellEnd"/>
-      <w:r>
-        <w:rPr>
-          <w:b/>
-          <w:bCs/>
-        </w:rPr>
-        <w:t xml:space="preserve"> gratuito → pago → ejecución </w:t>
-      </w:r>
-      <w:proofErr w:type="spellStart"/>
-      <w:r>
-        <w:rPr>
-          <w:b/>
-          <w:bCs/>
-        </w:rPr>
-        <w:t>end-to-end</w:t>
-      </w:r>
-      <w:proofErr w:type="spellEnd"/>
-      <w:r>
-        <w:t xml:space="preserve"> con </w:t>
-      </w:r>
-      <w:r>
-        <w:rPr>
-          <w:b/>
-          <w:bCs/>
-        </w:rPr>
-        <w:t>revisión humana</w:t>
-      </w:r>
-      <w:r>
-        <w:t>.</w:t>
-      </w:r>
-    </w:p>
-    <w:p>
-      <w:pPr>
-        <w:numPr>
-          <w:ilvl w:val="0"/>
-          <w:numId w:val="44"/>
-        </w:numPr>
-      </w:pPr>
-      <w:r>
-        <w:rPr>
-          <w:b/>
-          <w:bCs/>
-        </w:rPr>
-        <w:t>Módulos (alto nivel):</w:t>
-      </w:r>
-      <w:r>
-        <w:t xml:space="preserve"> Subsidios (</w:t>
-      </w:r>
-      <w:proofErr w:type="spellStart"/>
-      <w:r>
-        <w:t>Toeslagen</w:t>
-      </w:r>
-      <w:proofErr w:type="spellEnd"/>
-      <w:r>
-        <w:t xml:space="preserve"> 2026), Impuestos particulares (IB + </w:t>
-      </w:r>
-      <w:proofErr w:type="spellStart"/>
-      <w:r>
-        <w:t>voorlopige</w:t>
-      </w:r>
-      <w:proofErr w:type="spellEnd"/>
-      <w:r>
-        <w:t xml:space="preserve"> </w:t>
-      </w:r>
-      <w:proofErr w:type="spellStart"/>
-      <w:r>
-        <w:t>aanslag</w:t>
-      </w:r>
-      <w:proofErr w:type="spellEnd"/>
-      <w:r>
-        <w:t xml:space="preserve">), Finanzas personales (manual + OCR </w:t>
-      </w:r>
-      <w:proofErr w:type="spellStart"/>
-      <w:r>
-        <w:t>uploads</w:t>
-      </w:r>
-      <w:proofErr w:type="spellEnd"/>
-      <w:r>
-        <w:t xml:space="preserve">), </w:t>
-      </w:r>
-      <w:proofErr w:type="spellStart"/>
-      <w:r>
-        <w:t>Document</w:t>
-      </w:r>
-      <w:proofErr w:type="spellEnd"/>
-      <w:r>
-        <w:t xml:space="preserve"> Vault + OCR editor, Seguros (v1 informativo + recomendación no intrusiva; v2 operativo), Suscripción + pago por caso, Perfil </w:t>
-      </w:r>
-      <w:proofErr w:type="spellStart"/>
-      <w:r>
-        <w:t>multi-idioma</w:t>
-      </w:r>
-      <w:proofErr w:type="spellEnd"/>
-      <w:r>
-        <w:t>.</w:t>
-      </w:r>
-    </w:p>
-    <w:p>
-      <w:pPr>
-        <w:numPr>
-          <w:ilvl w:val="0"/>
-          <w:numId w:val="44"/>
-        </w:numPr>
-      </w:pPr>
-      <w:r>
-        <w:rPr>
-          <w:b/>
-          <w:bCs/>
-        </w:rPr>
-        <w:t>Estado actual (</w:t>
-      </w:r>
-      <w:proofErr w:type="spellStart"/>
-      <w:r>
-        <w:rPr>
-          <w:b/>
-          <w:bCs/>
-        </w:rPr>
-        <w:t>bullets</w:t>
-      </w:r>
-      <w:proofErr w:type="spellEnd"/>
-      <w:r>
-        <w:rPr>
-          <w:b/>
-          <w:bCs/>
-        </w:rPr>
-        <w:t>):</w:t>
-      </w:r>
-    </w:p>
-    <w:p>
-      <w:pPr>
-        <w:numPr>
-          <w:ilvl w:val="1"/>
-          <w:numId w:val="44"/>
-        </w:numPr>
-      </w:pPr>
-      <w:r>
-        <w:t xml:space="preserve">[CONFIRMADO EN CHAT] </w:t>
-      </w:r>
-      <w:proofErr w:type="spellStart"/>
-      <w:r>
-        <w:t>Pivot</w:t>
-      </w:r>
-      <w:proofErr w:type="spellEnd"/>
-      <w:r>
-        <w:t xml:space="preserve"> a </w:t>
-      </w:r>
-      <w:r>
-        <w:rPr>
-          <w:b/>
-          <w:bCs/>
-        </w:rPr>
-        <w:t>Web-first</w:t>
-      </w:r>
-      <w:r>
-        <w:t xml:space="preserve"> (app nativa pospuesta).</w:t>
-      </w:r>
-    </w:p>
-    <w:p>
-      <w:pPr>
-        <w:numPr>
-          <w:ilvl w:val="1"/>
-          <w:numId w:val="44"/>
-        </w:numPr>
-      </w:pPr>
-      <w:r>
-        <w:t xml:space="preserve">[CONFIRMADO EN CHAT] </w:t>
-      </w:r>
-      <w:r>
-        <w:rPr>
-          <w:b/>
-          <w:bCs/>
-        </w:rPr>
-        <w:t>ZZP/BTW fuera de alcance</w:t>
-      </w:r>
-      <w:r>
-        <w:t xml:space="preserve"> actual.</w:t>
-      </w:r>
-    </w:p>
-    <w:p>
-      <w:pPr>
-        <w:numPr>
-          <w:ilvl w:val="1"/>
-          <w:numId w:val="44"/>
-        </w:numPr>
-      </w:pPr>
-      <w:r>
-        <w:t xml:space="preserve">[CONFIRMADO EN CHAT] Modelo: </w:t>
-      </w:r>
-      <w:proofErr w:type="spellStart"/>
-      <w:r>
-        <w:rPr>
-          <w:b/>
-          <w:bCs/>
-        </w:rPr>
-        <w:t>pre-check</w:t>
-      </w:r>
-      <w:proofErr w:type="spellEnd"/>
-      <w:r>
-        <w:rPr>
-          <w:b/>
-          <w:bCs/>
-        </w:rPr>
-        <w:t xml:space="preserve"> gratis → pago → autorización/</w:t>
-      </w:r>
-      <w:proofErr w:type="spellStart"/>
-      <w:r>
-        <w:rPr>
-          <w:b/>
-          <w:bCs/>
-        </w:rPr>
-        <w:t>machtiging</w:t>
-      </w:r>
-      <w:proofErr w:type="spellEnd"/>
-      <w:r>
-        <w:rPr>
-          <w:b/>
-          <w:bCs/>
-        </w:rPr>
-        <w:t xml:space="preserve"> → documentos → revisión humana</w:t>
-      </w:r>
-      <w:r>
-        <w:t>.</w:t>
-      </w:r>
-    </w:p>
-    <w:p>
-      <w:pPr>
-        <w:numPr>
-          <w:ilvl w:val="1"/>
-          <w:numId w:val="44"/>
-        </w:numPr>
-      </w:pPr>
-      <w:r>
-        <w:t xml:space="preserve">[CONFIRMADO EN CHAT] Idiomas: UI + </w:t>
-      </w:r>
-      <w:proofErr w:type="gramStart"/>
-      <w:r>
-        <w:t>contenido completos</w:t>
-      </w:r>
-      <w:proofErr w:type="gramEnd"/>
-      <w:r>
-        <w:t>; idioma se elige y se puede cambiar en perfil sin UI cargada.</w:t>
-      </w:r>
-    </w:p>
-    <w:p>
-      <w:pPr>
-        <w:numPr>
-          <w:ilvl w:val="1"/>
-          <w:numId w:val="44"/>
-        </w:numPr>
-      </w:pPr>
-      <w:r>
-        <w:t xml:space="preserve">[CERRADO 19/12/2025] </w:t>
-      </w:r>
-      <w:r>
-        <w:rPr>
-          <w:b/>
-          <w:bCs/>
-        </w:rPr>
-        <w:t>Fase 0</w:t>
-      </w:r>
-      <w:r>
-        <w:t xml:space="preserve">: repo web en GitHub, CI verde, </w:t>
-      </w:r>
-      <w:proofErr w:type="spellStart"/>
-      <w:r>
-        <w:t>lint</w:t>
-      </w:r>
-      <w:proofErr w:type="spellEnd"/>
-      <w:r>
-        <w:t>/</w:t>
-      </w:r>
-      <w:proofErr w:type="spellStart"/>
-      <w:r>
-        <w:t>typecheck</w:t>
-      </w:r>
-      <w:proofErr w:type="spellEnd"/>
-      <w:r>
-        <w:t>/test/</w:t>
-      </w:r>
-      <w:proofErr w:type="spellStart"/>
-      <w:r>
-        <w:t>build</w:t>
-      </w:r>
-      <w:proofErr w:type="spellEnd"/>
-      <w:r>
-        <w:t xml:space="preserve"> OK.</w:t>
-      </w:r>
-    </w:p>
-    <w:p>
-      <w:pPr>
-        <w:numPr>
-          <w:ilvl w:val="1"/>
-          <w:numId w:val="44"/>
-        </w:numPr>
-      </w:pPr>
-      <w:r>
-        <w:t xml:space="preserve">[CERRADO 19/12/2025] </w:t>
-      </w:r>
-      <w:r>
-        <w:rPr>
-          <w:b/>
-          <w:bCs/>
-        </w:rPr>
-        <w:t>Fase 3 (Arquitectura)</w:t>
-      </w:r>
-      <w:r>
-        <w:t xml:space="preserve">: </w:t>
-      </w:r>
-      <w:proofErr w:type="spellStart"/>
-      <w:r>
-        <w:t>stack</w:t>
-      </w:r>
-      <w:proofErr w:type="spellEnd"/>
-      <w:r>
-        <w:t xml:space="preserve"> objetivo y decisiones de autorización (Modo A).</w:t>
-      </w:r>
-    </w:p>
-    <w:p>
-      <w:pPr>
-        <w:numPr>
-          <w:ilvl w:val="1"/>
-          <w:numId w:val="44"/>
-        </w:numPr>
-      </w:pPr>
-      <w:r>
-        <w:t xml:space="preserve">[CERRADO 20/12/2025] </w:t>
-      </w:r>
-      <w:r>
-        <w:rPr>
-          <w:b/>
-          <w:bCs/>
-        </w:rPr>
-        <w:t xml:space="preserve">Fase 2 (UI </w:t>
-      </w:r>
-      <w:proofErr w:type="spellStart"/>
-      <w:r>
-        <w:rPr>
-          <w:b/>
-          <w:bCs/>
-        </w:rPr>
-        <w:t>System</w:t>
-      </w:r>
-      <w:proofErr w:type="spellEnd"/>
-      <w:r>
-        <w:rPr>
-          <w:b/>
-          <w:bCs/>
-        </w:rPr>
-        <w:t xml:space="preserve"> básico)</w:t>
-      </w:r>
-      <w:r>
-        <w:t xml:space="preserve">: tokens + </w:t>
-      </w:r>
-      <w:proofErr w:type="spellStart"/>
-      <w:r>
-        <w:t>layout</w:t>
-      </w:r>
-      <w:proofErr w:type="spellEnd"/>
-      <w:r>
-        <w:t xml:space="preserve"> </w:t>
-      </w:r>
-      <w:proofErr w:type="spellStart"/>
-      <w:r>
-        <w:t>shell</w:t>
-      </w:r>
-      <w:proofErr w:type="spellEnd"/>
-      <w:r>
-        <w:t xml:space="preserve"> privado + UI Kit page + estructura </w:t>
-      </w:r>
-      <w:proofErr w:type="spellStart"/>
-      <w:r>
-        <w:t>src</w:t>
-      </w:r>
-      <w:proofErr w:type="spellEnd"/>
-      <w:r>
-        <w:t>/</w:t>
-      </w:r>
-      <w:proofErr w:type="spellStart"/>
-      <w:r>
-        <w:t>ui</w:t>
-      </w:r>
-      <w:proofErr w:type="spellEnd"/>
-      <w:r>
-        <w:t>.</w:t>
-      </w:r>
-    </w:p>
-    <w:p>
-      <w:pPr>
-        <w:numPr>
-          <w:ilvl w:val="0"/>
-          <w:numId w:val="44"/>
-        </w:numPr>
-      </w:pPr>
-      <w:r>
-        <w:rPr>
-          <w:b/>
-          <w:bCs/>
-        </w:rPr>
-        <w:t>Próximo objetivo:</w:t>
-      </w:r>
-      <w:r>
-        <w:t xml:space="preserve"> iniciar </w:t>
-      </w:r>
-      <w:r>
-        <w:rPr>
-          <w:b/>
-          <w:bCs/>
-        </w:rPr>
-        <w:t xml:space="preserve">Fase 5 (arquitectura </w:t>
-      </w:r>
-      <w:proofErr w:type="spellStart"/>
-      <w:r>
-        <w:rPr>
-          <w:b/>
-          <w:bCs/>
-        </w:rPr>
-        <w:t>frontend</w:t>
-      </w:r>
-      <w:proofErr w:type="spellEnd"/>
-      <w:r>
-        <w:rPr>
-          <w:b/>
-          <w:bCs/>
-        </w:rPr>
-        <w:t>)</w:t>
-      </w:r>
-      <w:r>
-        <w:t xml:space="preserve">: Case </w:t>
-      </w:r>
-      <w:proofErr w:type="spellStart"/>
-      <w:r>
-        <w:t>Engine</w:t>
-      </w:r>
-      <w:proofErr w:type="spellEnd"/>
-      <w:r>
-        <w:t xml:space="preserve"> + persistencia + </w:t>
-      </w:r>
-      <w:proofErr w:type="spellStart"/>
-      <w:r>
-        <w:t>Document</w:t>
-      </w:r>
-      <w:proofErr w:type="spellEnd"/>
-      <w:r>
-        <w:t xml:space="preserve"> Vault v1 (</w:t>
-      </w:r>
-      <w:proofErr w:type="spellStart"/>
-      <w:r>
-        <w:t>upload</w:t>
-      </w:r>
-      <w:proofErr w:type="spellEnd"/>
-      <w:r>
-        <w:t xml:space="preserve">/listado/estado) y vertical </w:t>
-      </w:r>
-      <w:proofErr w:type="spellStart"/>
-      <w:r>
-        <w:t>slice</w:t>
-      </w:r>
-      <w:proofErr w:type="spellEnd"/>
-      <w:r>
-        <w:t xml:space="preserve"> del flujo de casos.</w:t>
-      </w:r>
-    </w:p>
-    <w:p>
-      <w:r>
-        <w:pict w14:anchorId="2F7A8150">
-          <v:rect id="_x0000_i1104" style="width:0;height:1.5pt" o:hralign="center" o:hrstd="t" o:hr="t" fillcolor="#a0a0a0" stroked="f"/>
-        </w:pict>
-      </w:r>
-    </w:p>
-    <w:p>
-      <w:pPr>
-        <w:rPr>
-          <w:b/>
-          <w:bCs/>
-        </w:rPr>
-      </w:pPr>
-      <w:r>
-        <w:rPr>
-          <w:b/>
-          <w:bCs/>
-        </w:rPr>
-        <w:t>1. Alcance v1 (In/</w:t>
-      </w:r>
-      <w:proofErr w:type="spellStart"/>
-      <w:r>
-        <w:rPr>
-          <w:b/>
-          <w:bCs/>
-        </w:rPr>
-        <w:t>Out</w:t>
-      </w:r>
-      <w:proofErr w:type="spellEnd"/>
-      <w:r>
-        <w:rPr>
-          <w:b/>
-          <w:bCs/>
-        </w:rPr>
-        <w:t>)</w:t>
-      </w:r>
-    </w:p>
-    <w:p>
-      <w:pPr>
-        <w:rPr>
-          <w:b/>
-          <w:bCs/>
-        </w:rPr>
-      </w:pPr>
-      <w:r>
-        <w:rPr>
-          <w:b/>
-          <w:bCs/>
-        </w:rPr>
+      <w:r>
+        <w:t>•</w:t>
+      </w:r>
+      <w:r>
+        <w:tab/>
+        <w:t>Qué es la app y para quién: FinHub es una plataforma web responsive (móvil perfecto) para migrantes en NL que necesitan gestionar subsidios (toeslagen), impuestos personales (IB + voorlopige aanslag) y finanzas personales. Incluye bóveda de documentos, OCR asistido y una capa de guiado/IA en su idioma.</w:t>
+      </w:r>
+    </w:p>
+    <w:p>
+      <w:r>
+        <w:t>•</w:t>
+      </w:r>
+      <w:r>
+        <w:tab/>
+        <w:t>Qué problema resuelve: El usuario no entiende el sistema neerlandés. FinHub reduce fricción con un modelo pre-check gratuito → pago → ejecución end-to-end con revisión humana.</w:t>
+      </w:r>
+    </w:p>
+    <w:p>
+      <w:r>
+        <w:t>•</w:t>
+      </w:r>
+      <w:r>
+        <w:tab/>
+        <w:t>Módulos (alto nivel): Subsidios (Toeslagen 2026), Impuestos particulares (IB + voorlopige aanslag), Finanzas personales (manual + OCR uploads), Document Vault + OCR editor, Seguros (v1 informativo + recomendación no intrusiva; v2 operativo), Suscripción + pago por caso, Perfil multi-idioma.</w:t>
+      </w:r>
+    </w:p>
+    <w:p>
+      <w:r>
+        <w:t>•</w:t>
+      </w:r>
+      <w:r>
+        <w:tab/>
+        <w:t>Estado actual (bullets):</w:t>
+      </w:r>
+    </w:p>
+    <w:p>
+      <w:r>
+        <w:t>o</w:t>
+      </w:r>
+      <w:r>
+        <w:tab/>
+        <w:t>[CONFIRMADO EN CHAT] Pivot a Web-first (app nativa pospuesta).</w:t>
+      </w:r>
+    </w:p>
+    <w:p>
+      <w:r>
+        <w:t>o</w:t>
+      </w:r>
+      <w:r>
+        <w:tab/>
+        <w:t>[CONFIRMADO EN CHAT] ZZP/BTW fuera de alcance actual.</w:t>
+      </w:r>
+    </w:p>
+    <w:p>
+      <w:r>
+        <w:t>o</w:t>
+      </w:r>
+      <w:r>
+        <w:tab/>
+        <w:t>[CONFIRMADO EN CHAT] Modelo: pre-check gratis → pago → autorización/machtiging → documentos → revisión humana.</w:t>
+      </w:r>
+    </w:p>
+    <w:p>
+      <w:r>
+        <w:t>o</w:t>
+      </w:r>
+      <w:r>
+        <w:tab/>
+        <w:t>[CONFIRMADO EN CHAT] Idiomas: UI + contenido completos; idioma se elige y se puede cambiar en perfil sin UI cargada.</w:t>
+      </w:r>
+    </w:p>
+    <w:p>
+      <w:r>
+        <w:t>o</w:t>
+      </w:r>
+      <w:r>
+        <w:tab/>
+        <w:t>[CERRADO 19/12/2025] Fase 0: repo web en GitHub, CI verde, lint/typecheck/test/build OK.</w:t>
+      </w:r>
+    </w:p>
+    <w:p>
+      <w:r>
+        <w:t>o</w:t>
+      </w:r>
+      <w:r>
+        <w:tab/>
+        <w:t>[CERRADO 19/12/2025] Fase 3 (Arquitectura): stack objetivo y decisiones de autorización (Modo A).</w:t>
+      </w:r>
+    </w:p>
+    <w:p>
+      <w:r>
+        <w:t>o</w:t>
+      </w:r>
+      <w:r>
+        <w:tab/>
+        <w:t>[CERRADO 20/12/2025] Fase 2 (UI System básico): tokens + layout shell privado + UI Kit page + estructura src/ui.</w:t>
+      </w:r>
+    </w:p>
+    <w:p>
+      <w:r>
+        <w:t>[CERRADO 21/12/2025] Fase 5 (Frontend Core): route guard stub, Case Engine v1 (persistencia local) y Document Vault v1.</w:t>
+      </w:r>
+    </w:p>
+    <w:p>
+      <w:r>
         <w:lastRenderedPageBreak/>
+        <w:t>•</w:t>
+      </w:r>
+      <w:r>
+        <w:tab/>
+        <w:t>Próximo objetivo: iniciar Fase 4 (modelo de datos + contratos OpenAPI v1): definir entidades (User, Case, Document, Payment, Consent) y contratos para backend.</w:t>
+      </w:r>
+    </w:p>
+    <w:p>
+      <w:r>
+        <w:t>________________________________________</w:t>
+      </w:r>
+    </w:p>
+    <w:p>
+      <w:r>
+        <w:t>1. Alcance v1 (In/Out)</w:t>
+      </w:r>
+    </w:p>
+    <w:p>
+      <w:r>
         <w:t>1.1 Qué incluye v1 (In Scope)</w:t>
       </w:r>
     </w:p>
     <w:p>
-      <w:pPr>
-        <w:numPr>
-          <w:ilvl w:val="0"/>
-          <w:numId w:val="45"/>
-        </w:numPr>
-      </w:pPr>
-      <w:r>
-        <w:rPr>
-          <w:b/>
-          <w:bCs/>
-        </w:rPr>
-        <w:t>Web responsive</w:t>
-      </w:r>
-      <w:r>
-        <w:t xml:space="preserve"> (</w:t>
-      </w:r>
-      <w:proofErr w:type="spellStart"/>
-      <w:r>
-        <w:t>mobile-first</w:t>
-      </w:r>
-      <w:proofErr w:type="spellEnd"/>
-      <w:r>
-        <w:t>, desktop sólido).</w:t>
-      </w:r>
-    </w:p>
-    <w:p>
-      <w:pPr>
-        <w:numPr>
-          <w:ilvl w:val="0"/>
-          <w:numId w:val="45"/>
-        </w:numPr>
-      </w:pPr>
-      <w:r>
-        <w:rPr>
-          <w:b/>
-          <w:bCs/>
-        </w:rPr>
-        <w:t>Subsidios (</w:t>
-      </w:r>
-      <w:proofErr w:type="spellStart"/>
-      <w:r>
-        <w:rPr>
-          <w:b/>
-          <w:bCs/>
-        </w:rPr>
-        <w:t>Toeslagen</w:t>
-      </w:r>
-      <w:proofErr w:type="spellEnd"/>
-      <w:r>
-        <w:rPr>
-          <w:b/>
-          <w:bCs/>
-        </w:rPr>
-        <w:t xml:space="preserve"> 2026):</w:t>
-      </w:r>
-      <w:r>
-        <w:t xml:space="preserve"> flujos tipo </w:t>
-      </w:r>
-      <w:proofErr w:type="spellStart"/>
-      <w:r>
-        <w:t>wizard</w:t>
-      </w:r>
-      <w:proofErr w:type="spellEnd"/>
-      <w:r>
-        <w:t xml:space="preserve"> con </w:t>
-      </w:r>
-      <w:proofErr w:type="spellStart"/>
-      <w:r>
-        <w:t>eligibility</w:t>
-      </w:r>
-      <w:proofErr w:type="spellEnd"/>
-      <w:r>
-        <w:t xml:space="preserve"> → resultado → </w:t>
-      </w:r>
-      <w:proofErr w:type="spellStart"/>
-      <w:r>
-        <w:t>checkout</w:t>
-      </w:r>
-      <w:proofErr w:type="spellEnd"/>
-      <w:r>
-        <w:t xml:space="preserve"> → </w:t>
-      </w:r>
-      <w:proofErr w:type="spellStart"/>
-      <w:r>
-        <w:t>authorization</w:t>
-      </w:r>
-      <w:proofErr w:type="spellEnd"/>
-      <w:r>
-        <w:t xml:space="preserve"> → </w:t>
-      </w:r>
-      <w:proofErr w:type="spellStart"/>
-      <w:r>
-        <w:t>docs</w:t>
-      </w:r>
-      <w:proofErr w:type="spellEnd"/>
-      <w:r>
-        <w:t xml:space="preserve"> </w:t>
-      </w:r>
-      <w:proofErr w:type="spellStart"/>
-      <w:r>
-        <w:t>checklist</w:t>
-      </w:r>
-      <w:proofErr w:type="spellEnd"/>
-      <w:r>
-        <w:t xml:space="preserve"> → estado “en revisión humana”.</w:t>
-      </w:r>
-    </w:p>
-    <w:p>
-      <w:pPr>
-        <w:numPr>
-          <w:ilvl w:val="0"/>
-          <w:numId w:val="45"/>
-        </w:numPr>
-      </w:pPr>
-      <w:r>
-        <w:rPr>
-          <w:b/>
-          <w:bCs/>
-        </w:rPr>
-        <w:t xml:space="preserve">Impuestos (IB + </w:t>
-      </w:r>
-      <w:proofErr w:type="spellStart"/>
-      <w:r>
-        <w:rPr>
-          <w:b/>
-          <w:bCs/>
-        </w:rPr>
-        <w:t>voorlopige</w:t>
-      </w:r>
-      <w:proofErr w:type="spellEnd"/>
-      <w:r>
-        <w:rPr>
-          <w:b/>
-          <w:bCs/>
-        </w:rPr>
-        <w:t xml:space="preserve"> </w:t>
-      </w:r>
-      <w:proofErr w:type="spellStart"/>
-      <w:r>
-        <w:rPr>
-          <w:b/>
-          <w:bCs/>
-        </w:rPr>
-        <w:t>aanslag</w:t>
-      </w:r>
-      <w:proofErr w:type="spellEnd"/>
-      <w:r>
-        <w:rPr>
-          <w:b/>
-          <w:bCs/>
-        </w:rPr>
-        <w:t>):</w:t>
-      </w:r>
-      <w:r>
-        <w:t xml:space="preserve"> solo particulares; </w:t>
-      </w:r>
-      <w:proofErr w:type="spellStart"/>
-      <w:r>
-        <w:t>wizard</w:t>
-      </w:r>
-      <w:proofErr w:type="spellEnd"/>
-      <w:r>
-        <w:t xml:space="preserve"> mínimo + documentos + revisión humana (sin ZZP/BTW).</w:t>
-      </w:r>
-    </w:p>
-    <w:p>
-      <w:pPr>
-        <w:numPr>
-          <w:ilvl w:val="0"/>
-          <w:numId w:val="45"/>
-        </w:numPr>
-      </w:pPr>
-      <w:r>
-        <w:rPr>
-          <w:b/>
-          <w:bCs/>
-        </w:rPr>
-        <w:t>Finanzas personales:</w:t>
-      </w:r>
-      <w:r>
-        <w:t xml:space="preserve"> registro manual + subida OCR (no conexión bancaria en v1 si no es imprescindible).</w:t>
-      </w:r>
-    </w:p>
-    <w:p>
-      <w:pPr>
-        <w:numPr>
-          <w:ilvl w:val="0"/>
-          <w:numId w:val="45"/>
-        </w:numPr>
-      </w:pPr>
-      <w:proofErr w:type="spellStart"/>
-      <w:r>
-        <w:rPr>
-          <w:b/>
-          <w:bCs/>
-        </w:rPr>
-        <w:t>Document</w:t>
-      </w:r>
-      <w:proofErr w:type="spellEnd"/>
-      <w:r>
-        <w:rPr>
-          <w:b/>
-          <w:bCs/>
-        </w:rPr>
-        <w:t xml:space="preserve"> Vault:</w:t>
-      </w:r>
-      <w:r>
-        <w:t xml:space="preserve"> almacenamiento, </w:t>
-      </w:r>
-      <w:proofErr w:type="spellStart"/>
-      <w:r>
-        <w:t>checklist</w:t>
-      </w:r>
-      <w:proofErr w:type="spellEnd"/>
-      <w:r>
-        <w:t>, subida, estado, base para OCR/edición.</w:t>
-      </w:r>
-    </w:p>
-    <w:p>
-      <w:pPr>
-        <w:numPr>
-          <w:ilvl w:val="0"/>
-          <w:numId w:val="45"/>
-        </w:numPr>
-      </w:pPr>
-      <w:r>
-        <w:rPr>
-          <w:b/>
-          <w:bCs/>
-        </w:rPr>
-        <w:t>Seguros v1:</w:t>
-      </w:r>
-      <w:r>
-        <w:t xml:space="preserve"> informativo + </w:t>
-      </w:r>
-      <w:proofErr w:type="spellStart"/>
-      <w:r>
-        <w:t>CTAs</w:t>
-      </w:r>
-      <w:proofErr w:type="spellEnd"/>
-      <w:r>
-        <w:t xml:space="preserve"> + recomendaciones no intrusivas basadas en perfil (ver §6.6/§6.7).</w:t>
-      </w:r>
-    </w:p>
-    <w:p>
-      <w:pPr>
-        <w:numPr>
-          <w:ilvl w:val="0"/>
-          <w:numId w:val="45"/>
-        </w:numPr>
-      </w:pPr>
-      <w:r>
-        <w:rPr>
-          <w:b/>
-          <w:bCs/>
-        </w:rPr>
-        <w:t>Pagos:</w:t>
-      </w:r>
-      <w:r>
-        <w:t xml:space="preserve"> suscripción + pago por caso.</w:t>
-      </w:r>
-    </w:p>
-    <w:p>
-      <w:pPr>
-        <w:numPr>
-          <w:ilvl w:val="0"/>
-          <w:numId w:val="45"/>
-        </w:numPr>
-      </w:pPr>
-      <w:r>
-        <w:rPr>
-          <w:b/>
-          <w:bCs/>
-        </w:rPr>
-        <w:t>IA/Asistente:</w:t>
-      </w:r>
-      <w:r>
-        <w:t xml:space="preserve"> guía contextual y validación básica (sin dar asesoramiento regulado como si fuera un </w:t>
-      </w:r>
-      <w:proofErr w:type="spellStart"/>
-      <w:r>
-        <w:t>broker</w:t>
-      </w:r>
-      <w:proofErr w:type="spellEnd"/>
-      <w:r>
-        <w:t>).</w:t>
-      </w:r>
-    </w:p>
-    <w:p>
-      <w:pPr>
-        <w:rPr>
-          <w:b/>
-          <w:bCs/>
-        </w:rPr>
-      </w:pPr>
-      <w:r>
-        <w:rPr>
-          <w:b/>
-          <w:bCs/>
-        </w:rPr>
-        <w:t>1.2 Qué NO incluye v1 (</w:t>
-      </w:r>
-      <w:proofErr w:type="spellStart"/>
-      <w:r>
-        <w:rPr>
-          <w:b/>
-          <w:bCs/>
-        </w:rPr>
-        <w:t>Out</w:t>
-      </w:r>
-      <w:proofErr w:type="spellEnd"/>
-      <w:r>
-        <w:rPr>
-          <w:b/>
-          <w:bCs/>
-        </w:rPr>
-        <w:t xml:space="preserve"> </w:t>
-      </w:r>
-      <w:proofErr w:type="spellStart"/>
-      <w:r>
-        <w:rPr>
-          <w:b/>
-          <w:bCs/>
-        </w:rPr>
-        <w:t>of</w:t>
-      </w:r>
-      <w:proofErr w:type="spellEnd"/>
-      <w:r>
-        <w:rPr>
-          <w:b/>
-          <w:bCs/>
-        </w:rPr>
-        <w:t xml:space="preserve"> Scope)</w:t>
-      </w:r>
-    </w:p>
-    <w:p>
-      <w:pPr>
-        <w:numPr>
-          <w:ilvl w:val="0"/>
-          <w:numId w:val="46"/>
-        </w:numPr>
-      </w:pPr>
-      <w:r>
+      <w:r>
+        <w:t>•</w:t>
+      </w:r>
+      <w:r>
+        <w:tab/>
+        <w:t>Web responsive (mobile-first, desktop sólido).</w:t>
+      </w:r>
+    </w:p>
+    <w:p>
+      <w:r>
+        <w:t>•</w:t>
+      </w:r>
+      <w:r>
+        <w:tab/>
+        <w:t>Subsidios (Toeslagen 2026): flujos tipo wizard con eligibility → resultado → checkout → authorization → docs checklist → estado “en revisión humana”.</w:t>
+      </w:r>
+    </w:p>
+    <w:p>
+      <w:r>
+        <w:t>•</w:t>
+      </w:r>
+      <w:r>
+        <w:tab/>
+        <w:t>Impuestos (IB + voorlopige aanslag): solo particulares; wizard mínimo + documentos + revisión humana (sin ZZP/BTW).</w:t>
+      </w:r>
+    </w:p>
+    <w:p>
+      <w:r>
+        <w:t>•</w:t>
+      </w:r>
+      <w:r>
+        <w:tab/>
+        <w:t>Finanzas personales: registro manual + subida OCR (no conexión bancaria en v1 si no es imprescindible).</w:t>
+      </w:r>
+    </w:p>
+    <w:p>
+      <w:r>
+        <w:t>•</w:t>
+      </w:r>
+      <w:r>
+        <w:tab/>
+        <w:t>Document Vault: almacenamiento, checklist, subida, estado, base para OCR/edición.</w:t>
+      </w:r>
+    </w:p>
+    <w:p>
+      <w:r>
+        <w:t>•</w:t>
+      </w:r>
+      <w:r>
+        <w:tab/>
+        <w:t>Seguros v1: informativo + CTAs + recomendaciones no intrusivas basadas en perfil (ver §6.6/§6.7).</w:t>
+      </w:r>
+    </w:p>
+    <w:p>
+      <w:r>
+        <w:t>•</w:t>
+      </w:r>
+      <w:r>
+        <w:tab/>
+        <w:t>Pagos: suscripción + pago por caso.</w:t>
+      </w:r>
+    </w:p>
+    <w:p>
+      <w:r>
+        <w:t>•</w:t>
+      </w:r>
+      <w:r>
+        <w:tab/>
+        <w:t>IA/Asistente: guía contextual y validación básica (sin dar asesoramiento regulado como si fuera un broker).</w:t>
+      </w:r>
+    </w:p>
+    <w:p>
+      <w:r>
+        <w:t>1.2 Qué NO incluye v1 (Out of Scope)</w:t>
+      </w:r>
+    </w:p>
+    <w:p>
+      <w:r>
+        <w:t>•</w:t>
+      </w:r>
+      <w:r>
+        <w:tab/>
         <w:t>ZZP / BTW (IVA), contabilidad de empresa.</w:t>
       </w:r>
     </w:p>
     <w:p>
-      <w:pPr>
-        <w:numPr>
-          <w:ilvl w:val="0"/>
-          <w:numId w:val="46"/>
-        </w:numPr>
-      </w:pPr>
-      <w:r>
-        <w:t xml:space="preserve">Automatización completa de envío a </w:t>
-      </w:r>
-      <w:proofErr w:type="spellStart"/>
-      <w:r>
-        <w:t>Belastingdienst</w:t>
-      </w:r>
-      <w:proofErr w:type="spellEnd"/>
-      <w:r>
-        <w:t xml:space="preserve"> sin revisión humana.</w:t>
-      </w:r>
-    </w:p>
-    <w:p>
-      <w:pPr>
-        <w:numPr>
-          <w:ilvl w:val="0"/>
-          <w:numId w:val="46"/>
-        </w:numPr>
-      </w:pPr>
-      <w:r>
-        <w:t>Seguros v2 (operativo tipo “Polisa-</w:t>
-      </w:r>
-      <w:proofErr w:type="spellStart"/>
-      <w:r>
-        <w:t>style</w:t>
-      </w:r>
-      <w:proofErr w:type="spellEnd"/>
-      <w:r>
-        <w:t xml:space="preserve"> </w:t>
-      </w:r>
-      <w:proofErr w:type="spellStart"/>
-      <w:r>
-        <w:t>funnel</w:t>
-      </w:r>
-      <w:proofErr w:type="spellEnd"/>
-      <w:r>
-        <w:t>” con intermediación completa) — futuro.</w:t>
-      </w:r>
-    </w:p>
-    <w:p>
-      <w:pPr>
-        <w:numPr>
-          <w:ilvl w:val="0"/>
-          <w:numId w:val="46"/>
-        </w:numPr>
-      </w:pPr>
-      <w:r>
-        <w:t>PSD2/</w:t>
-      </w:r>
-      <w:proofErr w:type="spellStart"/>
-      <w:r>
-        <w:t>banking</w:t>
-      </w:r>
-      <w:proofErr w:type="spellEnd"/>
-      <w:r>
-        <w:t xml:space="preserve"> </w:t>
-      </w:r>
-      <w:proofErr w:type="spellStart"/>
-      <w:r>
-        <w:t>connections</w:t>
-      </w:r>
-      <w:proofErr w:type="spellEnd"/>
-      <w:r>
-        <w:t xml:space="preserve"> si no es necesario para el primer vertical </w:t>
-      </w:r>
-      <w:proofErr w:type="spellStart"/>
-      <w:r>
-        <w:t>slice</w:t>
-      </w:r>
-      <w:proofErr w:type="spellEnd"/>
-      <w:r>
-        <w:t>.</w:t>
-      </w:r>
-    </w:p>
-    <w:p>
-      <w:pPr>
-        <w:rPr>
-          <w:b/>
-          <w:bCs/>
-        </w:rPr>
-      </w:pPr>
-      <w:r>
-        <w:rPr>
-          <w:b/>
-          <w:bCs/>
-        </w:rPr>
+      <w:r>
+        <w:t>•</w:t>
+      </w:r>
+      <w:r>
+        <w:tab/>
+        <w:t>Automatización completa de envío a Belastingdienst sin revisión humana.</w:t>
+      </w:r>
+    </w:p>
+    <w:p>
+      <w:r>
+        <w:t>•</w:t>
+      </w:r>
+      <w:r>
+        <w:tab/>
+        <w:t>Seguros v2 (operativo tipo “Polisa-style funnel” con intermediación completa) — futuro.</w:t>
+      </w:r>
+    </w:p>
+    <w:p>
+      <w:r>
+        <w:t>•</w:t>
+      </w:r>
+      <w:r>
+        <w:tab/>
+        <w:t>PSD2/banking connections si no es necesario para el primer vertical slice.</w:t>
+      </w:r>
+    </w:p>
+    <w:p>
+      <w:r>
         <w:t>1.3 Principios del producto (reglas no negociables)</w:t>
       </w:r>
     </w:p>
     <w:p>
-      <w:pPr>
-        <w:numPr>
-          <w:ilvl w:val="0"/>
-          <w:numId w:val="47"/>
-        </w:numPr>
-      </w:pPr>
-      <w:r>
-        <w:t xml:space="preserve">Web-first, </w:t>
-      </w:r>
-      <w:proofErr w:type="spellStart"/>
-      <w:r>
-        <w:t>mobile-perfect</w:t>
-      </w:r>
-      <w:proofErr w:type="spellEnd"/>
-      <w:r>
-        <w:t>.</w:t>
-      </w:r>
-    </w:p>
-    <w:p>
-      <w:pPr>
-        <w:numPr>
-          <w:ilvl w:val="0"/>
-          <w:numId w:val="47"/>
-        </w:numPr>
-      </w:pPr>
-      <w:r>
-        <w:t xml:space="preserve">Idioma nativo </w:t>
-      </w:r>
-      <w:proofErr w:type="spellStart"/>
-      <w:r>
-        <w:t>end-to-end</w:t>
-      </w:r>
-      <w:proofErr w:type="spellEnd"/>
-      <w:r>
-        <w:t xml:space="preserve"> (UI + contenido + emails + outputs).</w:t>
-      </w:r>
-    </w:p>
-    <w:p>
-      <w:pPr>
-        <w:numPr>
-          <w:ilvl w:val="0"/>
-          <w:numId w:val="47"/>
-        </w:numPr>
-      </w:pPr>
-      <w:r>
-        <w:t xml:space="preserve">Gratis = </w:t>
-      </w:r>
-      <w:proofErr w:type="spellStart"/>
-      <w:r>
-        <w:t>pre-check</w:t>
-      </w:r>
-      <w:proofErr w:type="spellEnd"/>
-      <w:r>
-        <w:t xml:space="preserve">; pago = ejecución por </w:t>
-      </w:r>
-      <w:proofErr w:type="spellStart"/>
-      <w:r>
-        <w:t>FinHub</w:t>
-      </w:r>
-      <w:proofErr w:type="spellEnd"/>
-      <w:r>
-        <w:t xml:space="preserve"> (no solo educación).</w:t>
-      </w:r>
-    </w:p>
-    <w:p>
-      <w:pPr>
-        <w:numPr>
-          <w:ilvl w:val="0"/>
-          <w:numId w:val="47"/>
-        </w:numPr>
-      </w:pPr>
-      <w:r>
-        <w:t xml:space="preserve">Pago antes de trabajo operativo (conversión </w:t>
-      </w:r>
-      <w:proofErr w:type="spellStart"/>
-      <w:r>
-        <w:t>pre-check</w:t>
-      </w:r>
-      <w:proofErr w:type="spellEnd"/>
-      <w:r>
-        <w:t xml:space="preserve"> → pago como KPI).</w:t>
-      </w:r>
-    </w:p>
-    <w:p>
-      <w:pPr>
-        <w:numPr>
-          <w:ilvl w:val="0"/>
-          <w:numId w:val="47"/>
-        </w:numPr>
-      </w:pPr>
-      <w:r>
-        <w:t xml:space="preserve">No almacenar credenciales </w:t>
-      </w:r>
-      <w:proofErr w:type="spellStart"/>
-      <w:r>
-        <w:t>DigiD</w:t>
-      </w:r>
-      <w:proofErr w:type="spellEnd"/>
-      <w:r>
-        <w:t xml:space="preserve">; operar vía </w:t>
-      </w:r>
-      <w:r>
-        <w:rPr>
-          <w:b/>
-          <w:bCs/>
-        </w:rPr>
-        <w:t>autorización/</w:t>
-      </w:r>
-      <w:proofErr w:type="spellStart"/>
-      <w:r>
-        <w:rPr>
-          <w:b/>
-          <w:bCs/>
-        </w:rPr>
-        <w:t>machtiging</w:t>
-      </w:r>
-      <w:proofErr w:type="spellEnd"/>
-      <w:r>
-        <w:t xml:space="preserve"> (Modo A).</w:t>
-      </w:r>
-    </w:p>
-    <w:p>
-      <w:pPr>
-        <w:numPr>
-          <w:ilvl w:val="0"/>
-          <w:numId w:val="47"/>
-        </w:numPr>
-      </w:pPr>
-      <w:r>
-        <w:t xml:space="preserve">OCR/IA asistida + </w:t>
-      </w:r>
-      <w:r>
-        <w:rPr>
-          <w:b/>
-          <w:bCs/>
-        </w:rPr>
-        <w:t>revisión humana obligatoria</w:t>
-      </w:r>
-      <w:r>
-        <w:t xml:space="preserve"> antes de enviar.</w:t>
-      </w:r>
-    </w:p>
-    <w:p>
-      <w:pPr>
-        <w:numPr>
-          <w:ilvl w:val="0"/>
-          <w:numId w:val="47"/>
-        </w:numPr>
-      </w:pPr>
-      <w:r>
-        <w:t xml:space="preserve">Normativa objetivo </w:t>
-      </w:r>
-      <w:r>
-        <w:rPr>
-          <w:b/>
-          <w:bCs/>
-        </w:rPr>
-        <w:t>2026</w:t>
-      </w:r>
-      <w:r>
-        <w:t xml:space="preserve"> para </w:t>
-      </w:r>
-      <w:proofErr w:type="spellStart"/>
-      <w:r>
-        <w:t>toeslagen</w:t>
-      </w:r>
-      <w:proofErr w:type="spellEnd"/>
-      <w:r>
-        <w:t xml:space="preserve"> en reglas y </w:t>
-      </w:r>
-      <w:proofErr w:type="spellStart"/>
-      <w:r>
-        <w:t>copy</w:t>
-      </w:r>
-      <w:proofErr w:type="spellEnd"/>
-      <w:r>
-        <w:t>.</w:t>
-      </w:r>
-    </w:p>
-    <w:p>
-      <w:pPr>
-        <w:numPr>
-          <w:ilvl w:val="0"/>
-          <w:numId w:val="47"/>
-        </w:numPr>
-      </w:pPr>
-      <w:r>
-        <w:t>UI simple, clara, no saturada (“</w:t>
-      </w:r>
-      <w:proofErr w:type="spellStart"/>
-      <w:r>
-        <w:t>gov-tech</w:t>
-      </w:r>
-      <w:proofErr w:type="spellEnd"/>
-      <w:r>
-        <w:t xml:space="preserve"> moderno”).</w:t>
-      </w:r>
-    </w:p>
-    <w:p>
-      <w:pPr>
-        <w:numPr>
-          <w:ilvl w:val="0"/>
-          <w:numId w:val="47"/>
-        </w:numPr>
-      </w:pPr>
-      <w:r>
-        <w:rPr>
-          <w:b/>
-          <w:bCs/>
-        </w:rPr>
-        <w:t>Recomendaciones y ofertas no intrusivas (no spam):</w:t>
-      </w:r>
-      <w:r>
-        <w:t xml:space="preserve"> siempre con consentimiento, frecuencia controlada y valor real para el usuario (ver §6.7).</w:t>
-      </w:r>
-    </w:p>
-    <w:p>
-      <w:r>
-        <w:pict w14:anchorId="09BF94F6">
-          <v:rect id="_x0000_i1105" style="width:0;height:1.5pt" o:hralign="center" o:hrstd="t" o:hr="t" fillcolor="#a0a0a0" stroked="f"/>
-        </w:pict>
-      </w:r>
-    </w:p>
-    <w:p>
-      <w:pPr>
-        <w:rPr>
-          <w:b/>
-          <w:bCs/>
-        </w:rPr>
-      </w:pPr>
-      <w:r>
-        <w:rPr>
-          <w:b/>
-          <w:bCs/>
-        </w:rPr>
+      <w:r>
+        <w:t>1.</w:t>
+      </w:r>
+      <w:r>
+        <w:tab/>
+        <w:t>Web-first, mobile-perfect.</w:t>
+      </w:r>
+    </w:p>
+    <w:p>
+      <w:r>
+        <w:t>2.</w:t>
+      </w:r>
+      <w:r>
+        <w:tab/>
+        <w:t>Idioma nativo end-to-end (UI + contenido + emails + outputs).</w:t>
+      </w:r>
+    </w:p>
+    <w:p>
+      <w:r>
+        <w:t>3.</w:t>
+      </w:r>
+      <w:r>
+        <w:tab/>
+        <w:t>Gratis = pre-check; pago = ejecución por FinHub (no solo educación).</w:t>
+      </w:r>
+    </w:p>
+    <w:p>
+      <w:r>
+        <w:t>4.</w:t>
+      </w:r>
+      <w:r>
+        <w:tab/>
+        <w:t>Pago antes de trabajo operativo (conversión pre-check → pago como KPI).</w:t>
+      </w:r>
+    </w:p>
+    <w:p>
+      <w:r>
+        <w:t>5.</w:t>
+      </w:r>
+      <w:r>
+        <w:tab/>
+        <w:t>No almacenar credenciales DigiD; operar vía autorización/machtiging (Modo A).</w:t>
+      </w:r>
+    </w:p>
+    <w:p>
+      <w:r>
+        <w:t>6.</w:t>
+      </w:r>
+      <w:r>
+        <w:tab/>
+        <w:t>OCR/IA asistida + revisión humana obligatoria antes de enviar.</w:t>
+      </w:r>
+    </w:p>
+    <w:p>
+      <w:r>
+        <w:t>7.</w:t>
+      </w:r>
+      <w:r>
+        <w:tab/>
+        <w:t>Normativa objetivo 2026 para toeslagen en reglas y copy.</w:t>
+      </w:r>
+    </w:p>
+    <w:p>
+      <w:r>
         <w:lastRenderedPageBreak/>
+        <w:t>8.</w:t>
+      </w:r>
+      <w:r>
+        <w:tab/>
+        <w:t>UI simple, clara, no saturada (“gov-tech moderno”).</w:t>
+      </w:r>
+    </w:p>
+    <w:p>
+      <w:r>
+        <w:t>9.</w:t>
+      </w:r>
+      <w:r>
+        <w:tab/>
+        <w:t>Recomendaciones y ofertas no intrusivas (no spam): siempre con consentimiento, frecuencia controlada y valor real para el usuario (ver §6.7).</w:t>
+      </w:r>
+    </w:p>
+    <w:p>
+      <w:r>
+        <w:t>________________________________________</w:t>
+      </w:r>
+    </w:p>
+    <w:p>
+      <w:r>
         <w:t>2. Reglas y Decisiones Fijas (Fuente de verdad)</w:t>
       </w:r>
     </w:p>
     <w:p>
-      <w:pPr>
-        <w:numPr>
-          <w:ilvl w:val="0"/>
-          <w:numId w:val="48"/>
-        </w:numPr>
-      </w:pPr>
-      <w:r>
-        <w:t xml:space="preserve">Plataforma v2.0: </w:t>
-      </w:r>
-      <w:r>
-        <w:rPr>
-          <w:b/>
-          <w:bCs/>
-        </w:rPr>
-        <w:t>Web responsive</w:t>
-      </w:r>
-      <w:r>
-        <w:t xml:space="preserve"> (no app nativa).</w:t>
-      </w:r>
-    </w:p>
-    <w:p>
-      <w:pPr>
-        <w:numPr>
-          <w:ilvl w:val="0"/>
-          <w:numId w:val="48"/>
-        </w:numPr>
-      </w:pPr>
-      <w:r>
+      <w:r>
+        <w:t>1.</w:t>
+      </w:r>
+      <w:r>
+        <w:tab/>
+        <w:t>Plataforma v2.0: Web responsive (no app nativa).</w:t>
+      </w:r>
+    </w:p>
+    <w:p>
+      <w:r>
+        <w:t>2.</w:t>
+      </w:r>
+      <w:r>
+        <w:tab/>
         <w:t>ZZP y BTW fuera de alcance actual.</w:t>
       </w:r>
     </w:p>
     <w:p>
-      <w:pPr>
-        <w:numPr>
-          <w:ilvl w:val="0"/>
-          <w:numId w:val="48"/>
-        </w:numPr>
-      </w:pPr>
-      <w:r>
-        <w:t xml:space="preserve">Modelo comercial: </w:t>
-      </w:r>
-      <w:r>
-        <w:rPr>
-          <w:b/>
-          <w:bCs/>
-        </w:rPr>
-        <w:t>suscripción + pago por caso</w:t>
-      </w:r>
-      <w:r>
-        <w:t>.</w:t>
-      </w:r>
-    </w:p>
-    <w:p>
-      <w:pPr>
-        <w:numPr>
-          <w:ilvl w:val="0"/>
-          <w:numId w:val="48"/>
-        </w:numPr>
-      </w:pPr>
-      <w:r>
-        <w:t xml:space="preserve">Idiomas: ES/PL/RO/EN completos; idioma elegido en </w:t>
-      </w:r>
-      <w:proofErr w:type="spellStart"/>
-      <w:r>
-        <w:t>landing</w:t>
-      </w:r>
-      <w:proofErr w:type="spellEnd"/>
-      <w:r>
-        <w:t>/perfil.</w:t>
-      </w:r>
-    </w:p>
-    <w:p>
-      <w:pPr>
-        <w:numPr>
-          <w:ilvl w:val="0"/>
-          <w:numId w:val="48"/>
-        </w:numPr>
-      </w:pPr>
-      <w:r>
-        <w:t xml:space="preserve">Autorizar sin credenciales </w:t>
-      </w:r>
-      <w:proofErr w:type="spellStart"/>
-      <w:r>
-        <w:t>DigiD</w:t>
-      </w:r>
-      <w:proofErr w:type="spellEnd"/>
-      <w:r>
-        <w:t xml:space="preserve">: </w:t>
-      </w:r>
-      <w:r>
-        <w:rPr>
-          <w:b/>
-          <w:bCs/>
-        </w:rPr>
-        <w:t>Modo A</w:t>
-      </w:r>
-      <w:r>
-        <w:t xml:space="preserve"> como estándar (</w:t>
-      </w:r>
-      <w:proofErr w:type="spellStart"/>
-      <w:r>
-        <w:t>machtigingscode</w:t>
-      </w:r>
-      <w:proofErr w:type="spellEnd"/>
-      <w:r>
-        <w:t>/</w:t>
-      </w:r>
-      <w:proofErr w:type="spellStart"/>
-      <w:r>
-        <w:t>proof</w:t>
-      </w:r>
-      <w:proofErr w:type="spellEnd"/>
-      <w:r>
-        <w:t>).</w:t>
-      </w:r>
-    </w:p>
-    <w:p>
-      <w:pPr>
-        <w:numPr>
-          <w:ilvl w:val="0"/>
-          <w:numId w:val="48"/>
-        </w:numPr>
-      </w:pPr>
-      <w:r>
-        <w:t>IA/OCR siempre “human-in-</w:t>
-      </w:r>
-      <w:proofErr w:type="spellStart"/>
-      <w:r>
-        <w:t>the</w:t>
-      </w:r>
-      <w:proofErr w:type="spellEnd"/>
-      <w:r>
-        <w:t>-</w:t>
-      </w:r>
-      <w:proofErr w:type="spellStart"/>
-      <w:r>
-        <w:t>loop</w:t>
-      </w:r>
-      <w:proofErr w:type="spellEnd"/>
-      <w:r>
-        <w:t>” para documentos y decisiones sensibles.</w:t>
-      </w:r>
-    </w:p>
-    <w:p>
-      <w:pPr>
-        <w:numPr>
-          <w:ilvl w:val="0"/>
-          <w:numId w:val="48"/>
-        </w:numPr>
-      </w:pPr>
-      <w:r>
+      <w:r>
+        <w:t>3.</w:t>
+      </w:r>
+      <w:r>
+        <w:tab/>
+        <w:t>Modelo comercial: suscripción + pago por caso.</w:t>
+      </w:r>
+    </w:p>
+    <w:p>
+      <w:r>
+        <w:t>4.</w:t>
+      </w:r>
+      <w:r>
+        <w:tab/>
+        <w:t>Idiomas: ES/PL/RO/EN completos; idioma elegido en landing/perfil.</w:t>
+      </w:r>
+    </w:p>
+    <w:p>
+      <w:r>
+        <w:t>5.</w:t>
+      </w:r>
+      <w:r>
+        <w:tab/>
+        <w:t>Autorizar sin credenciales DigiD: Modo A como estándar (machtigingscode/proof).</w:t>
+      </w:r>
+    </w:p>
+    <w:p>
+      <w:r>
+        <w:t>6.</w:t>
+      </w:r>
+      <w:r>
+        <w:tab/>
+        <w:t>IA/OCR siempre “human-in-the-loop” para documentos y decisiones sensibles.</w:t>
+      </w:r>
+    </w:p>
+    <w:p>
+      <w:r>
+        <w:t>7.</w:t>
+      </w:r>
+      <w:r>
+        <w:tab/>
         <w:t>Estilo UI: azul oscuro + acento verde; componentes grandes y legibles.</w:t>
       </w:r>
     </w:p>
     <w:p>
       <w:r>
-        <w:pict w14:anchorId="15C24C01">
-          <v:rect id="_x0000_i1106" style="width:0;height:1.5pt" o:hralign="center" o:hrstd="t" o:hr="t" fillcolor="#a0a0a0" stroked="f"/>
-        </w:pict>
-      </w:r>
-    </w:p>
-    <w:p>
-      <w:pPr>
-        <w:rPr>
-          <w:b/>
-          <w:bCs/>
-        </w:rPr>
-      </w:pPr>
-      <w:r>
-        <w:rPr>
-          <w:b/>
-          <w:bCs/>
-        </w:rPr>
+        <w:t>________________________________________</w:t>
+      </w:r>
+    </w:p>
+    <w:p>
+      <w:r>
         <w:t>3. Arquitectura Técnica</w:t>
       </w:r>
     </w:p>
     <w:p>
       <w:r>
-        <w:rPr>
-          <w:b/>
-          <w:bCs/>
-        </w:rPr>
         <w:t>Estado de Fase 3 (Arquitectura): CERRADA (19/12/2025).</w:t>
       </w:r>
-      <w:r>
-        <w:br/>
-        <w:t xml:space="preserve">Decisión: Web-first; </w:t>
-      </w:r>
-      <w:proofErr w:type="spellStart"/>
-      <w:r>
-        <w:t>stack</w:t>
-      </w:r>
-      <w:proofErr w:type="spellEnd"/>
-      <w:r>
-        <w:t xml:space="preserve"> objetivo; autorización Modo A como estándar.</w:t>
-      </w:r>
-    </w:p>
-    <w:p>
-      <w:pPr>
-        <w:rPr>
-          <w:b/>
-          <w:bCs/>
-        </w:rPr>
-      </w:pPr>
-      <w:r>
-        <w:rPr>
-          <w:b/>
-          <w:bCs/>
-        </w:rPr>
+    </w:p>
+    <w:p>
+      <w:r>
+        <w:t>Decisión: Web-first; stack objetivo; autorización Modo A como estándar.</w:t>
+      </w:r>
+    </w:p>
+    <w:p>
+      <w:r>
         <w:t>3.1 Stack (objetivo v1 web)</w:t>
       </w:r>
     </w:p>
     <w:p>
-      <w:pPr>
-        <w:numPr>
-          <w:ilvl w:val="0"/>
-          <w:numId w:val="49"/>
-        </w:numPr>
-      </w:pPr>
-      <w:proofErr w:type="spellStart"/>
-      <w:r>
-        <w:t>Frontend</w:t>
-      </w:r>
-      <w:proofErr w:type="spellEnd"/>
-      <w:r>
-        <w:t xml:space="preserve">: </w:t>
-      </w:r>
-      <w:r>
-        <w:rPr>
-          <w:b/>
-          <w:bCs/>
-        </w:rPr>
-        <w:t xml:space="preserve">Next.js (App </w:t>
-      </w:r>
-      <w:proofErr w:type="spellStart"/>
-      <w:r>
-        <w:rPr>
-          <w:b/>
-          <w:bCs/>
-        </w:rPr>
-        <w:t>Router</w:t>
-      </w:r>
-      <w:proofErr w:type="spellEnd"/>
-      <w:r>
-        <w:rPr>
-          <w:b/>
-          <w:bCs/>
-        </w:rPr>
-        <w:t xml:space="preserve">) + </w:t>
-      </w:r>
-      <w:proofErr w:type="spellStart"/>
-      <w:r>
-        <w:rPr>
-          <w:b/>
-          <w:bCs/>
-        </w:rPr>
-        <w:t>TypeScript</w:t>
-      </w:r>
-      <w:proofErr w:type="spellEnd"/>
-      <w:r>
-        <w:rPr>
-          <w:b/>
-          <w:bCs/>
-        </w:rPr>
-        <w:t xml:space="preserve"> + </w:t>
-      </w:r>
-      <w:proofErr w:type="spellStart"/>
-      <w:r>
-        <w:rPr>
-          <w:b/>
-          <w:bCs/>
-        </w:rPr>
-        <w:t>Tailwind</w:t>
-      </w:r>
-      <w:proofErr w:type="spellEnd"/>
-      <w:r>
-        <w:rPr>
-          <w:b/>
-          <w:bCs/>
-        </w:rPr>
-        <w:t xml:space="preserve"> v4</w:t>
-      </w:r>
-      <w:r>
-        <w:t>.</w:t>
-      </w:r>
-    </w:p>
-    <w:p>
-      <w:pPr>
-        <w:numPr>
-          <w:ilvl w:val="0"/>
-          <w:numId w:val="49"/>
-        </w:numPr>
-      </w:pPr>
-      <w:proofErr w:type="spellStart"/>
-      <w:r>
+      <w:r>
+        <w:t>•</w:t>
+      </w:r>
+      <w:r>
+        <w:tab/>
+        <w:t>Frontend: Next.js (App Router) + TypeScript + Tailwind v4.</w:t>
+      </w:r>
+    </w:p>
+    <w:p>
+      <w:r>
+        <w:t>•</w:t>
+      </w:r>
+      <w:r>
+        <w:tab/>
+        <w:t>Backend/DB/Auth/Storage (objetivo): Supabase (PostgreSQL + Auth + Storage + RLS; Edge Functions opcional).</w:t>
+      </w:r>
+    </w:p>
+    <w:p>
+      <w:r>
+        <w:t>•</w:t>
+      </w:r>
+      <w:r>
+        <w:tab/>
+        <w:t>Pagos: Stripe (suscripción + pago por caso + webhooks).</w:t>
+      </w:r>
+    </w:p>
+    <w:p>
+      <w:r>
+        <w:t>•</w:t>
+      </w:r>
+      <w:r>
+        <w:tab/>
+        <w:t>OCR: Azure AI Document Intelligence + editor manual + auditoría.</w:t>
+      </w:r>
+    </w:p>
+    <w:p>
+      <w:r>
+        <w:t>•</w:t>
+      </w:r>
+      <w:r>
+        <w:tab/>
+        <w:t>Observabilidad: Sentry (frontend) + logging estructurado (server) + auditoría de eventos en DB.</w:t>
+      </w:r>
+    </w:p>
+    <w:p>
+      <w:r>
+        <w:t>Nota: el repo actual ya está en Next/TS/Tailwind v4. shadcn/ui queda como opcional; el UI kit mínimo existe en src/ui.</w:t>
+      </w:r>
+    </w:p>
+    <w:p>
+      <w:r>
+        <w:t>3.2 Estructura de proyecto (carpetas y convenciones) — ACTUALIZADA</w:t>
+      </w:r>
+    </w:p>
+    <w:p>
+      <w:r>
+        <w:t>Árbol actual confirmado (post-Fase 5):</w:t>
+      </w:r>
+    </w:p>
+    <w:p>
+      <w:r>
+        <w:t>•</w:t>
+      </w:r>
+      <w:r>
+        <w:tab/>
+        <w:t>src/</w:t>
+      </w:r>
+    </w:p>
+    <w:p>
+      <w:r>
+        <w:t>o</w:t>
+      </w:r>
+      <w:r>
+        <w:tab/>
+        <w:t xml:space="preserve">  app/</w:t>
+      </w:r>
+    </w:p>
+    <w:p>
+      <w:r>
+        <w:lastRenderedPageBreak/>
+        <w:t></w:t>
+      </w:r>
+      <w:r>
+        <w:tab/>
+        <w:t xml:space="preserve">    layout.tsx</w:t>
+      </w:r>
+    </w:p>
+    <w:p>
+      <w:r>
+        <w:t></w:t>
+      </w:r>
+      <w:r>
+        <w:tab/>
+        <w:t xml:space="preserve">    page.tsx (redirect / → /landing)</w:t>
+      </w:r>
+    </w:p>
+    <w:p>
+      <w:r>
+        <w:t></w:t>
+      </w:r>
+      <w:r>
+        <w:tab/>
+        <w:t xml:space="preserve">    (auth)/login/page.tsx</w:t>
+      </w:r>
+    </w:p>
+    <w:p>
+      <w:r>
+        <w:t></w:t>
+      </w:r>
+      <w:r>
+        <w:tab/>
+        <w:t xml:space="preserve">    (marketing)/landing/page.tsx (placeholder; se convertirá en landing profesional)</w:t>
+      </w:r>
+    </w:p>
+    <w:p>
+      <w:r>
+        <w:t></w:t>
+      </w:r>
+      <w:r>
+        <w:tab/>
+        <w:t xml:space="preserve">    (dashboard)/app/</w:t>
+      </w:r>
+    </w:p>
+    <w:p>
+      <w:r>
+        <w:t></w:t>
+      </w:r>
+      <w:r>
+        <w:tab/>
+        <w:t xml:space="preserve">      layout.tsx (shell privado + route guard stub)</w:t>
+      </w:r>
+    </w:p>
+    <w:p>
+      <w:r>
+        <w:t></w:t>
+      </w:r>
+      <w:r>
+        <w:tab/>
+        <w:t xml:space="preserve">      providers.tsx (AppProviders)</w:t>
+      </w:r>
+    </w:p>
+    <w:p>
+      <w:r>
+        <w:t></w:t>
+      </w:r>
+      <w:r>
+        <w:tab/>
+        <w:t xml:space="preserve">      page.tsx (home privado placeholder usando UI kit)</w:t>
+      </w:r>
+    </w:p>
+    <w:p>
+      <w:r>
+        <w:t></w:t>
+      </w:r>
+      <w:r>
+        <w:tab/>
+        <w:t xml:space="preserve">      cases/</w:t>
+      </w:r>
+    </w:p>
+    <w:p>
+      <w:r>
+        <w:t></w:t>
+      </w:r>
+      <w:r>
+        <w:tab/>
+        <w:t xml:space="preserve">        page.tsx</w:t>
+      </w:r>
+    </w:p>
+    <w:p>
+      <w:r>
+        <w:t>o</w:t>
+      </w:r>
+      <w:r>
+        <w:tab/>
+        <w:t xml:space="preserve">        ui/CasesListClient.tsx</w:t>
+      </w:r>
+    </w:p>
+    <w:p>
+      <w:r>
+        <w:t xml:space="preserve">        new/</w:t>
+      </w:r>
+    </w:p>
+    <w:p>
+      <w:r>
+        <w:t xml:space="preserve">          page.tsx</w:t>
+      </w:r>
+    </w:p>
+    <w:p>
+      <w:r>
+        <w:t xml:space="preserve">          ui/NewCaseClient.tsx</w:t>
+      </w:r>
+    </w:p>
+    <w:p>
+      <w:r>
+        <w:t xml:space="preserve">        [id]/</w:t>
+      </w:r>
+    </w:p>
+    <w:p>
+      <w:r>
+        <w:t xml:space="preserve">          page.tsx</w:t>
+      </w:r>
+    </w:p>
+    <w:p>
+      <w:r>
+        <w:t xml:space="preserve">          ui/CaseOverviewClient.tsx</w:t>
+      </w:r>
+    </w:p>
+    <w:p>
+      <w:r>
+        <w:t xml:space="preserve">          [stepKey]/</w:t>
+      </w:r>
+    </w:p>
+    <w:p>
+      <w:r>
+        <w:t xml:space="preserve">            page.tsx</w:t>
+      </w:r>
+    </w:p>
+    <w:p>
+      <w:r>
+        <w:t xml:space="preserve">            ui/StepClient.tsx</w:t>
+      </w:r>
+    </w:p>
+    <w:p>
+      <w:r>
+        <w:t xml:space="preserve">      documents/</w:t>
+      </w:r>
+    </w:p>
+    <w:p>
+      <w:r>
+        <w:t xml:space="preserve">        page.tsx</w:t>
+      </w:r>
+    </w:p>
+    <w:p>
+      <w:r>
+        <w:t xml:space="preserve">        ui/DocumentsClient.tsx</w:t>
+      </w:r>
+    </w:p>
+    <w:p>
+      <w:r>
+        <w:t xml:space="preserve">      profile/page.tsx</w:t>
+      </w:r>
+    </w:p>
+    <w:p>
+      <w:r>
+        <w:t xml:space="preserve">      ui-kit/page.tsx</w:t>
+      </w:r>
+    </w:p>
+    <w:p>
+      <w:r>
+        <w:t xml:space="preserve">  features/</w:t>
+      </w:r>
+    </w:p>
+    <w:p>
+      <w:r>
+        <w:t xml:space="preserve">    cases/ (Case Engine v1: tipos + config + storage + store)</w:t>
+      </w:r>
+    </w:p>
+    <w:p>
+      <w:r>
+        <w:t xml:space="preserve">    documents/ (Document Vault v1: tipos + storage + store)</w:t>
+      </w:r>
+    </w:p>
+    <w:p>
+      <w:r>
+        <w:t>o</w:t>
+      </w:r>
+      <w:r>
+        <w:tab/>
+        <w:t>ui/</w:t>
+      </w:r>
+    </w:p>
+    <w:p>
+      <w:r>
+        <w:lastRenderedPageBreak/>
+        <w:t></w:t>
+      </w:r>
+      <w:r>
+        <w:tab/>
+        <w:t>cn.ts</w:t>
+      </w:r>
+    </w:p>
+    <w:p>
+      <w:r>
+        <w:t></w:t>
+      </w:r>
+      <w:r>
+        <w:tab/>
+        <w:t>components/</w:t>
+      </w:r>
+    </w:p>
+    <w:p>
+      <w:r>
+        <w:t></w:t>
+      </w:r>
+      <w:r>
+        <w:tab/>
+        <w:t>Screen.tsx</w:t>
+      </w:r>
+    </w:p>
+    <w:p>
+      <w:r>
+        <w:t></w:t>
+      </w:r>
+      <w:r>
+        <w:tab/>
+        <w:t>Header.tsx</w:t>
+      </w:r>
+    </w:p>
+    <w:p>
+      <w:r>
+        <w:t></w:t>
+      </w:r>
+      <w:r>
+        <w:tab/>
+        <w:t>Card.tsx</w:t>
+      </w:r>
+    </w:p>
+    <w:p>
+      <w:r>
+        <w:t></w:t>
+      </w:r>
+      <w:r>
+        <w:tab/>
+        <w:t>Badge.tsx</w:t>
+      </w:r>
+    </w:p>
+    <w:p>
+      <w:r>
+        <w:t></w:t>
+      </w:r>
+      <w:r>
+        <w:tab/>
+        <w:t>InfoBox.tsx</w:t>
+      </w:r>
+    </w:p>
+    <w:p>
+      <w:r>
+        <w:t>o</w:t>
+      </w:r>
+      <w:r>
+        <w:tab/>
+        <w:t>features/README.md</w:t>
+      </w:r>
+    </w:p>
+    <w:p>
+      <w:r>
+        <w:t>o</w:t>
+      </w:r>
+      <w:r>
+        <w:tab/>
+        <w:t>__tests__/smoke.test.ts</w:t>
+      </w:r>
+    </w:p>
+    <w:p>
+      <w:r>
+        <w:t>Raíces/config:</w:t>
+      </w:r>
+    </w:p>
+    <w:p>
+      <w:r>
+        <w:t>•</w:t>
+      </w:r>
+      <w:r>
+        <w:tab/>
+        <w:t>tailwind.config.ts (mapeo a tokens fh.*)</w:t>
+      </w:r>
+    </w:p>
+    <w:p>
+      <w:r>
+        <w:t>•</w:t>
+      </w:r>
+      <w:r>
+        <w:tab/>
+        <w:t>postcss.config.mjs (Tailwind v4 PostCSS plugin)</w:t>
+      </w:r>
+    </w:p>
+    <w:p>
+      <w:r>
+        <w:t>•</w:t>
+      </w:r>
+      <w:r>
+        <w:tab/>
+        <w:t>package.json (Next 16.1.0, React 19.x)</w:t>
+      </w:r>
+    </w:p>
+    <w:p>
+      <w:r>
+        <w:t>3.3 Rutas v1 (mínimas)</w:t>
+      </w:r>
+    </w:p>
+    <w:p>
+      <w:r>
+        <w:t>•</w:t>
+      </w:r>
+      <w:r>
+        <w:tab/>
+        <w:t>Público:</w:t>
+      </w:r>
+    </w:p>
+    <w:p>
+      <w:r>
+        <w:t>o</w:t>
+      </w:r>
+      <w:r>
+        <w:tab/>
+        <w:t>/landing</w:t>
+      </w:r>
+    </w:p>
+    <w:p>
+      <w:r>
+        <w:t>o</w:t>
+      </w:r>
+      <w:r>
+        <w:tab/>
+        <w:t>/login</w:t>
+      </w:r>
+    </w:p>
+    <w:p>
+      <w:r>
+        <w:t>•</w:t>
+      </w:r>
+      <w:r>
+        <w:tab/>
+        <w:t>Privado:</w:t>
+      </w:r>
+    </w:p>
+    <w:p>
+      <w:r>
+        <w:t>o</w:t>
+      </w:r>
+      <w:r>
+        <w:tab/>
+        <w:t>/app</w:t>
+      </w:r>
+    </w:p>
+    <w:p>
+      <w:r>
+        <w:t>o</w:t>
+      </w:r>
+      <w:r>
+        <w:tab/>
+        <w:t>/app/cases</w:t>
+      </w:r>
+    </w:p>
+    <w:p>
+      <w:r>
+        <w:t>o</w:t>
+      </w:r>
+      <w:r>
+        <w:tab/>
+        <w:t>/app/cases/new</w:t>
+      </w:r>
+    </w:p>
+    <w:p>
+      <w:r>
+        <w:t>o</w:t>
+      </w:r>
+      <w:r>
+        <w:tab/>
+        <w:t>/app/cases/:id</w:t>
+      </w:r>
+    </w:p>
+    <w:p>
+      <w:r>
+        <w:t>/app/cases/:id/:stepKey</w:t>
+      </w:r>
+    </w:p>
+    <w:p>
+      <w:r>
+        <w:t>/app/documents</w:t>
+      </w:r>
+    </w:p>
+    <w:p>
+      <w:r>
+        <w:t>/app/profile</w:t>
+      </w:r>
+    </w:p>
+    <w:p>
+      <w:r>
+        <w:t>/app/ui-kit</w:t>
+      </w:r>
+    </w:p>
+    <w:p>
+      <w:r>
+        <w:t>________________________________________</w:t>
+      </w:r>
+    </w:p>
+    <w:p>
+      <w:r>
+        <w:t>4. Contratos y API (visión, aún no implementado)</w:t>
+      </w:r>
+    </w:p>
+    <w:p>
+      <w:r>
+        <w:t>Endpoints objetivo (alto nivel):</w:t>
+      </w:r>
+    </w:p>
+    <w:p>
+      <w:r>
+        <w:lastRenderedPageBreak/>
+        <w:t>•</w:t>
+      </w:r>
+      <w:r>
+        <w:tab/>
+        <w:t>/api/cases (POST create)</w:t>
+      </w:r>
+    </w:p>
+    <w:p>
+      <w:r>
+        <w:t>•</w:t>
+      </w:r>
+      <w:r>
+        <w:tab/>
+        <w:t>/api/cases/:id (GET)</w:t>
+      </w:r>
+    </w:p>
+    <w:p>
+      <w:r>
+        <w:t>•</w:t>
+      </w:r>
+      <w:r>
+        <w:tab/>
+        <w:t>/api/cases/:id/steps/:stepKey (PUT save step)</w:t>
+      </w:r>
+    </w:p>
+    <w:p>
+      <w:r>
+        <w:t>•</w:t>
+      </w:r>
+      <w:r>
+        <w:tab/>
+        <w:t>/api/cases/:id/documents (POST upload metadata)</w:t>
+      </w:r>
+    </w:p>
+    <w:p>
+      <w:r>
+        <w:t>•</w:t>
+      </w:r>
+      <w:r>
+        <w:tab/>
+        <w:t>/api/documents/:id/ocr (POST start OCR; GET result)</w:t>
+      </w:r>
+    </w:p>
+    <w:p>
+      <w:r>
+        <w:t>•</w:t>
+      </w:r>
+      <w:r>
+        <w:tab/>
+        <w:t>/api/payments/webhook (Stripe)</w:t>
+      </w:r>
+    </w:p>
+    <w:p>
+      <w:r>
+        <w:t>•</w:t>
+      </w:r>
+      <w:r>
+        <w:tab/>
+        <w:t>/api/authorizations/:caseId (POST set method/proof)</w:t>
+      </w:r>
+    </w:p>
+    <w:p>
+      <w:r>
+        <w:t>•</w:t>
+      </w:r>
+      <w:r>
+        <w:tab/>
+        <w:t>/api/admin/cases (operador: cola de revisión)</w:t>
+      </w:r>
+    </w:p>
+    <w:p>
+      <w:r>
+        <w:t>Errores estándar: VALIDATION_ERROR, AUTH_REQUIRED, PAYMENT_REQUIRED, AUTHORIZATION_REQUIRED, NOT_FOUND, RATE_LIMITED.</w:t>
+      </w:r>
+    </w:p>
+    <w:p>
+      <w:r>
+        <w:t>________________________________________</w:t>
+      </w:r>
+    </w:p>
+    <w:p>
+      <w:r>
+        <w:t>5. UX/UI System (Design tokens + componentes reutilizables)</w:t>
+      </w:r>
+    </w:p>
+    <w:p>
+      <w:r>
+        <w:t>Estado de Fase 2 (UI System básico): CERRADA (20/12/2025).</w:t>
+      </w:r>
+    </w:p>
+    <w:p>
+      <w:r>
+        <w:t>5.1 Tokens (colores, tipografía, spacing, radii) — IMPLEMENTADO</w:t>
+      </w:r>
+    </w:p>
+    <w:p>
+      <w:r>
+        <w:t>•</w:t>
+      </w:r>
+      <w:r>
+        <w:tab/>
+        <w:t>Paleta FinHub: base azul oscuro + acento verde.</w:t>
+      </w:r>
+    </w:p>
+    <w:p>
+      <w:r>
+        <w:t>•</w:t>
+      </w:r>
+      <w:r>
+        <w:tab/>
+        <w:t>Tokens implementados como CSS variables en src/styles/globals.css:</w:t>
+      </w:r>
+    </w:p>
+    <w:p>
+      <w:r>
+        <w:t>o</w:t>
+      </w:r>
+      <w:r>
+        <w:tab/>
+        <w:t>--fh-bg, --fh-surface, --fh-surface-2, --fh-text, --fh-muted, --fh-border, --fh-primary, --fh-primary-fg, --fh-danger, --fh-danger-fg, --fh-focus</w:t>
+      </w:r>
+    </w:p>
+    <w:p>
+      <w:r>
+        <w:t>•</w:t>
+      </w:r>
+      <w:r>
+        <w:tab/>
+        <w:t>Mapeo Tailwind:</w:t>
+      </w:r>
+    </w:p>
+    <w:p>
+      <w:r>
+        <w:t>o</w:t>
+      </w:r>
+      <w:r>
+        <w:tab/>
+        <w:t>colors.fh.* en tailwind.config.ts</w:t>
+      </w:r>
+    </w:p>
+    <w:p>
+      <w:r>
+        <w:t>5.2 Componentes base — IMPLEMENTADO (mínimo)</w:t>
+      </w:r>
+    </w:p>
+    <w:p>
+      <w:r>
+        <w:t>Carpeta: src/ui/components/</w:t>
+      </w:r>
+    </w:p>
+    <w:p>
+      <w:r>
+        <w:t>•</w:t>
+      </w:r>
+      <w:r>
+        <w:tab/>
+        <w:t>Screen (layout + container)</w:t>
+      </w:r>
+    </w:p>
+    <w:p>
+      <w:r>
+        <w:t>•</w:t>
+      </w:r>
+      <w:r>
+        <w:tab/>
+        <w:t>Header (título/subtítulo/actions)</w:t>
+      </w:r>
+    </w:p>
+    <w:p>
+      <w:r>
+        <w:t>•</w:t>
+      </w:r>
+      <w:r>
+        <w:tab/>
+        <w:t>Card (surface + border + shadow)</w:t>
+      </w:r>
+    </w:p>
+    <w:p>
+      <w:r>
+        <w:t>•</w:t>
+      </w:r>
+      <w:r>
+        <w:tab/>
+        <w:t>Badge (status)</w:t>
+      </w:r>
+    </w:p>
+    <w:p>
+      <w:r>
+        <w:t>•</w:t>
+      </w:r>
+      <w:r>
+        <w:tab/>
+        <w:t>InfoBox (bloques informativos)</w:t>
+      </w:r>
+    </w:p>
+    <w:p>
+      <w:r>
+        <w:t>Backlog inmediato (se implementará al inicio de Fase 5 para no bloquear):</w:t>
+      </w:r>
+    </w:p>
+    <w:p>
+      <w:r>
+        <w:t>•</w:t>
+      </w:r>
+      <w:r>
+        <w:tab/>
+        <w:t>Button, Input, Select, ToggleGroup, Stepper</w:t>
+      </w:r>
+    </w:p>
+    <w:p>
+      <w:r>
+        <w:t>•</w:t>
+      </w:r>
+      <w:r>
+        <w:tab/>
+        <w:t>DocumentChecklistItem, ReviewSummary</w:t>
+      </w:r>
+    </w:p>
+    <w:p>
+      <w:r>
+        <w:lastRenderedPageBreak/>
+        <w:t>5.3 Accesibilidad, i18n y contenido (guidelines)</w:t>
+      </w:r>
+    </w:p>
+    <w:p>
+      <w:r>
+        <w:t>•</w:t>
+      </w:r>
+      <w:r>
+        <w:tab/>
+        <w:t>Tipografía legible, contraste alto, targets táctiles amplios.</w:t>
+      </w:r>
+    </w:p>
+    <w:p>
+      <w:r>
+        <w:t>•</w:t>
+      </w:r>
+      <w:r>
+        <w:tab/>
+        <w:t>i18n: diccionarios por idioma + “content registry” para textos largos (emails/FAQ/landing).</w:t>
+      </w:r>
+    </w:p>
+    <w:p>
+      <w:r>
+        <w:t>•</w:t>
+      </w:r>
+      <w:r>
+        <w:tab/>
+        <w:t>Copy: frases cortas, explicar “qué necesitas y por qué”; holandés solo cuando aporte y con contexto.</w:t>
+      </w:r>
+    </w:p>
+    <w:p>
+      <w:r>
+        <w:t>________________________________________</w:t>
+      </w:r>
+    </w:p>
+    <w:p>
+      <w:r>
+        <w:t>6. Módulos y Flujos Funcionales (detalle por módulo)</w:t>
+      </w:r>
+    </w:p>
+    <w:p>
+      <w:r>
+        <w:t>6.1 Plataforma Core (Auth, Perfil, Shell)</w:t>
+      </w:r>
+    </w:p>
+    <w:p>
+      <w:r>
+        <w:t>•</w:t>
+      </w:r>
+      <w:r>
+        <w:tab/>
+        <w:t>Propósito: acceso, idioma, navegación clara, base de casos.</w:t>
+      </w:r>
+    </w:p>
+    <w:p>
+      <w:r>
+        <w:t>•</w:t>
+      </w:r>
+      <w:r>
+        <w:tab/>
+        <w:t>Pantallas mínimas: Landing → Login → Dashboard Home → Profile.</w:t>
+      </w:r>
+    </w:p>
+    <w:p>
+      <w:r>
+        <w:t>•</w:t>
+      </w:r>
+      <w:r>
+        <w:tab/>
+        <w:t>DoD: protección de rutas (auth), perfil básico (idioma + datos mínimos), shell consistente.</w:t>
+      </w:r>
+    </w:p>
+    <w:p>
+      <w:r>
+        <w:t>6.2 Subsidios (Toeslagen) — Normativa 2026</w:t>
+      </w:r>
+    </w:p>
+    <w:p>
+      <w:r>
+        <w:t>Patrón por subsidio:</w:t>
+      </w:r>
+    </w:p>
+    <w:p>
+      <w:r>
+        <w:t>1.</w:t>
+      </w:r>
+      <w:r>
+        <w:tab/>
+        <w:t>EligibilityWizard (preguntas mínimas)</w:t>
+      </w:r>
+    </w:p>
+    <w:p>
+      <w:r>
+        <w:t>2.</w:t>
+      </w:r>
+      <w:r>
+        <w:tab/>
+        <w:t>EligibilityResult</w:t>
+      </w:r>
+    </w:p>
+    <w:p>
+      <w:r>
+        <w:t>3.</w:t>
+      </w:r>
+      <w:r>
+        <w:tab/>
+        <w:t>Checkout (pago por caso o incluido en suscripción)</w:t>
+      </w:r>
+    </w:p>
+    <w:p>
+      <w:r>
+        <w:t>4.</w:t>
+      </w:r>
+      <w:r>
+        <w:tab/>
+        <w:t>Authorization (machtiging/proof)</w:t>
+      </w:r>
+    </w:p>
+    <w:p>
+      <w:r>
+        <w:t>5.</w:t>
+      </w:r>
+      <w:r>
+        <w:tab/>
+        <w:t>DocsChecklist (qué documento es + dónde conseguirlo)</w:t>
+      </w:r>
+    </w:p>
+    <w:p>
+      <w:r>
+        <w:t>6.</w:t>
+      </w:r>
+      <w:r>
+        <w:tab/>
+        <w:t>Final (resumen + “en revisión humana”)</w:t>
+      </w:r>
+    </w:p>
+    <w:p>
+      <w:r>
+        <w:t>Nota crítica: confirmar viabilidad de autorización sin credenciales por subsidio (Modo A) y definir “proof”.</w:t>
+      </w:r>
+    </w:p>
+    <w:p>
+      <w:r>
+        <w:t>6.3 Impuestos (IB + Voorlopige aanslag) — Solo particulares</w:t>
+      </w:r>
+    </w:p>
+    <w:p>
+      <w:r>
+        <w:t>•</w:t>
+      </w:r>
+      <w:r>
+        <w:tab/>
+        <w:t>Propósito: wizard de cambios de vida + documentos + revisión humana.</w:t>
+      </w:r>
+    </w:p>
+    <w:p>
+      <w:r>
+        <w:t>•</w:t>
+      </w:r>
+      <w:r>
+        <w:tab/>
+        <w:t>DoD: crear caso, reunir info mínima, generar paquete para revisión humana.</w:t>
+      </w:r>
+    </w:p>
+    <w:p>
+      <w:r>
+        <w:t>6.4 Finanzas personales (Manual + OCR)</w:t>
+      </w:r>
+    </w:p>
+    <w:p>
+      <w:r>
+        <w:t>•</w:t>
+      </w:r>
+      <w:r>
+        <w:tab/>
+        <w:t>Propósito: presupuesto y control de gastos sencillo.</w:t>
+      </w:r>
+    </w:p>
+    <w:p>
+      <w:r>
+        <w:t>•</w:t>
+      </w:r>
+      <w:r>
+        <w:tab/>
+        <w:t>Pantallas: overview → lista de movimientos → añadir gasto (manual/upload) → editor OCR → categorías.</w:t>
+      </w:r>
+    </w:p>
+    <w:p>
+      <w:r>
+        <w:t>•</w:t>
+      </w:r>
+      <w:r>
+        <w:tab/>
+        <w:t>DoD: registrar/categorizar/editar y ver resumen mensual.</w:t>
+      </w:r>
+    </w:p>
+    <w:p>
+      <w:r>
+        <w:t>6.5 Document Vault + OCR + Editor</w:t>
+      </w:r>
+    </w:p>
+    <w:p>
+      <w:r>
+        <w:lastRenderedPageBreak/>
+        <w:t>•</w:t>
+      </w:r>
+      <w:r>
+        <w:tab/>
+        <w:t>Propósito: centralizar documentos y convertirlos en datos editables.</w:t>
+      </w:r>
+    </w:p>
+    <w:p>
+      <w:r>
+        <w:t>•</w:t>
+      </w:r>
+      <w:r>
+        <w:tab/>
+        <w:t>Pantallas: vault → subir → OCR result + editor → guardar versión → asociar a caso.</w:t>
+      </w:r>
+    </w:p>
+    <w:p>
+      <w:r>
+        <w:t>•</w:t>
+      </w:r>
+      <w:r>
+        <w:tab/>
+        <w:t>DoD: upload → OCR → campos + “confidence” → edición → persistencia → auditoría.</w:t>
+      </w:r>
+    </w:p>
+    <w:p>
+      <w:r>
+        <w:t>6.6 Seguros (v1 informativo, v2 operativo)</w:t>
+      </w:r>
+    </w:p>
+    <w:p>
+      <w:r>
+        <w:t>v1 (alcance actual):</w:t>
+      </w:r>
+    </w:p>
+    <w:p>
+      <w:r>
+        <w:t>•</w:t>
+      </w:r>
+      <w:r>
+        <w:tab/>
+        <w:t>Contenido claro por seguro (hogar, auto, salud complemento, responsabilidad, etc.).</w:t>
+      </w:r>
+    </w:p>
+    <w:p>
+      <w:r>
+        <w:t>•</w:t>
+      </w:r>
+      <w:r>
+        <w:tab/>
+        <w:t>“Cómo te ayudamos” + CTA a suscripción / consulta.</w:t>
+      </w:r>
+    </w:p>
+    <w:p>
+      <w:r>
+        <w:t>•</w:t>
+      </w:r>
+      <w:r>
+        <w:tab/>
+        <w:t>Preparado para activación futura.</w:t>
+      </w:r>
+    </w:p>
+    <w:p>
+      <w:r>
+        <w:t>v2 (futuro):</w:t>
+      </w:r>
+    </w:p>
+    <w:p>
+      <w:r>
+        <w:t>•</w:t>
+      </w:r>
+      <w:r>
+        <w:tab/>
+        <w:t>Funnel operativo tipo “Polisa-style” con cumplimiento adicional (Wft/intermediación).</w:t>
+      </w:r>
+    </w:p>
+    <w:p>
+      <w:r>
+        <w:t>6.7 Recomendaciones de seguros/productos y emails no intrusivos (NUEVO — DIRECTIVA)</w:t>
+      </w:r>
+    </w:p>
+    <w:p>
+      <w:r>
+        <w:t>Objetivo: que la IA sugiera de forma ocasional y útil seguros/productos relacionados con la vida del usuario, sin ser agresivo ni “spam”.</w:t>
+      </w:r>
+    </w:p>
+    <w:p>
+      <w:r>
+        <w:t>Reglas no negociables:</w:t>
+      </w:r>
+    </w:p>
+    <w:p>
+      <w:r>
+        <w:t>•</w:t>
+      </w:r>
+      <w:r>
+        <w:tab/>
+        <w:t>Consentimiento explícito para emails de ofertas (opt-in) y opt-out simple.</w:t>
+      </w:r>
+    </w:p>
+    <w:p>
+      <w:r>
+        <w:t>•</w:t>
+      </w:r>
+      <w:r>
+        <w:tab/>
+        <w:t>Frecuencia limitada (cap): por defecto 1 email/mes y 1 sugerencia in-app cada X sesiones (definir en Fase 5). Nunca “bombardeo”.</w:t>
+      </w:r>
+    </w:p>
+    <w:p>
+      <w:r>
+        <w:t>•</w:t>
+      </w:r>
+      <w:r>
+        <w:tab/>
+        <w:t>Relevancia real: basado en señales del usuario (perfil y eventos), no campañas masivas.</w:t>
+      </w:r>
+    </w:p>
+    <w:p>
+      <w:r>
+        <w:t>•</w:t>
+      </w:r>
+      <w:r>
+        <w:tab/>
+        <w:t>Separación de categorías:</w:t>
+      </w:r>
+    </w:p>
+    <w:p>
+      <w:r>
+        <w:t>o</w:t>
+      </w:r>
+      <w:r>
+        <w:tab/>
+        <w:t>Emails transaccionales (estado de caso, pagos, documentos) ≠ marketing/ofertas.</w:t>
+      </w:r>
+    </w:p>
+    <w:p>
+      <w:r>
+        <w:t>•</w:t>
+      </w:r>
+      <w:r>
+        <w:tab/>
+        <w:t>Transparencia: “por qué te lo sugerimos” (ej. “indicaste que tienes coche”).</w:t>
+      </w:r>
+    </w:p>
+    <w:p>
+      <w:r>
+        <w:t>•</w:t>
+      </w:r>
+      <w:r>
+        <w:tab/>
+        <w:t>Cumplimiento/GDPR: registro de consentimiento, timestamp, fuente, y auditoría.</w:t>
+      </w:r>
+    </w:p>
+    <w:p>
+      <w:r>
+        <w:t>Señales (inputs) para personalización (v1):</w:t>
+      </w:r>
+    </w:p>
+    <w:p>
+      <w:r>
+        <w:t>•</w:t>
+      </w:r>
+      <w:r>
+        <w:tab/>
+        <w:t>Perfil: casa/alquiler/propiedad, coche, hijos, mascota, tipo de empleo, ingresos aproximados (si se declara), zona NL.</w:t>
+      </w:r>
+    </w:p>
+    <w:p>
+      <w:r>
+        <w:t>•</w:t>
+      </w:r>
+      <w:r>
+        <w:tab/>
+        <w:t>Eventos: compra de coche/casa, nacimiento hijo (si el usuario lo indica), cambios en gastos recurrentes, inicio de “case” relevante.</w:t>
+      </w:r>
+    </w:p>
+    <w:p>
+      <w:r>
+        <w:t>Canales:</w:t>
+      </w:r>
+    </w:p>
+    <w:p>
+      <w:r>
+        <w:t>•</w:t>
+      </w:r>
+      <w:r>
+        <w:tab/>
+        <w:t>In-app: cards discretas dentro de “Inicio” o “Perfil” (no interrumpir wizards).</w:t>
+      </w:r>
+    </w:p>
+    <w:p>
+      <w:r>
+        <w:t>•</w:t>
+      </w:r>
+      <w:r>
+        <w:tab/>
+        <w:t>Email: campañas ligeras, con valor (ej. checklist + recomendación + CTA suave).</w:t>
+      </w:r>
+    </w:p>
+    <w:p>
+      <w:r>
+        <w:lastRenderedPageBreak/>
+        <w:t>Límites legales/éticos:</w:t>
+      </w:r>
+    </w:p>
+    <w:p>
+      <w:r>
+        <w:t>•</w:t>
+      </w:r>
+      <w:r>
+        <w:tab/>
+        <w:t>IA no debe presentarse como asesoramiento regulado definitivo. Si se opera como intermediación, debe activarse solo bajo marco de cumplimiento (v2).</w:t>
+      </w:r>
+    </w:p>
+    <w:p>
+      <w:r>
+        <w:t>________________________________________</w:t>
+      </w:r>
+    </w:p>
+    <w:p>
+      <w:r>
+        <w:t>7. Roadmap Maestro v1 (fases y subfases) — ACTUALIZADO</w:t>
+      </w:r>
+    </w:p>
+    <w:p>
+      <w:r>
+        <w:t>Fase</w:t>
+      </w:r>
+      <w:r>
+        <w:tab/>
+        <w:t>Objetivo</w:t>
+      </w:r>
+      <w:r>
+        <w:tab/>
+        <w:t>DoD</w:t>
+      </w:r>
+      <w:r>
+        <w:tab/>
+        <w:t>Estado</w:t>
+      </w:r>
+    </w:p>
+    <w:p>
+      <w:r>
+        <w:t>0</w:t>
+      </w:r>
+      <w:r>
+        <w:tab/>
+        <w:t>Repo + estándares + CI</w:t>
+      </w:r>
+      <w:r>
+        <w:tab/>
+        <w:t>Repo listo, CI verde, lint/typecheck/test/build OK</w:t>
+      </w:r>
+      <w:r>
+        <w:tab/>
+        <w:t>CERRADA 19/12/2025</w:t>
+      </w:r>
+    </w:p>
+    <w:p>
+      <w:r>
+        <w:t>1</w:t>
+      </w:r>
+      <w:r>
+        <w:tab/>
+        <w:t>Descubrimiento/Canon</w:t>
+      </w:r>
+      <w:r>
+        <w:tab/>
+        <w:t>Documento canónico v2.x listo para chats nuevos</w:t>
+      </w:r>
+      <w:r>
+        <w:tab/>
+        <w:t>CERRADA (este doc v2.1)</w:t>
+      </w:r>
+    </w:p>
+    <w:p>
+      <w:r>
+        <w:t>2</w:t>
+      </w:r>
+      <w:r>
+        <w:tab/>
+        <w:t>UI System</w:t>
+      </w:r>
+      <w:r>
+        <w:tab/>
+        <w:t>Tokens + shell + UI Kit + base componentes</w:t>
+      </w:r>
+      <w:r>
+        <w:tab/>
+        <w:t>CERRADA 20/12/2025 (mínimo)</w:t>
+      </w:r>
+    </w:p>
+    <w:p>
+      <w:r>
+        <w:t>3</w:t>
+      </w:r>
+      <w:r>
+        <w:tab/>
+        <w:t>Arquitectura técnica</w:t>
+      </w:r>
+      <w:r>
+        <w:tab/>
+        <w:t>Stack objetivo + decisiones de autorización + OCR + pagos</w:t>
+      </w:r>
+      <w:r>
+        <w:tab/>
+        <w:t>CERRADA 19/12/2025</w:t>
+      </w:r>
+    </w:p>
+    <w:p>
+      <w:r>
+        <w:t>4</w:t>
+      </w:r>
+      <w:r>
+        <w:tab/>
+        <w:t>Modelo de datos + contratos</w:t>
+      </w:r>
+      <w:r>
+        <w:tab/>
+        <w:t>OpenAPI/DB entities (User, Case, Document, Payment, Consent)</w:t>
+      </w:r>
+      <w:r>
+        <w:tab/>
+        <w:t>Siguiente</w:t>
+      </w:r>
+    </w:p>
+    <w:p>
+      <w:r>
+        <w:t>5</w:t>
+      </w:r>
+      <w:r>
+        <w:tab/>
+        <w:t>Frontend arquitectura</w:t>
+      </w:r>
+      <w:r>
+        <w:tab/>
+        <w:t>Case Engine, stores/persistencia, subida docs v1, routing protegido</w:t>
+      </w:r>
+      <w:r>
+        <w:tab/>
+        <w:t>CERRADA 21/12/2025</w:t>
+      </w:r>
+    </w:p>
+    <w:p>
+      <w:r>
+        <w:t>6</w:t>
+      </w:r>
+      <w:r>
+        <w:tab/>
         <w:t>Backend</w:t>
       </w:r>
-      <w:proofErr w:type="spellEnd"/>
-      <w:r>
-        <w:t xml:space="preserve">/DB/Auth/Storage (objetivo): </w:t>
-      </w:r>
-      <w:proofErr w:type="spellStart"/>
-      <w:r>
-        <w:rPr>
-          <w:b/>
-          <w:bCs/>
-        </w:rPr>
-        <w:t>Supabase</w:t>
-      </w:r>
-      <w:proofErr w:type="spellEnd"/>
-      <w:r>
-        <w:t xml:space="preserve"> (PostgreSQL + Auth + Storage + RLS; Edge </w:t>
-      </w:r>
-      <w:proofErr w:type="spellStart"/>
-      <w:r>
-        <w:t>Functions</w:t>
-      </w:r>
-      <w:proofErr w:type="spellEnd"/>
-      <w:r>
-        <w:t xml:space="preserve"> opcional).</w:t>
-      </w:r>
-    </w:p>
-    <w:p>
-      <w:pPr>
-        <w:numPr>
-          <w:ilvl w:val="0"/>
-          <w:numId w:val="49"/>
-        </w:numPr>
-      </w:pPr>
-      <w:r>
-        <w:t xml:space="preserve">Pagos: </w:t>
-      </w:r>
-      <w:r>
-        <w:rPr>
-          <w:b/>
-          <w:bCs/>
-        </w:rPr>
-        <w:t>Stripe</w:t>
-      </w:r>
-      <w:r>
-        <w:t xml:space="preserve"> (suscripción + pago por caso + </w:t>
-      </w:r>
-      <w:proofErr w:type="spellStart"/>
-      <w:r>
-        <w:t>webhooks</w:t>
-      </w:r>
-      <w:proofErr w:type="spellEnd"/>
-      <w:r>
-        <w:t>).</w:t>
-      </w:r>
-    </w:p>
-    <w:p>
-      <w:pPr>
-        <w:numPr>
-          <w:ilvl w:val="0"/>
-          <w:numId w:val="49"/>
-        </w:numPr>
-      </w:pPr>
-      <w:r>
-        <w:t xml:space="preserve">OCR: </w:t>
-      </w:r>
-      <w:r>
-        <w:rPr>
-          <w:b/>
-          <w:bCs/>
-        </w:rPr>
-        <w:t xml:space="preserve">Azure AI </w:t>
-      </w:r>
-      <w:proofErr w:type="spellStart"/>
-      <w:r>
-        <w:rPr>
-          <w:b/>
-          <w:bCs/>
-        </w:rPr>
-        <w:t>Document</w:t>
-      </w:r>
-      <w:proofErr w:type="spellEnd"/>
-      <w:r>
-        <w:rPr>
-          <w:b/>
-          <w:bCs/>
-        </w:rPr>
-        <w:t xml:space="preserve"> </w:t>
-      </w:r>
-      <w:proofErr w:type="spellStart"/>
-      <w:r>
-        <w:rPr>
-          <w:b/>
-          <w:bCs/>
-        </w:rPr>
-        <w:t>Intelligence</w:t>
-      </w:r>
-      <w:proofErr w:type="spellEnd"/>
-      <w:r>
-        <w:t xml:space="preserve"> + editor manual + auditoría.</w:t>
-      </w:r>
-    </w:p>
-    <w:p>
-      <w:pPr>
-        <w:numPr>
-          <w:ilvl w:val="0"/>
-          <w:numId w:val="49"/>
-        </w:numPr>
-      </w:pPr>
-      <w:proofErr w:type="spellStart"/>
-      <w:r>
-        <w:t>Observabilidad</w:t>
-      </w:r>
-      <w:proofErr w:type="spellEnd"/>
-      <w:r>
-        <w:t xml:space="preserve">: </w:t>
-      </w:r>
-      <w:proofErr w:type="spellStart"/>
-      <w:r>
-        <w:t>Sentry</w:t>
-      </w:r>
-      <w:proofErr w:type="spellEnd"/>
-      <w:r>
-        <w:t xml:space="preserve"> (</w:t>
-      </w:r>
-      <w:proofErr w:type="spellStart"/>
-      <w:r>
-        <w:t>frontend</w:t>
-      </w:r>
-      <w:proofErr w:type="spellEnd"/>
-      <w:r>
-        <w:t xml:space="preserve">) + </w:t>
-      </w:r>
-      <w:proofErr w:type="spellStart"/>
-      <w:r>
-        <w:t>logging</w:t>
-      </w:r>
-      <w:proofErr w:type="spellEnd"/>
-      <w:r>
-        <w:t xml:space="preserve"> estructurado (server) + auditoría de eventos en DB.</w:t>
-      </w:r>
-    </w:p>
-    <w:p>
-      <w:r>
-        <w:t>Nota: el repo actual ya está en Next/TS/</w:t>
-      </w:r>
-      <w:proofErr w:type="spellStart"/>
-      <w:r>
-        <w:t>Tailwind</w:t>
-      </w:r>
-      <w:proofErr w:type="spellEnd"/>
-      <w:r>
-        <w:t xml:space="preserve"> v4. </w:t>
-      </w:r>
-      <w:proofErr w:type="spellStart"/>
-      <w:r>
-        <w:t>shadcn</w:t>
-      </w:r>
-      <w:proofErr w:type="spellEnd"/>
-      <w:r>
-        <w:t>/</w:t>
-      </w:r>
-      <w:proofErr w:type="spellStart"/>
-      <w:r>
-        <w:t>ui</w:t>
-      </w:r>
-      <w:proofErr w:type="spellEnd"/>
-      <w:r>
-        <w:t xml:space="preserve"> queda como opcional; el UI kit mínimo existe en </w:t>
-      </w:r>
-      <w:proofErr w:type="spellStart"/>
-      <w:r>
-        <w:t>src</w:t>
-      </w:r>
-      <w:proofErr w:type="spellEnd"/>
-      <w:r>
-        <w:t>/</w:t>
-      </w:r>
-      <w:proofErr w:type="spellStart"/>
-      <w:r>
-        <w:t>ui</w:t>
-      </w:r>
-      <w:proofErr w:type="spellEnd"/>
-      <w:r>
-        <w:t>.</w:t>
-      </w:r>
-    </w:p>
-    <w:p>
-      <w:pPr>
-        <w:rPr>
-          <w:b/>
-          <w:bCs/>
-        </w:rPr>
-      </w:pPr>
-      <w:r>
-        <w:rPr>
-          <w:b/>
-          <w:bCs/>
-        </w:rPr>
-        <w:t>3.2 Estructura de proyecto (carpetas y convenciones) — ACTUALIZADA</w:t>
-      </w:r>
-    </w:p>
-    <w:p>
-      <w:r>
-        <w:t>Árbol actual confirmado (post-Fase 2):</w:t>
-      </w:r>
-    </w:p>
-    <w:p>
-      <w:pPr>
-        <w:numPr>
-          <w:ilvl w:val="0"/>
-          <w:numId w:val="50"/>
-        </w:numPr>
-      </w:pPr>
-      <w:proofErr w:type="spellStart"/>
-      <w:r>
-        <w:t>src</w:t>
-      </w:r>
-      <w:proofErr w:type="spellEnd"/>
-      <w:r>
-        <w:t>/</w:t>
-      </w:r>
-    </w:p>
-    <w:p>
-      <w:pPr>
-        <w:numPr>
-          <w:ilvl w:val="1"/>
-          <w:numId w:val="50"/>
-        </w:numPr>
-      </w:pPr>
-      <w:r>
-        <w:t>app/</w:t>
-      </w:r>
-    </w:p>
-    <w:p>
-      <w:pPr>
-        <w:numPr>
-          <w:ilvl w:val="2"/>
-          <w:numId w:val="50"/>
-        </w:numPr>
-      </w:pPr>
-      <w:proofErr w:type="spellStart"/>
-      <w:r>
-        <w:t>layout.tsx</w:t>
-      </w:r>
-      <w:proofErr w:type="spellEnd"/>
-    </w:p>
-    <w:p>
-      <w:pPr>
-        <w:numPr>
-          <w:ilvl w:val="2"/>
-          <w:numId w:val="50"/>
-        </w:numPr>
-      </w:pPr>
-      <w:proofErr w:type="spellStart"/>
-      <w:r>
-        <w:t>page.tsx</w:t>
-      </w:r>
-      <w:proofErr w:type="spellEnd"/>
-      <w:r>
-        <w:t xml:space="preserve"> (pendiente: redirección final / → /</w:t>
-      </w:r>
-      <w:proofErr w:type="spellStart"/>
-      <w:r>
-        <w:t>landing</w:t>
-      </w:r>
-      <w:proofErr w:type="spellEnd"/>
-      <w:r>
-        <w:t xml:space="preserve"> o /app)</w:t>
-      </w:r>
-    </w:p>
-    <w:p>
-      <w:pPr>
-        <w:numPr>
-          <w:ilvl w:val="2"/>
-          <w:numId w:val="50"/>
-        </w:numPr>
-      </w:pPr>
-      <w:r>
-        <w:t>(</w:t>
-      </w:r>
-      <w:proofErr w:type="spellStart"/>
-      <w:r>
-        <w:t>auth</w:t>
-      </w:r>
-      <w:proofErr w:type="spellEnd"/>
-      <w:r>
-        <w:t>)/</w:t>
-      </w:r>
-      <w:proofErr w:type="spellStart"/>
-      <w:r>
-        <w:t>login</w:t>
-      </w:r>
-      <w:proofErr w:type="spellEnd"/>
-      <w:r>
-        <w:t>/</w:t>
-      </w:r>
-      <w:proofErr w:type="spellStart"/>
-      <w:r>
-        <w:t>page.tsx</w:t>
-      </w:r>
-      <w:proofErr w:type="spellEnd"/>
-    </w:p>
-    <w:p>
-      <w:pPr>
-        <w:numPr>
-          <w:ilvl w:val="2"/>
-          <w:numId w:val="50"/>
-        </w:numPr>
-      </w:pPr>
-      <w:r>
-        <w:t>(marketing)/</w:t>
-      </w:r>
-      <w:proofErr w:type="spellStart"/>
-      <w:r>
-        <w:t>landing</w:t>
-      </w:r>
-      <w:proofErr w:type="spellEnd"/>
-      <w:r>
-        <w:t>/</w:t>
-      </w:r>
-      <w:proofErr w:type="spellStart"/>
-      <w:r>
-        <w:t>page.tsx</w:t>
-      </w:r>
-      <w:proofErr w:type="spellEnd"/>
-      <w:r>
-        <w:t xml:space="preserve"> (</w:t>
-      </w:r>
-      <w:proofErr w:type="spellStart"/>
-      <w:r>
-        <w:t>placeholder</w:t>
-      </w:r>
-      <w:proofErr w:type="spellEnd"/>
-      <w:r>
-        <w:t xml:space="preserve">; se convertirá en </w:t>
-      </w:r>
-      <w:proofErr w:type="spellStart"/>
-      <w:r>
-        <w:t>landing</w:t>
-      </w:r>
-      <w:proofErr w:type="spellEnd"/>
-      <w:r>
-        <w:t xml:space="preserve"> profesional)</w:t>
-      </w:r>
-    </w:p>
-    <w:p>
-      <w:pPr>
-        <w:numPr>
-          <w:ilvl w:val="2"/>
-          <w:numId w:val="50"/>
-        </w:numPr>
-      </w:pPr>
+      <w:r>
+        <w:tab/>
+        <w:t>Auth/roles, cases, documents, payments, admin queue</w:t>
+      </w:r>
+      <w:r>
+        <w:tab/>
+        <w:t>Pendiente</w:t>
+      </w:r>
+    </w:p>
+    <w:p>
+      <w:r>
+        <w:t>7</w:t>
+      </w:r>
+      <w:r>
+        <w:tab/>
+        <w:t>OCR/IA</w:t>
+      </w:r>
+      <w:r>
+        <w:tab/>
+        <w:t>OCR pipeline + editor + machtigingsregistratie</w:t>
+      </w:r>
+      <w:r>
+        <w:tab/>
+        <w:t>Pendiente</w:t>
+      </w:r>
+    </w:p>
+    <w:p>
+      <w:r>
+        <w:t>8</w:t>
+      </w:r>
+      <w:r>
+        <w:tab/>
+        <w:t>QA/GDPR/Release</w:t>
+      </w:r>
+      <w:r>
+        <w:tab/>
+        <w:t>hardening + logging + permisos + seguridad</w:t>
+      </w:r>
+      <w:r>
+        <w:tab/>
+        <w:t>Pendiente</w:t>
+      </w:r>
+    </w:p>
+    <w:p>
+      <w:r>
+        <w:t>9</w:t>
+      </w:r>
+      <w:r>
+        <w:tab/>
+        <w:t>Operación</w:t>
+      </w:r>
+      <w:r>
+        <w:tab/>
+        <w:t>monitoring + soporte + mejoras</w:t>
+      </w:r>
+      <w:r>
+        <w:tab/>
+        <w:t>Pendiente</w:t>
+      </w:r>
+    </w:p>
+    <w:p>
+      <w:r>
+        <w:t>Nota sobre UI kit: el UI system mínimo está listo; los componentes faltantes (Button, Input, Select, ToggleGroup, Stepper, etc.) quedan como backlog post-Fase 5.</w:t>
+      </w:r>
+    </w:p>
+    <w:p>
+      <w:r>
+        <w:t>________________________________________</w:t>
+      </w:r>
+    </w:p>
+    <w:p>
+      <w:r>
+        <w:t>8. Cambios realizados en Fase 2 (registro de implementación)</w:t>
+      </w:r>
+    </w:p>
+    <w:p>
+      <w:r>
+        <w:t>Archivos creados/confirmados:</w:t>
+      </w:r>
+    </w:p>
+    <w:p>
+      <w:r>
+        <w:t>•</w:t>
+      </w:r>
+      <w:r>
+        <w:tab/>
+        <w:t>postcss.config.mjs (Tailwind v4 + autoprefixer)</w:t>
+      </w:r>
+    </w:p>
+    <w:p>
+      <w:r>
+        <w:t>•</w:t>
+      </w:r>
+      <w:r>
+        <w:tab/>
+        <w:t>src/ui/cn.ts</w:t>
+      </w:r>
+    </w:p>
+    <w:p>
+      <w:r>
+        <w:t>•</w:t>
+      </w:r>
+      <w:r>
+        <w:tab/>
+        <w:t>src/ui/components/Screen.tsx</w:t>
+      </w:r>
+    </w:p>
+    <w:p>
+      <w:r>
+        <w:t>•</w:t>
+      </w:r>
+      <w:r>
+        <w:tab/>
+        <w:t>src/ui/components/Header.tsx</w:t>
+      </w:r>
+    </w:p>
+    <w:p>
+      <w:r>
+        <w:t>•</w:t>
+      </w:r>
+      <w:r>
+        <w:tab/>
+        <w:t>src/ui/components/Card.tsx</w:t>
+      </w:r>
+    </w:p>
+    <w:p>
       <w:r>
         <w:lastRenderedPageBreak/>
-        <w:t>(</w:t>
-      </w:r>
-      <w:proofErr w:type="spellStart"/>
-      <w:r>
-        <w:t>dashboard</w:t>
-      </w:r>
-      <w:proofErr w:type="spellEnd"/>
-      <w:r>
-        <w:t>)/app/</w:t>
-      </w:r>
-    </w:p>
-    <w:p>
-      <w:pPr>
-        <w:numPr>
-          <w:ilvl w:val="3"/>
-          <w:numId w:val="50"/>
-        </w:numPr>
-      </w:pPr>
-      <w:proofErr w:type="spellStart"/>
-      <w:r>
-        <w:t>layout.tsx</w:t>
-      </w:r>
-      <w:proofErr w:type="spellEnd"/>
-      <w:r>
-        <w:t xml:space="preserve"> (</w:t>
-      </w:r>
-      <w:proofErr w:type="spellStart"/>
-      <w:r>
-        <w:t>shell</w:t>
-      </w:r>
-      <w:proofErr w:type="spellEnd"/>
-      <w:r>
-        <w:t xml:space="preserve"> privado: </w:t>
-      </w:r>
-      <w:proofErr w:type="spellStart"/>
-      <w:r>
-        <w:t>topbar</w:t>
-      </w:r>
-      <w:proofErr w:type="spellEnd"/>
-      <w:r>
-        <w:t xml:space="preserve"> + </w:t>
-      </w:r>
-      <w:proofErr w:type="spellStart"/>
-      <w:r>
-        <w:t>nav</w:t>
-      </w:r>
-      <w:proofErr w:type="spellEnd"/>
-      <w:r>
-        <w:t xml:space="preserve"> responsive)</w:t>
-      </w:r>
-    </w:p>
-    <w:p>
-      <w:pPr>
-        <w:numPr>
-          <w:ilvl w:val="3"/>
-          <w:numId w:val="50"/>
-        </w:numPr>
-      </w:pPr>
-      <w:proofErr w:type="spellStart"/>
-      <w:r>
-        <w:t>page.tsx</w:t>
-      </w:r>
-      <w:proofErr w:type="spellEnd"/>
-      <w:r>
-        <w:t xml:space="preserve"> (home privado </w:t>
-      </w:r>
-      <w:proofErr w:type="spellStart"/>
-      <w:r>
-        <w:t>placeholder</w:t>
-      </w:r>
-      <w:proofErr w:type="spellEnd"/>
-      <w:r>
-        <w:t xml:space="preserve"> usando UI kit)</w:t>
-      </w:r>
-    </w:p>
-    <w:p>
-      <w:pPr>
-        <w:numPr>
-          <w:ilvl w:val="3"/>
-          <w:numId w:val="50"/>
-        </w:numPr>
-      </w:pPr>
-      <w:proofErr w:type="spellStart"/>
-      <w:r>
-        <w:t>documents</w:t>
-      </w:r>
-      <w:proofErr w:type="spellEnd"/>
-      <w:r>
-        <w:t>/</w:t>
-      </w:r>
-      <w:proofErr w:type="spellStart"/>
-      <w:r>
-        <w:t>page.tsx</w:t>
-      </w:r>
-      <w:proofErr w:type="spellEnd"/>
-      <w:r>
-        <w:t xml:space="preserve"> (</w:t>
-      </w:r>
-      <w:proofErr w:type="spellStart"/>
-      <w:r>
-        <w:t>placeholder</w:t>
-      </w:r>
-      <w:proofErr w:type="spellEnd"/>
-      <w:r>
-        <w:t xml:space="preserve"> usando UI kit)</w:t>
-      </w:r>
-    </w:p>
-    <w:p>
-      <w:pPr>
-        <w:numPr>
-          <w:ilvl w:val="3"/>
-          <w:numId w:val="50"/>
-        </w:numPr>
-      </w:pPr>
-      <w:proofErr w:type="spellStart"/>
-      <w:r>
-        <w:t>profile</w:t>
-      </w:r>
-      <w:proofErr w:type="spellEnd"/>
-      <w:r>
-        <w:t>/</w:t>
-      </w:r>
-      <w:proofErr w:type="spellStart"/>
-      <w:r>
-        <w:t>page.tsx</w:t>
-      </w:r>
-      <w:proofErr w:type="spellEnd"/>
-      <w:r>
-        <w:t xml:space="preserve"> (</w:t>
-      </w:r>
-      <w:proofErr w:type="spellStart"/>
-      <w:r>
-        <w:t>placeholder</w:t>
-      </w:r>
-      <w:proofErr w:type="spellEnd"/>
-      <w:r>
-        <w:t xml:space="preserve"> usando UI kit)</w:t>
-      </w:r>
-    </w:p>
-    <w:p>
-      <w:pPr>
-        <w:numPr>
-          <w:ilvl w:val="3"/>
-          <w:numId w:val="50"/>
-        </w:numPr>
-      </w:pPr>
-      <w:proofErr w:type="spellStart"/>
-      <w:r>
-        <w:t>ui</w:t>
-      </w:r>
-      <w:proofErr w:type="spellEnd"/>
-      <w:r>
-        <w:t>-kit/</w:t>
-      </w:r>
-      <w:proofErr w:type="spellStart"/>
-      <w:r>
-        <w:t>page.tsx</w:t>
-      </w:r>
-      <w:proofErr w:type="spellEnd"/>
-      <w:r>
-        <w:t xml:space="preserve"> (galería de componentes/tokens)</w:t>
-      </w:r>
-    </w:p>
-    <w:p>
-      <w:pPr>
-        <w:numPr>
-          <w:ilvl w:val="1"/>
-          <w:numId w:val="50"/>
-        </w:numPr>
-      </w:pPr>
-      <w:proofErr w:type="spellStart"/>
-      <w:r>
-        <w:t>styles</w:t>
-      </w:r>
-      <w:proofErr w:type="spellEnd"/>
-      <w:r>
-        <w:t>/globals.css (tokens + base)</w:t>
-      </w:r>
-    </w:p>
-    <w:p>
-      <w:pPr>
-        <w:numPr>
-          <w:ilvl w:val="1"/>
-          <w:numId w:val="50"/>
-        </w:numPr>
-      </w:pPr>
-      <w:proofErr w:type="spellStart"/>
-      <w:r>
-        <w:t>ui</w:t>
-      </w:r>
-      <w:proofErr w:type="spellEnd"/>
-      <w:r>
-        <w:t>/</w:t>
-      </w:r>
-    </w:p>
-    <w:p>
-      <w:pPr>
-        <w:numPr>
-          <w:ilvl w:val="2"/>
-          <w:numId w:val="50"/>
-        </w:numPr>
-      </w:pPr>
-      <w:proofErr w:type="spellStart"/>
-      <w:r>
-        <w:t>cn.ts</w:t>
-      </w:r>
-      <w:proofErr w:type="spellEnd"/>
-    </w:p>
-    <w:p>
-      <w:pPr>
-        <w:numPr>
-          <w:ilvl w:val="2"/>
-          <w:numId w:val="50"/>
-        </w:numPr>
-      </w:pPr>
-      <w:proofErr w:type="spellStart"/>
-      <w:r>
-        <w:t>components</w:t>
-      </w:r>
-      <w:proofErr w:type="spellEnd"/>
-      <w:r>
-        <w:t>/</w:t>
-      </w:r>
-    </w:p>
-    <w:p>
-      <w:pPr>
-        <w:numPr>
-          <w:ilvl w:val="3"/>
-          <w:numId w:val="50"/>
-        </w:numPr>
-      </w:pPr>
-      <w:proofErr w:type="spellStart"/>
-      <w:r>
-        <w:t>Screen.tsx</w:t>
-      </w:r>
-      <w:proofErr w:type="spellEnd"/>
-    </w:p>
-    <w:p>
-      <w:pPr>
-        <w:numPr>
-          <w:ilvl w:val="3"/>
-          <w:numId w:val="50"/>
-        </w:numPr>
-      </w:pPr>
-      <w:proofErr w:type="spellStart"/>
-      <w:r>
-        <w:t>Header.tsx</w:t>
-      </w:r>
-      <w:proofErr w:type="spellEnd"/>
-    </w:p>
-    <w:p>
-      <w:pPr>
-        <w:numPr>
-          <w:ilvl w:val="3"/>
-          <w:numId w:val="50"/>
-        </w:numPr>
-      </w:pPr>
-      <w:proofErr w:type="spellStart"/>
-      <w:r>
-        <w:t>Card.tsx</w:t>
-      </w:r>
-      <w:proofErr w:type="spellEnd"/>
-    </w:p>
-    <w:p>
-      <w:pPr>
-        <w:numPr>
-          <w:ilvl w:val="3"/>
-          <w:numId w:val="50"/>
-        </w:numPr>
-      </w:pPr>
-      <w:proofErr w:type="spellStart"/>
-      <w:r>
-        <w:t>Badge.tsx</w:t>
-      </w:r>
-      <w:proofErr w:type="spellEnd"/>
-    </w:p>
-    <w:p>
-      <w:pPr>
-        <w:numPr>
-          <w:ilvl w:val="3"/>
-          <w:numId w:val="50"/>
-        </w:numPr>
-      </w:pPr>
-      <w:proofErr w:type="spellStart"/>
-      <w:r>
-        <w:t>InfoBox.tsx</w:t>
-      </w:r>
-      <w:proofErr w:type="spellEnd"/>
-    </w:p>
-    <w:p>
-      <w:pPr>
-        <w:numPr>
-          <w:ilvl w:val="1"/>
-          <w:numId w:val="50"/>
-        </w:numPr>
-      </w:pPr>
-      <w:r>
-        <w:t>features/README.md</w:t>
-      </w:r>
-    </w:p>
-    <w:p>
-      <w:pPr>
-        <w:numPr>
-          <w:ilvl w:val="1"/>
-          <w:numId w:val="50"/>
-        </w:numPr>
-      </w:pPr>
-      <w:r>
-        <w:t>__</w:t>
-      </w:r>
-      <w:proofErr w:type="spellStart"/>
-      <w:r>
-        <w:t>tests</w:t>
-      </w:r>
-      <w:proofErr w:type="spellEnd"/>
-      <w:r>
-        <w:t>__/</w:t>
-      </w:r>
-      <w:proofErr w:type="spellStart"/>
-      <w:r>
-        <w:t>smoke.test.ts</w:t>
-      </w:r>
-      <w:proofErr w:type="spellEnd"/>
-    </w:p>
-    <w:p>
-      <w:r>
-        <w:t>Raíces/</w:t>
-      </w:r>
-      <w:proofErr w:type="spellStart"/>
-      <w:r>
-        <w:t>config</w:t>
-      </w:r>
-      <w:proofErr w:type="spellEnd"/>
-      <w:r>
-        <w:t>:</w:t>
-      </w:r>
-    </w:p>
-    <w:p>
-      <w:pPr>
-        <w:numPr>
-          <w:ilvl w:val="0"/>
-          <w:numId w:val="51"/>
-        </w:numPr>
-      </w:pPr>
-      <w:proofErr w:type="spellStart"/>
-      <w:r>
-        <w:t>tailwind.config.ts</w:t>
-      </w:r>
-      <w:proofErr w:type="spellEnd"/>
-      <w:r>
-        <w:t xml:space="preserve"> (mapeo a tokens </w:t>
-      </w:r>
-      <w:proofErr w:type="spellStart"/>
-      <w:proofErr w:type="gramStart"/>
-      <w:r>
-        <w:t>fh</w:t>
-      </w:r>
-      <w:proofErr w:type="spellEnd"/>
-      <w:r>
-        <w:t>.*</w:t>
-      </w:r>
-      <w:proofErr w:type="gramEnd"/>
-      <w:r>
-        <w:t>)</w:t>
-      </w:r>
-    </w:p>
-    <w:p>
-      <w:pPr>
-        <w:numPr>
-          <w:ilvl w:val="0"/>
-          <w:numId w:val="51"/>
-        </w:numPr>
-      </w:pPr>
-      <w:proofErr w:type="spellStart"/>
-      <w:r>
-        <w:t>postcss.config.mjs</w:t>
-      </w:r>
-      <w:proofErr w:type="spellEnd"/>
-      <w:r>
-        <w:t xml:space="preserve"> (</w:t>
-      </w:r>
-      <w:proofErr w:type="spellStart"/>
-      <w:r>
-        <w:t>Tailwind</w:t>
-      </w:r>
-      <w:proofErr w:type="spellEnd"/>
-      <w:r>
-        <w:t xml:space="preserve"> v4 </w:t>
-      </w:r>
-      <w:proofErr w:type="spellStart"/>
-      <w:r>
-        <w:t>PostCSS</w:t>
-      </w:r>
-      <w:proofErr w:type="spellEnd"/>
-      <w:r>
-        <w:t xml:space="preserve"> plugin)</w:t>
-      </w:r>
-    </w:p>
-    <w:p>
-      <w:pPr>
-        <w:numPr>
-          <w:ilvl w:val="0"/>
-          <w:numId w:val="51"/>
-        </w:numPr>
-      </w:pPr>
-      <w:proofErr w:type="spellStart"/>
-      <w:proofErr w:type="gramStart"/>
-      <w:r>
-        <w:t>package.json</w:t>
-      </w:r>
-      <w:proofErr w:type="spellEnd"/>
-      <w:proofErr w:type="gramEnd"/>
-      <w:r>
-        <w:t xml:space="preserve"> (Next 16.1.0, </w:t>
-      </w:r>
-      <w:proofErr w:type="spellStart"/>
-      <w:r>
-        <w:t>React</w:t>
-      </w:r>
-      <w:proofErr w:type="spellEnd"/>
-      <w:r>
-        <w:t xml:space="preserve"> 19.x)</w:t>
-      </w:r>
-    </w:p>
-    <w:p>
-      <w:pPr>
-        <w:rPr>
-          <w:b/>
-          <w:bCs/>
-        </w:rPr>
-      </w:pPr>
-      <w:r>
-        <w:rPr>
-          <w:b/>
-          <w:bCs/>
-        </w:rPr>
-        <w:t>3.3 Rutas v1 (mínimas)</w:t>
-      </w:r>
-    </w:p>
-    <w:p>
-      <w:pPr>
-        <w:numPr>
-          <w:ilvl w:val="0"/>
-          <w:numId w:val="52"/>
-        </w:numPr>
-      </w:pPr>
-      <w:r>
-        <w:t>Público:</w:t>
-      </w:r>
-    </w:p>
-    <w:p>
-      <w:pPr>
-        <w:numPr>
-          <w:ilvl w:val="1"/>
-          <w:numId w:val="52"/>
-        </w:numPr>
-      </w:pPr>
-      <w:r>
-        <w:t>/</w:t>
-      </w:r>
-      <w:proofErr w:type="spellStart"/>
-      <w:r>
-        <w:t>landing</w:t>
-      </w:r>
-      <w:proofErr w:type="spellEnd"/>
-    </w:p>
-    <w:p>
-      <w:pPr>
-        <w:numPr>
-          <w:ilvl w:val="1"/>
-          <w:numId w:val="52"/>
-        </w:numPr>
-      </w:pPr>
-      <w:r>
-        <w:t>/</w:t>
-      </w:r>
-      <w:proofErr w:type="spellStart"/>
-      <w:r>
-        <w:t>login</w:t>
-      </w:r>
-      <w:proofErr w:type="spellEnd"/>
-    </w:p>
-    <w:p>
-      <w:pPr>
-        <w:numPr>
-          <w:ilvl w:val="0"/>
-          <w:numId w:val="52"/>
-        </w:numPr>
-      </w:pPr>
-      <w:r>
-        <w:t>Privado:</w:t>
-      </w:r>
-    </w:p>
-    <w:p>
-      <w:pPr>
-        <w:numPr>
-          <w:ilvl w:val="1"/>
-          <w:numId w:val="52"/>
-        </w:numPr>
-      </w:pPr>
-      <w:r>
-        <w:t>/app</w:t>
-      </w:r>
-    </w:p>
-    <w:p>
-      <w:pPr>
-        <w:numPr>
-          <w:ilvl w:val="1"/>
-          <w:numId w:val="52"/>
-        </w:numPr>
-      </w:pPr>
-      <w:r>
-        <w:t>/app/</w:t>
-      </w:r>
-      <w:proofErr w:type="spellStart"/>
-      <w:r>
-        <w:t>documents</w:t>
-      </w:r>
-      <w:proofErr w:type="spellEnd"/>
-    </w:p>
-    <w:p>
-      <w:pPr>
-        <w:numPr>
-          <w:ilvl w:val="1"/>
-          <w:numId w:val="52"/>
-        </w:numPr>
-      </w:pPr>
-      <w:r>
-        <w:t>/app/</w:t>
-      </w:r>
-      <w:proofErr w:type="spellStart"/>
-      <w:r>
-        <w:t>profile</w:t>
-      </w:r>
-      <w:proofErr w:type="spellEnd"/>
-    </w:p>
-    <w:p>
-      <w:pPr>
-        <w:numPr>
-          <w:ilvl w:val="1"/>
-          <w:numId w:val="52"/>
-        </w:numPr>
-      </w:pPr>
+        <w:t>•</w:t>
+      </w:r>
+      <w:r>
+        <w:tab/>
+        <w:t>src/ui/components/Badge.tsx</w:t>
+      </w:r>
+    </w:p>
+    <w:p>
+      <w:r>
+        <w:t>•</w:t>
+      </w:r>
+      <w:r>
+        <w:tab/>
+        <w:t>src/ui/components/InfoBox.tsx</w:t>
+      </w:r>
+    </w:p>
+    <w:p>
+      <w:r>
+        <w:t>•</w:t>
+      </w:r>
+      <w:r>
+        <w:tab/>
+        <w:t>src/app/(dashboard)/app/ui-kit/page.tsx</w:t>
+      </w:r>
+    </w:p>
+    <w:p>
+      <w:r>
+        <w:t>Archivos editados:</w:t>
+      </w:r>
+    </w:p>
+    <w:p>
+      <w:r>
+        <w:t>•</w:t>
+      </w:r>
+      <w:r>
+        <w:tab/>
+        <w:t>tailwind.config.ts (mapeo a tokens fh.*)</w:t>
+      </w:r>
+    </w:p>
+    <w:p>
+      <w:r>
+        <w:t>•</w:t>
+      </w:r>
+      <w:r>
+        <w:tab/>
+        <w:t>src/styles/globals.css (tokens + base)</w:t>
+      </w:r>
+    </w:p>
+    <w:p>
+      <w:r>
+        <w:t>•</w:t>
+      </w:r>
+      <w:r>
+        <w:tab/>
+        <w:t>src/app/layout.tsx (metadata y base)</w:t>
+      </w:r>
+    </w:p>
+    <w:p>
+      <w:r>
+        <w:t>•</w:t>
+      </w:r>
+      <w:r>
+        <w:tab/>
+        <w:t>src/app/(dashboard)/app/layout.tsx (shell private nav)</w:t>
+      </w:r>
+    </w:p>
+    <w:p>
+      <w:r>
+        <w:t>•</w:t>
+      </w:r>
+      <w:r>
+        <w:tab/>
+        <w:t>src/app/(dashboard)/app/page.tsx (usa UI kit)</w:t>
+      </w:r>
+    </w:p>
+    <w:p>
+      <w:r>
+        <w:t>•</w:t>
+      </w:r>
+      <w:r>
+        <w:tab/>
+        <w:t>src/app/(dashboard)/app/documents/page.tsx (usa UI kit)</w:t>
+      </w:r>
+    </w:p>
+    <w:p>
+      <w:r>
+        <w:t>•</w:t>
+      </w:r>
+      <w:r>
+        <w:tab/>
+        <w:t>src/app/(dashboard)/app/profile/page.tsx (usa UI kit)</w:t>
+      </w:r>
+    </w:p>
+    <w:p/>
+    <w:p>
+      <w:r>
+        <w:t>8.2 Cambios realizados en Fase 5 (registro de implementación)</w:t>
+      </w:r>
+    </w:p>
+    <w:p>
+      <w:r>
+        <w:t>Commit: 43fc405 — Phase 5: frontend core (route guard, cases engine, document vault v1).</w:t>
+      </w:r>
+    </w:p>
+    <w:p>
+      <w:r>
+        <w:t>Archivos creados/confirmados (principales):</w:t>
+      </w:r>
+    </w:p>
+    <w:p>
+      <w:r>
+        <w:t>- src/app/page.tsx (redirect / → /landing)</w:t>
+      </w:r>
+    </w:p>
+    <w:p>
+      <w:r>
+        <w:t>- src/app/(auth)/login/page.tsx (login stub con server action que crea cookie fh_session)</w:t>
+      </w:r>
+    </w:p>
+    <w:p>
+      <w:r>
+        <w:t>- src/app/(dashboard)/app/layout.tsx (shell + protección stub por cookie + logout)</w:t>
+      </w:r>
+    </w:p>
+    <w:p>
+      <w:r>
+        <w:t>- src/app/(dashboard)/app/providers.tsx (AppProviders con providers de features)</w:t>
+      </w:r>
+    </w:p>
+    <w:p>
+      <w:r>
+        <w:t>- src/app/(dashboard)/app/cases/page.tsx + ui/CasesListClient.tsx (lista de casos)</w:t>
+      </w:r>
+    </w:p>
+    <w:p>
+      <w:r>
+        <w:t>- src/app/(dashboard)/app/cases/new/page.tsx + ui/NewCaseClient.tsx (crear caso)</w:t>
+      </w:r>
+    </w:p>
+    <w:p>
+      <w:r>
+        <w:t>- src/app/(dashboard)/app/cases/[id]/page.tsx + ui/CaseOverviewClient.tsx (detalle del caso)</w:t>
+      </w:r>
+    </w:p>
+    <w:p>
+      <w:r>
+        <w:t>- src/app/(dashboard)/app/cases/[id]/[stepKey]/page.tsx + ui/StepClient.tsx (wizard por pasos)</w:t>
+      </w:r>
+    </w:p>
+    <w:p>
+      <w:r>
+        <w:t>- src/app/(dashboard)/app/documents/page.tsx + ui/DocumentsClient.tsx (Document Vault v1)</w:t>
+      </w:r>
+    </w:p>
+    <w:p>
+      <w:r>
+        <w:t>- src/features/cases/* (Case Engine v1: types/config/storage/store)</w:t>
+      </w:r>
+    </w:p>
+    <w:p>
+      <w:r>
+        <w:t>- src/features/documents/* (Document Vault v1: types/storage/store)</w:t>
+      </w:r>
+    </w:p>
+    <w:p>
+      <w:r>
+        <w:t>Notas:</w:t>
+      </w:r>
+    </w:p>
+    <w:p>
+      <w:r>
+        <w:t>- Persistencia local: localStorage (v1) con estructura por Case/Step/Document.</w:t>
+      </w:r>
+    </w:p>
+    <w:p>
+      <w:r>
+        <w:t>- Backend real, auth real y OCR/editor quedan para Fase 6/7 según roadmap.</w:t>
+      </w:r>
+    </w:p>
+    <w:p>
       <w:r>
         <w:lastRenderedPageBreak/>
-        <w:t>/app/</w:t>
-      </w:r>
-      <w:proofErr w:type="spellStart"/>
-      <w:r>
-        <w:t>ui</w:t>
-      </w:r>
-      <w:proofErr w:type="spellEnd"/>
-      <w:r>
-        <w:t>-kit</w:t>
-      </w:r>
-    </w:p>
-    <w:p>
-      <w:r>
-        <w:pict w14:anchorId="59EA8366">
-          <v:rect id="_x0000_i1107" style="width:0;height:1.5pt" o:hralign="center" o:hrstd="t" o:hr="t" fillcolor="#a0a0a0" stroked="f"/>
-        </w:pict>
-      </w:r>
-    </w:p>
-    <w:p>
-      <w:pPr>
-        <w:rPr>
-          <w:b/>
-          <w:bCs/>
-        </w:rPr>
-      </w:pPr>
-      <w:r>
-        <w:rPr>
-          <w:b/>
-          <w:bCs/>
-        </w:rPr>
-        <w:t>4. Contratos y API (visión, aún no implementado)</w:t>
-      </w:r>
-    </w:p>
-    <w:p>
-      <w:proofErr w:type="spellStart"/>
-      <w:r>
-        <w:t>Endpoints</w:t>
-      </w:r>
-      <w:proofErr w:type="spellEnd"/>
-      <w:r>
-        <w:t xml:space="preserve"> objetivo (alto nivel):</w:t>
-      </w:r>
-    </w:p>
-    <w:p>
-      <w:pPr>
-        <w:numPr>
-          <w:ilvl w:val="0"/>
-          <w:numId w:val="53"/>
-        </w:numPr>
-      </w:pPr>
-      <w:r>
-        <w:t xml:space="preserve">/api/cases (POST </w:t>
-      </w:r>
-      <w:proofErr w:type="spellStart"/>
-      <w:r>
-        <w:t>create</w:t>
-      </w:r>
-      <w:proofErr w:type="spellEnd"/>
-      <w:r>
-        <w:t>)</w:t>
-      </w:r>
-    </w:p>
-    <w:p>
-      <w:pPr>
-        <w:numPr>
-          <w:ilvl w:val="0"/>
-          <w:numId w:val="53"/>
-        </w:numPr>
-      </w:pPr>
-      <w:r>
-        <w:t>/api/cases/:id (GET)</w:t>
-      </w:r>
-    </w:p>
-    <w:p>
-      <w:pPr>
-        <w:numPr>
-          <w:ilvl w:val="0"/>
-          <w:numId w:val="53"/>
-        </w:numPr>
-      </w:pPr>
-      <w:r>
-        <w:t>/api/cases/:id/</w:t>
-      </w:r>
-      <w:proofErr w:type="spellStart"/>
-      <w:r>
-        <w:t>steps</w:t>
-      </w:r>
-      <w:proofErr w:type="spellEnd"/>
-      <w:proofErr w:type="gramStart"/>
-      <w:r>
-        <w:t>/:</w:t>
-      </w:r>
-      <w:proofErr w:type="spellStart"/>
-      <w:r>
-        <w:t>stepKey</w:t>
-      </w:r>
-      <w:proofErr w:type="spellEnd"/>
-      <w:proofErr w:type="gramEnd"/>
-      <w:r>
-        <w:t xml:space="preserve"> (PUT </w:t>
-      </w:r>
-      <w:proofErr w:type="spellStart"/>
-      <w:r>
-        <w:t>save</w:t>
-      </w:r>
-      <w:proofErr w:type="spellEnd"/>
-      <w:r>
-        <w:t xml:space="preserve"> step)</w:t>
-      </w:r>
-    </w:p>
-    <w:p>
-      <w:pPr>
-        <w:numPr>
-          <w:ilvl w:val="0"/>
-          <w:numId w:val="53"/>
-        </w:numPr>
-      </w:pPr>
-      <w:r>
-        <w:t>/api/cases/:id/</w:t>
-      </w:r>
-      <w:proofErr w:type="spellStart"/>
-      <w:r>
-        <w:t>documents</w:t>
-      </w:r>
-      <w:proofErr w:type="spellEnd"/>
-      <w:r>
-        <w:t xml:space="preserve"> (POST </w:t>
-      </w:r>
-      <w:proofErr w:type="spellStart"/>
-      <w:r>
-        <w:t>upload</w:t>
-      </w:r>
-      <w:proofErr w:type="spellEnd"/>
-      <w:r>
-        <w:t xml:space="preserve"> </w:t>
-      </w:r>
-      <w:proofErr w:type="spellStart"/>
-      <w:r>
-        <w:t>metadata</w:t>
-      </w:r>
-      <w:proofErr w:type="spellEnd"/>
-      <w:r>
-        <w:t>)</w:t>
-      </w:r>
-    </w:p>
-    <w:p>
-      <w:pPr>
-        <w:numPr>
-          <w:ilvl w:val="0"/>
-          <w:numId w:val="53"/>
-        </w:numPr>
-      </w:pPr>
-      <w:r>
-        <w:t>/api/</w:t>
-      </w:r>
-      <w:proofErr w:type="spellStart"/>
-      <w:r>
-        <w:t>documents</w:t>
-      </w:r>
-      <w:proofErr w:type="spellEnd"/>
-      <w:r>
-        <w:t>/:id/</w:t>
-      </w:r>
-      <w:proofErr w:type="spellStart"/>
-      <w:r>
-        <w:t>ocr</w:t>
-      </w:r>
-      <w:proofErr w:type="spellEnd"/>
-      <w:r>
-        <w:t xml:space="preserve"> (POST </w:t>
-      </w:r>
-      <w:proofErr w:type="spellStart"/>
-      <w:r>
-        <w:t>start</w:t>
-      </w:r>
-      <w:proofErr w:type="spellEnd"/>
-      <w:r>
-        <w:t xml:space="preserve"> OCR; GET </w:t>
-      </w:r>
-      <w:proofErr w:type="spellStart"/>
-      <w:r>
-        <w:t>result</w:t>
-      </w:r>
-      <w:proofErr w:type="spellEnd"/>
-      <w:r>
-        <w:t>)</w:t>
-      </w:r>
-    </w:p>
-    <w:p>
-      <w:pPr>
-        <w:numPr>
-          <w:ilvl w:val="0"/>
-          <w:numId w:val="53"/>
-        </w:numPr>
-      </w:pPr>
-      <w:r>
-        <w:t>/api/</w:t>
-      </w:r>
-      <w:proofErr w:type="spellStart"/>
-      <w:r>
-        <w:t>payments</w:t>
-      </w:r>
-      <w:proofErr w:type="spellEnd"/>
-      <w:r>
-        <w:t>/</w:t>
-      </w:r>
-      <w:proofErr w:type="spellStart"/>
-      <w:r>
-        <w:t>webhook</w:t>
-      </w:r>
-      <w:proofErr w:type="spellEnd"/>
-      <w:r>
-        <w:t xml:space="preserve"> (Stripe)</w:t>
-      </w:r>
-    </w:p>
-    <w:p>
-      <w:pPr>
-        <w:numPr>
-          <w:ilvl w:val="0"/>
-          <w:numId w:val="53"/>
-        </w:numPr>
-      </w:pPr>
-      <w:r>
-        <w:t>/api/</w:t>
-      </w:r>
-      <w:proofErr w:type="spellStart"/>
-      <w:r>
-        <w:t>authorizations</w:t>
-      </w:r>
-      <w:proofErr w:type="spellEnd"/>
-      <w:proofErr w:type="gramStart"/>
-      <w:r>
-        <w:t>/:</w:t>
-      </w:r>
-      <w:proofErr w:type="spellStart"/>
-      <w:r>
-        <w:t>caseId</w:t>
-      </w:r>
-      <w:proofErr w:type="spellEnd"/>
-      <w:proofErr w:type="gramEnd"/>
-      <w:r>
-        <w:t xml:space="preserve"> (POST set </w:t>
-      </w:r>
-      <w:proofErr w:type="spellStart"/>
-      <w:r>
-        <w:t>method</w:t>
-      </w:r>
-      <w:proofErr w:type="spellEnd"/>
-      <w:r>
-        <w:t>/</w:t>
-      </w:r>
-      <w:proofErr w:type="spellStart"/>
-      <w:r>
-        <w:t>proof</w:t>
-      </w:r>
-      <w:proofErr w:type="spellEnd"/>
-      <w:r>
-        <w:t>)</w:t>
-      </w:r>
-    </w:p>
-    <w:p>
-      <w:pPr>
-        <w:numPr>
-          <w:ilvl w:val="0"/>
-          <w:numId w:val="53"/>
-        </w:numPr>
-      </w:pPr>
-      <w:r>
-        <w:t>/api/</w:t>
-      </w:r>
-      <w:proofErr w:type="spellStart"/>
-      <w:r>
-        <w:t>admin</w:t>
-      </w:r>
-      <w:proofErr w:type="spellEnd"/>
-      <w:r>
-        <w:t>/cases (operador: cola de revisión)</w:t>
-      </w:r>
-    </w:p>
-    <w:p>
-      <w:r>
-        <w:t>Errores estándar: VALIDATION_ERROR, AUTH_REQUIRED, PAYMENT_REQUIRED, AUTHORIZATION_REQUIRED, NOT_FOUND, RATE_LIMITED.</w:t>
-      </w:r>
-    </w:p>
-    <w:p>
-      <w:r>
-        <w:pict w14:anchorId="14BFD35F">
-          <v:rect id="_x0000_i1108" style="width:0;height:1.5pt" o:hralign="center" o:hrstd="t" o:hr="t" fillcolor="#a0a0a0" stroked="f"/>
-        </w:pict>
-      </w:r>
-    </w:p>
-    <w:p>
-      <w:pPr>
-        <w:rPr>
-          <w:b/>
-          <w:bCs/>
-        </w:rPr>
-      </w:pPr>
-      <w:r>
-        <w:rPr>
-          <w:b/>
-          <w:bCs/>
-        </w:rPr>
-        <w:t xml:space="preserve">5. UX/UI </w:t>
-      </w:r>
-      <w:proofErr w:type="spellStart"/>
-      <w:r>
-        <w:rPr>
-          <w:b/>
-          <w:bCs/>
-        </w:rPr>
-        <w:t>System</w:t>
-      </w:r>
-      <w:proofErr w:type="spellEnd"/>
-      <w:r>
-        <w:rPr>
-          <w:b/>
-          <w:bCs/>
-        </w:rPr>
-        <w:t xml:space="preserve"> (</w:t>
-      </w:r>
-      <w:proofErr w:type="spellStart"/>
-      <w:r>
-        <w:rPr>
-          <w:b/>
-          <w:bCs/>
-        </w:rPr>
-        <w:t>Design</w:t>
-      </w:r>
-      <w:proofErr w:type="spellEnd"/>
-      <w:r>
-        <w:rPr>
-          <w:b/>
-          <w:bCs/>
-        </w:rPr>
-        <w:t xml:space="preserve"> tokens + componentes reutilizables)</w:t>
-      </w:r>
-    </w:p>
-    <w:p>
-      <w:r>
-        <w:rPr>
-          <w:b/>
-          <w:bCs/>
-        </w:rPr>
-        <w:t xml:space="preserve">Estado de Fase 2 (UI </w:t>
-      </w:r>
-      <w:proofErr w:type="spellStart"/>
-      <w:r>
-        <w:rPr>
-          <w:b/>
-          <w:bCs/>
-        </w:rPr>
-        <w:t>System</w:t>
-      </w:r>
-      <w:proofErr w:type="spellEnd"/>
-      <w:r>
-        <w:rPr>
-          <w:b/>
-          <w:bCs/>
-        </w:rPr>
-        <w:t xml:space="preserve"> básico): CERRADA (20/12/2025).</w:t>
-      </w:r>
-    </w:p>
-    <w:p>
-      <w:pPr>
-        <w:rPr>
-          <w:b/>
-          <w:bCs/>
-        </w:rPr>
-      </w:pPr>
-      <w:r>
-        <w:rPr>
-          <w:b/>
-          <w:bCs/>
-        </w:rPr>
-        <w:t xml:space="preserve">5.1 Tokens (colores, tipografía, </w:t>
-      </w:r>
-      <w:proofErr w:type="spellStart"/>
-      <w:r>
-        <w:rPr>
-          <w:b/>
-          <w:bCs/>
-        </w:rPr>
-        <w:t>spacing</w:t>
-      </w:r>
-      <w:proofErr w:type="spellEnd"/>
-      <w:r>
-        <w:rPr>
-          <w:b/>
-          <w:bCs/>
-        </w:rPr>
-        <w:t xml:space="preserve">, </w:t>
-      </w:r>
-      <w:proofErr w:type="spellStart"/>
-      <w:r>
-        <w:rPr>
-          <w:b/>
-          <w:bCs/>
-        </w:rPr>
-        <w:t>radii</w:t>
-      </w:r>
-      <w:proofErr w:type="spellEnd"/>
-      <w:r>
-        <w:rPr>
-          <w:b/>
-          <w:bCs/>
-        </w:rPr>
-        <w:t>) — IMPLEMENTADO</w:t>
-      </w:r>
-    </w:p>
-    <w:p>
-      <w:pPr>
-        <w:numPr>
-          <w:ilvl w:val="0"/>
-          <w:numId w:val="54"/>
-        </w:numPr>
-      </w:pPr>
-      <w:r>
-        <w:t xml:space="preserve">Paleta </w:t>
-      </w:r>
-      <w:proofErr w:type="spellStart"/>
-      <w:r>
-        <w:t>FinHub</w:t>
-      </w:r>
-      <w:proofErr w:type="spellEnd"/>
-      <w:r>
-        <w:t>: base azul oscuro + acento verde.</w:t>
-      </w:r>
-    </w:p>
-    <w:p>
-      <w:pPr>
-        <w:numPr>
-          <w:ilvl w:val="0"/>
-          <w:numId w:val="54"/>
-        </w:numPr>
-      </w:pPr>
-      <w:r>
-        <w:t xml:space="preserve">Tokens implementados como CSS variables en </w:t>
-      </w:r>
-      <w:proofErr w:type="spellStart"/>
-      <w:r>
-        <w:t>src</w:t>
-      </w:r>
-      <w:proofErr w:type="spellEnd"/>
-      <w:r>
-        <w:t>/</w:t>
-      </w:r>
-      <w:proofErr w:type="spellStart"/>
-      <w:r>
-        <w:t>styles</w:t>
-      </w:r>
-      <w:proofErr w:type="spellEnd"/>
-      <w:r>
-        <w:t>/globals.css:</w:t>
-      </w:r>
-    </w:p>
-    <w:p>
-      <w:pPr>
-        <w:numPr>
-          <w:ilvl w:val="1"/>
-          <w:numId w:val="54"/>
-        </w:numPr>
-      </w:pPr>
-      <w:r>
-        <w:t>--</w:t>
-      </w:r>
-      <w:proofErr w:type="spellStart"/>
-      <w:r>
-        <w:t>fh-bg</w:t>
-      </w:r>
-      <w:proofErr w:type="spellEnd"/>
-      <w:r>
-        <w:t>, --</w:t>
-      </w:r>
-      <w:proofErr w:type="spellStart"/>
-      <w:r>
-        <w:t>fh-surface</w:t>
-      </w:r>
-      <w:proofErr w:type="spellEnd"/>
-      <w:r>
-        <w:t>, --fh-surface-2, --</w:t>
-      </w:r>
-      <w:proofErr w:type="spellStart"/>
-      <w:r>
-        <w:t>fh-text</w:t>
-      </w:r>
-      <w:proofErr w:type="spellEnd"/>
-      <w:r>
-        <w:t>, --</w:t>
-      </w:r>
-      <w:proofErr w:type="spellStart"/>
-      <w:r>
-        <w:t>fh-muted</w:t>
-      </w:r>
-      <w:proofErr w:type="spellEnd"/>
-      <w:r>
-        <w:t>, --</w:t>
-      </w:r>
-      <w:proofErr w:type="spellStart"/>
-      <w:r>
-        <w:t>fh-border</w:t>
-      </w:r>
-      <w:proofErr w:type="spellEnd"/>
-      <w:r>
-        <w:t>, --</w:t>
-      </w:r>
-      <w:proofErr w:type="spellStart"/>
-      <w:r>
-        <w:t>fh-primary</w:t>
-      </w:r>
-      <w:proofErr w:type="spellEnd"/>
-      <w:r>
-        <w:t>, --</w:t>
-      </w:r>
-      <w:proofErr w:type="spellStart"/>
-      <w:r>
-        <w:t>fh-primary-fg</w:t>
-      </w:r>
-      <w:proofErr w:type="spellEnd"/>
-      <w:r>
-        <w:t>, --</w:t>
-      </w:r>
-      <w:proofErr w:type="spellStart"/>
-      <w:r>
-        <w:t>fh-danger</w:t>
-      </w:r>
-      <w:proofErr w:type="spellEnd"/>
-      <w:r>
-        <w:t>, --</w:t>
-      </w:r>
-      <w:proofErr w:type="spellStart"/>
-      <w:r>
-        <w:t>fh-danger-fg</w:t>
-      </w:r>
-      <w:proofErr w:type="spellEnd"/>
-      <w:r>
-        <w:t>, --</w:t>
-      </w:r>
-      <w:proofErr w:type="spellStart"/>
-      <w:r>
-        <w:t>fh-focus</w:t>
-      </w:r>
-      <w:proofErr w:type="spellEnd"/>
-    </w:p>
-    <w:p>
-      <w:pPr>
-        <w:numPr>
-          <w:ilvl w:val="0"/>
-          <w:numId w:val="54"/>
-        </w:numPr>
-      </w:pPr>
-      <w:r>
-        <w:t xml:space="preserve">Mapeo </w:t>
-      </w:r>
-      <w:proofErr w:type="spellStart"/>
-      <w:r>
-        <w:t>Tailwind</w:t>
-      </w:r>
-      <w:proofErr w:type="spellEnd"/>
-      <w:r>
-        <w:t>:</w:t>
-      </w:r>
-    </w:p>
-    <w:p>
-      <w:pPr>
-        <w:numPr>
-          <w:ilvl w:val="1"/>
-          <w:numId w:val="54"/>
-        </w:numPr>
-      </w:pPr>
-      <w:r>
-        <w:t>colors.</w:t>
-      </w:r>
-      <w:proofErr w:type="gramStart"/>
-      <w:r>
-        <w:t>fh.*</w:t>
-      </w:r>
-      <w:proofErr w:type="gramEnd"/>
-      <w:r>
-        <w:t xml:space="preserve"> en </w:t>
-      </w:r>
-      <w:proofErr w:type="spellStart"/>
-      <w:r>
-        <w:t>tailwind.config.ts</w:t>
-      </w:r>
-      <w:proofErr w:type="spellEnd"/>
-    </w:p>
-    <w:p>
-      <w:pPr>
-        <w:rPr>
-          <w:b/>
-          <w:bCs/>
-        </w:rPr>
-      </w:pPr>
-      <w:r>
-        <w:rPr>
-          <w:b/>
-          <w:bCs/>
-        </w:rPr>
-        <w:t>5.2 Componentes base — IMPLEMENTADO (mínimo)</w:t>
-      </w:r>
-    </w:p>
-    <w:p>
-      <w:r>
-        <w:t xml:space="preserve">Carpeta: </w:t>
-      </w:r>
-      <w:proofErr w:type="spellStart"/>
-      <w:r>
-        <w:t>src</w:t>
-      </w:r>
-      <w:proofErr w:type="spellEnd"/>
-      <w:r>
-        <w:t>/</w:t>
-      </w:r>
-      <w:proofErr w:type="spellStart"/>
-      <w:r>
-        <w:t>ui</w:t>
-      </w:r>
-      <w:proofErr w:type="spellEnd"/>
-      <w:r>
-        <w:t>/</w:t>
-      </w:r>
-      <w:proofErr w:type="spellStart"/>
-      <w:r>
-        <w:t>components</w:t>
-      </w:r>
-      <w:proofErr w:type="spellEnd"/>
-      <w:r>
-        <w:t>/</w:t>
-      </w:r>
-    </w:p>
-    <w:p>
-      <w:pPr>
-        <w:numPr>
-          <w:ilvl w:val="0"/>
-          <w:numId w:val="55"/>
-        </w:numPr>
-      </w:pPr>
-      <w:r>
-        <w:t>Screen (</w:t>
-      </w:r>
-      <w:proofErr w:type="spellStart"/>
-      <w:r>
-        <w:t>layout</w:t>
-      </w:r>
-      <w:proofErr w:type="spellEnd"/>
-      <w:r>
-        <w:t xml:space="preserve"> + container)</w:t>
-      </w:r>
-    </w:p>
-    <w:p>
-      <w:pPr>
-        <w:numPr>
-          <w:ilvl w:val="0"/>
-          <w:numId w:val="55"/>
-        </w:numPr>
-      </w:pPr>
-      <w:r>
-        <w:t>Header (título/subtítulo/</w:t>
-      </w:r>
-      <w:proofErr w:type="spellStart"/>
-      <w:r>
-        <w:t>actions</w:t>
-      </w:r>
-      <w:proofErr w:type="spellEnd"/>
-      <w:r>
-        <w:t>)</w:t>
-      </w:r>
-    </w:p>
-    <w:p>
-      <w:pPr>
-        <w:numPr>
-          <w:ilvl w:val="0"/>
-          <w:numId w:val="55"/>
-        </w:numPr>
-      </w:pPr>
-      <w:r>
-        <w:t>Card (</w:t>
-      </w:r>
-      <w:proofErr w:type="spellStart"/>
-      <w:r>
-        <w:t>surface</w:t>
-      </w:r>
-      <w:proofErr w:type="spellEnd"/>
-      <w:r>
-        <w:t xml:space="preserve"> + </w:t>
-      </w:r>
-      <w:proofErr w:type="spellStart"/>
-      <w:r>
-        <w:t>border</w:t>
-      </w:r>
-      <w:proofErr w:type="spellEnd"/>
-      <w:r>
-        <w:t xml:space="preserve"> + </w:t>
-      </w:r>
-      <w:proofErr w:type="spellStart"/>
-      <w:r>
-        <w:t>shadow</w:t>
-      </w:r>
-      <w:proofErr w:type="spellEnd"/>
-      <w:r>
-        <w:t>)</w:t>
-      </w:r>
-    </w:p>
-    <w:p>
-      <w:pPr>
-        <w:numPr>
-          <w:ilvl w:val="0"/>
-          <w:numId w:val="55"/>
-        </w:numPr>
-      </w:pPr>
-      <w:r>
-        <w:t>Badge (status)</w:t>
-      </w:r>
-    </w:p>
-    <w:p>
-      <w:pPr>
-        <w:numPr>
-          <w:ilvl w:val="0"/>
-          <w:numId w:val="55"/>
-        </w:numPr>
-      </w:pPr>
-      <w:proofErr w:type="spellStart"/>
+        <w:t>Cierre cosmético (DONE):</w:t>
+      </w:r>
+    </w:p>
+    <w:p>
+      <w:r>
+        <w:t>•</w:t>
+      </w:r>
+      <w:r>
+        <w:tab/>
+        <w:t>src/app/page.tsx: redirección / → /landing (implementado).</w:t>
+      </w:r>
+    </w:p>
+    <w:p>
+      <w:r>
+        <w:t>________________________________________</w:t>
+      </w:r>
+    </w:p>
+    <w:p>
+      <w:r>
+        <w:t>9. Landing (marketing) — DIRECTIVA ACTUALIZADA</w:t>
+      </w:r>
+    </w:p>
+    <w:p>
+      <w:r>
+        <w:t>El landing actual es placeholder. Se construirá un landing profesional, llamativo y orientado a conversión, que:</w:t>
+      </w:r>
+    </w:p>
+    <w:p>
+      <w:r>
+        <w:t>•</w:t>
+      </w:r>
+      <w:r>
+        <w:tab/>
+        <w:t>Explique claramente qué es FinHub y qué resuelve.</w:t>
+      </w:r>
+    </w:p>
+    <w:p>
+      <w:r>
+        <w:t>•</w:t>
+      </w:r>
+      <w:r>
+        <w:tab/>
+        <w:t>Muestre el flujo “pre-check gratis → pago → gestión completa con revisión humana”.</w:t>
+      </w:r>
+    </w:p>
+    <w:p>
+      <w:r>
+        <w:t>•</w:t>
+      </w:r>
+      <w:r>
+        <w:tab/>
+        <w:t>Destaque confianza (seguridad, no credenciales DigiD, cumplimiento/GDPR).</w:t>
+      </w:r>
+    </w:p>
+    <w:p>
+      <w:r>
+        <w:t>•</w:t>
+      </w:r>
+      <w:r>
+        <w:tab/>
+        <w:t>Incentive a continuar con CTA claras (“Empezar pre-check”, “Ver cómo funciona”, “Iniciar sesión”).</w:t>
+      </w:r>
+    </w:p>
+    <w:p>
+      <w:r>
+        <w:t>•</w:t>
+      </w:r>
+      <w:r>
+        <w:tab/>
+        <w:t>Soporte i18n (ES/PL/RO/EN) con selector discreto.</w:t>
+      </w:r>
+    </w:p>
+    <w:p>
+      <w:r>
+        <w:t>•</w:t>
+      </w:r>
+      <w:r>
+        <w:tab/>
+        <w:t>Contenga secciones mínimas: Hero + Problema/Solución + Cómo funciona + Módulos + Pricing (placeholder) + FAQ + CTA final.</w:t>
+      </w:r>
+    </w:p>
+    <w:p>
+      <w:r>
+        <w:t>________________________________________</w:t>
+      </w:r>
+    </w:p>
+    <w:p>
+      <w:r>
+        <w:t>10. Riesgos principales (vivos)</w:t>
+      </w:r>
+    </w:p>
+    <w:p>
+      <w:r>
+        <w:t>P0</w:t>
+      </w:r>
+    </w:p>
+    <w:p>
+      <w:r>
+        <w:t>•</w:t>
+      </w:r>
+      <w:r>
+        <w:tab/>
+        <w:t>i18n completo (UI + contenido + emails + PDFs) puede explotar en mantenimiento.</w:t>
+      </w:r>
+    </w:p>
+    <w:p>
+      <w:r>
+        <w:t>Mitigación: content registry + versionado y revisión editorial.</w:t>
+      </w:r>
+    </w:p>
+    <w:p>
+      <w:r>
+        <w:t>•</w:t>
+      </w:r>
+      <w:r>
+        <w:tab/>
+        <w:t>Autorización/machtiging por servicio debe ser viable sin credenciales.</w:t>
+      </w:r>
+    </w:p>
+    <w:p>
+      <w:r>
+        <w:t>Mitigación: “proof” estándar y fallback de soporte humano.</w:t>
+      </w:r>
+    </w:p>
+    <w:p>
+      <w:r>
+        <w:t>P1</w:t>
+      </w:r>
+    </w:p>
+    <w:p>
+      <w:r>
+        <w:t>•</w:t>
+      </w:r>
+      <w:r>
+        <w:tab/>
+        <w:t>OCR calidad variable.</w:t>
+      </w:r>
+    </w:p>
+    <w:p>
+      <w:r>
+        <w:t>Mitigación: editor obligatorio + confidence + checklist de calidad.</w:t>
+      </w:r>
+    </w:p>
+    <w:p>
+      <w:r>
+        <w:t>•</w:t>
+      </w:r>
+      <w:r>
+        <w:tab/>
+        <w:t>Revisión humana como cuello de botella.</w:t>
+      </w:r>
+    </w:p>
+    <w:p>
+      <w:r>
+        <w:t>Mitigación: cola priorizada por pago + panel operador eficiente.</w:t>
+      </w:r>
+    </w:p>
+    <w:p>
+      <w:r>
+        <w:t>P2</w:t>
+      </w:r>
+    </w:p>
+    <w:p>
+      <w:r>
+        <w:t>•</w:t>
+      </w:r>
+      <w:r>
+        <w:tab/>
+        <w:t>Seguros v2 requiere compliance adicional (intermediación/asesoramiento).</w:t>
+      </w:r>
+    </w:p>
+    <w:p>
+      <w:r>
+        <w:t>Mitigación: limitar v1 a informativo + recomendaciones no intrusivas con consentimiento; v2 solo bajo marco completo.</w:t>
+      </w:r>
+    </w:p>
+    <w:p>
       <w:r>
         <w:lastRenderedPageBreak/>
-        <w:t>InfoBox</w:t>
-      </w:r>
-      <w:proofErr w:type="spellEnd"/>
-      <w:r>
-        <w:t xml:space="preserve"> (bloques informativos)</w:t>
-      </w:r>
-    </w:p>
-    <w:p>
-      <w:r>
-        <w:t>Backlog inmediato (se implementará al inicio de Fase 5 para no bloquear):</w:t>
-      </w:r>
-    </w:p>
-    <w:p>
-      <w:pPr>
-        <w:numPr>
-          <w:ilvl w:val="0"/>
-          <w:numId w:val="56"/>
-        </w:numPr>
-      </w:pPr>
-      <w:r>
-        <w:t xml:space="preserve">Button, Input, </w:t>
-      </w:r>
-      <w:proofErr w:type="spellStart"/>
-      <w:r>
-        <w:t>Select</w:t>
-      </w:r>
-      <w:proofErr w:type="spellEnd"/>
-      <w:r>
-        <w:t xml:space="preserve">, </w:t>
-      </w:r>
-      <w:proofErr w:type="spellStart"/>
-      <w:r>
-        <w:t>ToggleGroup</w:t>
-      </w:r>
-      <w:proofErr w:type="spellEnd"/>
-      <w:r>
-        <w:t>, Stepper</w:t>
-      </w:r>
-    </w:p>
-    <w:p>
-      <w:pPr>
-        <w:numPr>
-          <w:ilvl w:val="0"/>
-          <w:numId w:val="56"/>
-        </w:numPr>
-      </w:pPr>
-      <w:proofErr w:type="spellStart"/>
-      <w:r>
-        <w:t>DocumentChecklistItem</w:t>
-      </w:r>
-      <w:proofErr w:type="spellEnd"/>
-      <w:r>
-        <w:t xml:space="preserve">, </w:t>
-      </w:r>
-      <w:proofErr w:type="spellStart"/>
-      <w:r>
-        <w:t>ReviewSummary</w:t>
-      </w:r>
-      <w:proofErr w:type="spellEnd"/>
-    </w:p>
-    <w:p>
-      <w:pPr>
-        <w:rPr>
-          <w:b/>
-          <w:bCs/>
-        </w:rPr>
-      </w:pPr>
-      <w:r>
-        <w:rPr>
-          <w:b/>
-          <w:bCs/>
-        </w:rPr>
-        <w:t>5.3 Accesibilidad, i18n y contenido (</w:t>
-      </w:r>
-      <w:proofErr w:type="spellStart"/>
-      <w:r>
-        <w:rPr>
-          <w:b/>
-          <w:bCs/>
-        </w:rPr>
-        <w:t>guidelines</w:t>
-      </w:r>
-      <w:proofErr w:type="spellEnd"/>
-      <w:r>
-        <w:rPr>
-          <w:b/>
-          <w:bCs/>
-        </w:rPr>
-        <w:t>)</w:t>
-      </w:r>
-    </w:p>
-    <w:p>
-      <w:pPr>
-        <w:numPr>
-          <w:ilvl w:val="0"/>
-          <w:numId w:val="57"/>
-        </w:numPr>
-      </w:pPr>
-      <w:r>
-        <w:t>Tipografía legible, contraste alto, targets táctiles amplios.</w:t>
-      </w:r>
-    </w:p>
-    <w:p>
-      <w:pPr>
-        <w:numPr>
-          <w:ilvl w:val="0"/>
-          <w:numId w:val="57"/>
-        </w:numPr>
-      </w:pPr>
-      <w:r>
-        <w:t>i18n: diccionarios por idioma + “</w:t>
-      </w:r>
-      <w:proofErr w:type="spellStart"/>
-      <w:r>
-        <w:t>content</w:t>
-      </w:r>
-      <w:proofErr w:type="spellEnd"/>
-      <w:r>
-        <w:t xml:space="preserve"> </w:t>
-      </w:r>
-      <w:proofErr w:type="spellStart"/>
-      <w:r>
-        <w:t>registry</w:t>
-      </w:r>
-      <w:proofErr w:type="spellEnd"/>
-      <w:r>
-        <w:t>” para textos largos (emails/FAQ/</w:t>
-      </w:r>
-      <w:proofErr w:type="spellStart"/>
-      <w:r>
-        <w:t>landing</w:t>
-      </w:r>
-      <w:proofErr w:type="spellEnd"/>
-      <w:r>
-        <w:t>).</w:t>
-      </w:r>
-    </w:p>
-    <w:p>
-      <w:pPr>
-        <w:numPr>
-          <w:ilvl w:val="0"/>
-          <w:numId w:val="57"/>
-        </w:numPr>
-      </w:pPr>
-      <w:proofErr w:type="spellStart"/>
-      <w:r>
-        <w:t>Copy</w:t>
-      </w:r>
-      <w:proofErr w:type="spellEnd"/>
-      <w:r>
-        <w:t>: frases cortas, explicar “qué necesitas y por qué”; holandés solo cuando aporte y con contexto.</w:t>
-      </w:r>
-    </w:p>
-    <w:p>
-      <w:r>
-        <w:pict w14:anchorId="1E1CABE5">
-          <v:rect id="_x0000_i1109" style="width:0;height:1.5pt" o:hralign="center" o:hrstd="t" o:hr="t" fillcolor="#a0a0a0" stroked="f"/>
-        </w:pict>
-      </w:r>
-    </w:p>
-    <w:p>
-      <w:pPr>
-        <w:rPr>
-          <w:b/>
-          <w:bCs/>
-        </w:rPr>
-      </w:pPr>
-      <w:r>
-        <w:rPr>
-          <w:b/>
-          <w:bCs/>
-        </w:rPr>
-        <w:t>6. Módulos y Flujos Funcionales (detalle por módulo)</w:t>
-      </w:r>
-    </w:p>
-    <w:p>
-      <w:pPr>
-        <w:rPr>
-          <w:b/>
-          <w:bCs/>
-        </w:rPr>
-      </w:pPr>
-      <w:r>
-        <w:rPr>
-          <w:b/>
-          <w:bCs/>
-        </w:rPr>
-        <w:t>6.1 Plataforma Core (Auth, Perfil, Shell)</w:t>
-      </w:r>
-    </w:p>
-    <w:p>
-      <w:pPr>
-        <w:numPr>
-          <w:ilvl w:val="0"/>
-          <w:numId w:val="58"/>
-        </w:numPr>
-      </w:pPr>
-      <w:r>
-        <w:t>Propósito: acceso, idioma, navegación clara, base de casos.</w:t>
-      </w:r>
-    </w:p>
-    <w:p>
-      <w:pPr>
-        <w:numPr>
-          <w:ilvl w:val="0"/>
-          <w:numId w:val="58"/>
-        </w:numPr>
-      </w:pPr>
-      <w:r>
-        <w:t xml:space="preserve">Pantallas mínimas: Landing → Login → </w:t>
-      </w:r>
-      <w:proofErr w:type="spellStart"/>
-      <w:r>
-        <w:t>Dashboard</w:t>
-      </w:r>
-      <w:proofErr w:type="spellEnd"/>
-      <w:r>
-        <w:t xml:space="preserve"> Home → </w:t>
-      </w:r>
-      <w:proofErr w:type="spellStart"/>
-      <w:r>
-        <w:t>Profile</w:t>
-      </w:r>
-      <w:proofErr w:type="spellEnd"/>
-      <w:r>
-        <w:t>.</w:t>
-      </w:r>
-    </w:p>
-    <w:p>
-      <w:pPr>
-        <w:numPr>
-          <w:ilvl w:val="0"/>
-          <w:numId w:val="58"/>
-        </w:numPr>
-      </w:pPr>
-      <w:r>
-        <w:t>DoD: protección de rutas (</w:t>
-      </w:r>
-      <w:proofErr w:type="spellStart"/>
-      <w:r>
-        <w:t>auth</w:t>
-      </w:r>
-      <w:proofErr w:type="spellEnd"/>
-      <w:r>
-        <w:t xml:space="preserve">), perfil básico (idioma + datos mínimos), </w:t>
-      </w:r>
-      <w:proofErr w:type="spellStart"/>
-      <w:r>
-        <w:t>shell</w:t>
-      </w:r>
-      <w:proofErr w:type="spellEnd"/>
-      <w:r>
-        <w:t xml:space="preserve"> consistente.</w:t>
-      </w:r>
-    </w:p>
-    <w:p>
-      <w:pPr>
-        <w:rPr>
-          <w:b/>
-          <w:bCs/>
-        </w:rPr>
-      </w:pPr>
-      <w:r>
-        <w:rPr>
-          <w:b/>
-          <w:bCs/>
-        </w:rPr>
-        <w:t>6.2 Subsidios (</w:t>
-      </w:r>
-      <w:proofErr w:type="spellStart"/>
-      <w:r>
-        <w:rPr>
-          <w:b/>
-          <w:bCs/>
-        </w:rPr>
-        <w:t>Toeslagen</w:t>
-      </w:r>
-      <w:proofErr w:type="spellEnd"/>
-      <w:r>
-        <w:rPr>
-          <w:b/>
-          <w:bCs/>
-        </w:rPr>
-        <w:t>) — Normativa 2026</w:t>
-      </w:r>
-    </w:p>
-    <w:p>
-      <w:r>
-        <w:t>Patrón por subsidio:</w:t>
-      </w:r>
-    </w:p>
-    <w:p>
-      <w:pPr>
-        <w:numPr>
-          <w:ilvl w:val="0"/>
-          <w:numId w:val="59"/>
-        </w:numPr>
-      </w:pPr>
-      <w:proofErr w:type="spellStart"/>
-      <w:r>
-        <w:t>EligibilityWizard</w:t>
-      </w:r>
-      <w:proofErr w:type="spellEnd"/>
-      <w:r>
-        <w:t xml:space="preserve"> (preguntas mínimas)</w:t>
-      </w:r>
-    </w:p>
-    <w:p>
-      <w:pPr>
-        <w:numPr>
-          <w:ilvl w:val="0"/>
-          <w:numId w:val="59"/>
-        </w:numPr>
-      </w:pPr>
-      <w:proofErr w:type="spellStart"/>
-      <w:r>
-        <w:t>EligibilityResult</w:t>
-      </w:r>
-      <w:proofErr w:type="spellEnd"/>
-    </w:p>
-    <w:p>
-      <w:pPr>
-        <w:numPr>
-          <w:ilvl w:val="0"/>
-          <w:numId w:val="59"/>
-        </w:numPr>
-      </w:pPr>
-      <w:proofErr w:type="spellStart"/>
-      <w:r>
-        <w:t>Checkout</w:t>
-      </w:r>
-      <w:proofErr w:type="spellEnd"/>
-      <w:r>
-        <w:t xml:space="preserve"> (pago por caso o incluido en suscripción)</w:t>
-      </w:r>
-    </w:p>
-    <w:p>
-      <w:pPr>
-        <w:numPr>
-          <w:ilvl w:val="0"/>
-          <w:numId w:val="59"/>
-        </w:numPr>
-      </w:pPr>
-      <w:proofErr w:type="spellStart"/>
-      <w:r>
-        <w:t>Authorization</w:t>
-      </w:r>
-      <w:proofErr w:type="spellEnd"/>
-      <w:r>
-        <w:t xml:space="preserve"> (</w:t>
-      </w:r>
-      <w:proofErr w:type="spellStart"/>
-      <w:r>
-        <w:t>machtiging</w:t>
-      </w:r>
-      <w:proofErr w:type="spellEnd"/>
-      <w:r>
-        <w:t>/</w:t>
-      </w:r>
-      <w:proofErr w:type="spellStart"/>
-      <w:r>
-        <w:t>proof</w:t>
-      </w:r>
-      <w:proofErr w:type="spellEnd"/>
-      <w:r>
-        <w:t>)</w:t>
-      </w:r>
-    </w:p>
-    <w:p>
-      <w:pPr>
-        <w:numPr>
-          <w:ilvl w:val="0"/>
-          <w:numId w:val="59"/>
-        </w:numPr>
-      </w:pPr>
-      <w:proofErr w:type="spellStart"/>
-      <w:r>
-        <w:t>DocsChecklist</w:t>
-      </w:r>
-      <w:proofErr w:type="spellEnd"/>
-      <w:r>
-        <w:t xml:space="preserve"> (qué documento es + dónde conseguirlo)</w:t>
-      </w:r>
-    </w:p>
-    <w:p>
-      <w:pPr>
-        <w:numPr>
-          <w:ilvl w:val="0"/>
-          <w:numId w:val="59"/>
-        </w:numPr>
-      </w:pPr>
-      <w:r>
-        <w:t>Final (resumen + “en revisión humana”)</w:t>
-      </w:r>
-    </w:p>
-    <w:p>
-      <w:r>
-        <w:t>Nota crítica: confirmar viabilidad de autorización sin credenciales por subsidio (Modo A) y definir “</w:t>
-      </w:r>
-      <w:proofErr w:type="spellStart"/>
-      <w:r>
-        <w:t>proof</w:t>
-      </w:r>
-      <w:proofErr w:type="spellEnd"/>
-      <w:r>
-        <w:t>”.</w:t>
-      </w:r>
-    </w:p>
-    <w:p>
-      <w:pPr>
-        <w:rPr>
-          <w:b/>
-          <w:bCs/>
-        </w:rPr>
-      </w:pPr>
-      <w:r>
-        <w:rPr>
-          <w:b/>
-          <w:bCs/>
-        </w:rPr>
-        <w:t xml:space="preserve">6.3 Impuestos (IB + </w:t>
-      </w:r>
-      <w:proofErr w:type="spellStart"/>
-      <w:r>
-        <w:rPr>
-          <w:b/>
-          <w:bCs/>
-        </w:rPr>
-        <w:t>Voorlopige</w:t>
-      </w:r>
-      <w:proofErr w:type="spellEnd"/>
-      <w:r>
-        <w:rPr>
-          <w:b/>
-          <w:bCs/>
-        </w:rPr>
-        <w:t xml:space="preserve"> </w:t>
-      </w:r>
-      <w:proofErr w:type="spellStart"/>
-      <w:r>
-        <w:rPr>
-          <w:b/>
-          <w:bCs/>
-        </w:rPr>
-        <w:t>aanslag</w:t>
-      </w:r>
-      <w:proofErr w:type="spellEnd"/>
-      <w:r>
-        <w:rPr>
-          <w:b/>
-          <w:bCs/>
-        </w:rPr>
-        <w:t>) — Solo particulares</w:t>
-      </w:r>
-    </w:p>
-    <w:p>
-      <w:pPr>
-        <w:numPr>
-          <w:ilvl w:val="0"/>
-          <w:numId w:val="60"/>
-        </w:numPr>
-      </w:pPr>
-      <w:r>
-        <w:t xml:space="preserve">Propósito: </w:t>
-      </w:r>
-      <w:proofErr w:type="spellStart"/>
-      <w:r>
-        <w:t>wizard</w:t>
-      </w:r>
-      <w:proofErr w:type="spellEnd"/>
-      <w:r>
-        <w:t xml:space="preserve"> de cambios de vida + documentos + revisión humana.</w:t>
-      </w:r>
-    </w:p>
-    <w:p>
-      <w:pPr>
-        <w:numPr>
-          <w:ilvl w:val="0"/>
-          <w:numId w:val="60"/>
-        </w:numPr>
-      </w:pPr>
-      <w:r>
-        <w:t xml:space="preserve">DoD: crear caso, reunir </w:t>
-      </w:r>
-      <w:proofErr w:type="spellStart"/>
-      <w:r>
-        <w:t>info</w:t>
-      </w:r>
-      <w:proofErr w:type="spellEnd"/>
-      <w:r>
-        <w:t xml:space="preserve"> mínima, generar paquete para revisión humana.</w:t>
-      </w:r>
-    </w:p>
-    <w:p>
-      <w:pPr>
-        <w:rPr>
-          <w:b/>
-          <w:bCs/>
-        </w:rPr>
-      </w:pPr>
-      <w:r>
-        <w:rPr>
-          <w:b/>
-          <w:bCs/>
-        </w:rPr>
-        <w:t>6.4 Finanzas personales (Manual + OCR)</w:t>
-      </w:r>
-    </w:p>
-    <w:p>
-      <w:pPr>
-        <w:numPr>
-          <w:ilvl w:val="0"/>
-          <w:numId w:val="61"/>
-        </w:numPr>
-      </w:pPr>
-      <w:r>
-        <w:t>Propósito: presupuesto y control de gastos sencillo.</w:t>
-      </w:r>
-    </w:p>
-    <w:p>
-      <w:pPr>
-        <w:numPr>
-          <w:ilvl w:val="0"/>
-          <w:numId w:val="61"/>
-        </w:numPr>
-      </w:pPr>
-      <w:r>
-        <w:lastRenderedPageBreak/>
-        <w:t xml:space="preserve">Pantallas: </w:t>
-      </w:r>
-      <w:proofErr w:type="spellStart"/>
-      <w:r>
-        <w:t>overview</w:t>
-      </w:r>
-      <w:proofErr w:type="spellEnd"/>
-      <w:r>
-        <w:t xml:space="preserve"> → lista de movimientos → añadir gasto (manual/</w:t>
-      </w:r>
-      <w:proofErr w:type="spellStart"/>
-      <w:r>
-        <w:t>upload</w:t>
-      </w:r>
-      <w:proofErr w:type="spellEnd"/>
-      <w:r>
-        <w:t>) → editor OCR → categorías.</w:t>
-      </w:r>
-    </w:p>
-    <w:p>
-      <w:pPr>
-        <w:numPr>
-          <w:ilvl w:val="0"/>
-          <w:numId w:val="61"/>
-        </w:numPr>
-      </w:pPr>
-      <w:r>
-        <w:t>DoD: registrar/categorizar/editar y ver resumen mensual.</w:t>
-      </w:r>
-    </w:p>
-    <w:p>
-      <w:pPr>
-        <w:rPr>
-          <w:b/>
-          <w:bCs/>
-        </w:rPr>
-      </w:pPr>
-      <w:r>
-        <w:rPr>
-          <w:b/>
-          <w:bCs/>
-        </w:rPr>
-        <w:t xml:space="preserve">6.5 </w:t>
-      </w:r>
-      <w:proofErr w:type="spellStart"/>
-      <w:r>
-        <w:rPr>
-          <w:b/>
-          <w:bCs/>
-        </w:rPr>
-        <w:t>Document</w:t>
-      </w:r>
-      <w:proofErr w:type="spellEnd"/>
-      <w:r>
-        <w:rPr>
-          <w:b/>
-          <w:bCs/>
-        </w:rPr>
-        <w:t xml:space="preserve"> Vault + OCR + Editor</w:t>
-      </w:r>
-    </w:p>
-    <w:p>
-      <w:pPr>
-        <w:numPr>
-          <w:ilvl w:val="0"/>
-          <w:numId w:val="62"/>
-        </w:numPr>
-      </w:pPr>
-      <w:r>
-        <w:t>Propósito: centralizar documentos y convertirlos en datos editables.</w:t>
-      </w:r>
-    </w:p>
-    <w:p>
-      <w:pPr>
-        <w:numPr>
-          <w:ilvl w:val="0"/>
-          <w:numId w:val="62"/>
-        </w:numPr>
-      </w:pPr>
-      <w:r>
-        <w:t xml:space="preserve">Pantallas: </w:t>
-      </w:r>
-      <w:proofErr w:type="spellStart"/>
-      <w:r>
-        <w:t>vault</w:t>
-      </w:r>
-      <w:proofErr w:type="spellEnd"/>
-      <w:r>
-        <w:t xml:space="preserve"> → subir → OCR </w:t>
-      </w:r>
-      <w:proofErr w:type="spellStart"/>
-      <w:r>
-        <w:t>result</w:t>
-      </w:r>
-      <w:proofErr w:type="spellEnd"/>
-      <w:r>
-        <w:t xml:space="preserve"> + editor → guardar versión → asociar </w:t>
-      </w:r>
-      <w:proofErr w:type="spellStart"/>
-      <w:r>
-        <w:t>a caso</w:t>
-      </w:r>
-      <w:proofErr w:type="spellEnd"/>
-      <w:r>
-        <w:t>.</w:t>
-      </w:r>
-    </w:p>
-    <w:p>
-      <w:pPr>
-        <w:numPr>
-          <w:ilvl w:val="0"/>
-          <w:numId w:val="62"/>
-        </w:numPr>
-      </w:pPr>
-      <w:r>
-        <w:t xml:space="preserve">DoD: </w:t>
-      </w:r>
-      <w:proofErr w:type="spellStart"/>
-      <w:r>
-        <w:t>upload</w:t>
-      </w:r>
-      <w:proofErr w:type="spellEnd"/>
-      <w:r>
-        <w:t xml:space="preserve"> → OCR → campos + “</w:t>
-      </w:r>
-      <w:proofErr w:type="spellStart"/>
-      <w:r>
-        <w:t>confidence</w:t>
-      </w:r>
-      <w:proofErr w:type="spellEnd"/>
-      <w:r>
-        <w:t>” → edición → persistencia → auditoría.</w:t>
-      </w:r>
-    </w:p>
-    <w:p>
-      <w:pPr>
-        <w:rPr>
-          <w:b/>
-          <w:bCs/>
-        </w:rPr>
-      </w:pPr>
-      <w:r>
-        <w:rPr>
-          <w:b/>
-          <w:bCs/>
-        </w:rPr>
-        <w:t>6.6 Seguros (v1 informativo, v2 operativo)</w:t>
-      </w:r>
-    </w:p>
-    <w:p>
-      <w:r>
-        <w:rPr>
-          <w:b/>
-          <w:bCs/>
-        </w:rPr>
-        <w:t>v1 (alcance actual):</w:t>
-      </w:r>
-    </w:p>
-    <w:p>
-      <w:pPr>
-        <w:numPr>
-          <w:ilvl w:val="0"/>
-          <w:numId w:val="63"/>
-        </w:numPr>
-      </w:pPr>
-      <w:r>
-        <w:t>Contenido claro por seguro (hogar, auto, salud complemento, responsabilidad, etc.).</w:t>
-      </w:r>
-    </w:p>
-    <w:p>
-      <w:pPr>
-        <w:numPr>
-          <w:ilvl w:val="0"/>
-          <w:numId w:val="63"/>
-        </w:numPr>
-      </w:pPr>
-      <w:r>
-        <w:t>“Cómo te ayudamos” + CTA a suscripción / consulta.</w:t>
-      </w:r>
-    </w:p>
-    <w:p>
-      <w:pPr>
-        <w:numPr>
-          <w:ilvl w:val="0"/>
-          <w:numId w:val="63"/>
-        </w:numPr>
-      </w:pPr>
-      <w:r>
-        <w:t>Preparado para activación futura.</w:t>
-      </w:r>
-    </w:p>
-    <w:p>
-      <w:r>
-        <w:rPr>
-          <w:b/>
-          <w:bCs/>
-        </w:rPr>
-        <w:t>v2 (futuro):</w:t>
-      </w:r>
-    </w:p>
-    <w:p>
-      <w:pPr>
-        <w:numPr>
-          <w:ilvl w:val="0"/>
-          <w:numId w:val="64"/>
-        </w:numPr>
-      </w:pPr>
-      <w:proofErr w:type="spellStart"/>
-      <w:r>
-        <w:t>Funnel</w:t>
-      </w:r>
-      <w:proofErr w:type="spellEnd"/>
-      <w:r>
-        <w:t xml:space="preserve"> operativo tipo “Polisa-</w:t>
-      </w:r>
-      <w:proofErr w:type="spellStart"/>
-      <w:r>
-        <w:t>style</w:t>
-      </w:r>
-      <w:proofErr w:type="spellEnd"/>
-      <w:r>
-        <w:t>” con cumplimiento adicional (</w:t>
-      </w:r>
-      <w:proofErr w:type="spellStart"/>
-      <w:r>
-        <w:t>Wft</w:t>
-      </w:r>
-      <w:proofErr w:type="spellEnd"/>
-      <w:r>
-        <w:t>/intermediación).</w:t>
-      </w:r>
-    </w:p>
-    <w:p>
-      <w:pPr>
-        <w:rPr>
-          <w:b/>
-          <w:bCs/>
-        </w:rPr>
-      </w:pPr>
-      <w:r>
-        <w:rPr>
-          <w:b/>
-          <w:bCs/>
-        </w:rPr>
-        <w:t>6.7 Recomendaciones de seguros/productos y emails no intrusivos (NUEVO — DIRECTIVA)</w:t>
-      </w:r>
-    </w:p>
-    <w:p>
-      <w:r>
-        <w:t xml:space="preserve">Objetivo: que la IA sugiera </w:t>
-      </w:r>
-      <w:r>
-        <w:rPr>
-          <w:b/>
-          <w:bCs/>
-        </w:rPr>
-        <w:t>de forma ocasional y útil</w:t>
-      </w:r>
-      <w:r>
-        <w:t xml:space="preserve"> seguros/productos relacionados con la vida del usuario, sin ser agresivo ni “spam”.</w:t>
-      </w:r>
-    </w:p>
-    <w:p>
-      <w:r>
-        <w:rPr>
-          <w:b/>
-          <w:bCs/>
-        </w:rPr>
-        <w:t>Reglas no negociables:</w:t>
-      </w:r>
-    </w:p>
-    <w:p>
-      <w:pPr>
-        <w:numPr>
-          <w:ilvl w:val="0"/>
-          <w:numId w:val="65"/>
-        </w:numPr>
-      </w:pPr>
-      <w:r>
-        <w:rPr>
-          <w:b/>
-          <w:bCs/>
-        </w:rPr>
-        <w:t>Consentimiento explícito</w:t>
-      </w:r>
-      <w:r>
-        <w:t xml:space="preserve"> para emails de ofertas (</w:t>
-      </w:r>
-      <w:proofErr w:type="spellStart"/>
-      <w:r>
-        <w:t>opt</w:t>
-      </w:r>
-      <w:proofErr w:type="spellEnd"/>
-      <w:r>
-        <w:t xml:space="preserve">-in) y </w:t>
-      </w:r>
-      <w:proofErr w:type="spellStart"/>
-      <w:r>
-        <w:rPr>
-          <w:b/>
-          <w:bCs/>
-        </w:rPr>
-        <w:t>opt-out</w:t>
-      </w:r>
-      <w:proofErr w:type="spellEnd"/>
-      <w:r>
-        <w:t xml:space="preserve"> simple.</w:t>
-      </w:r>
-    </w:p>
-    <w:p>
-      <w:pPr>
-        <w:numPr>
-          <w:ilvl w:val="0"/>
-          <w:numId w:val="65"/>
-        </w:numPr>
-      </w:pPr>
-      <w:r>
-        <w:rPr>
-          <w:b/>
-          <w:bCs/>
-        </w:rPr>
-        <w:t>Frecuencia limitada (</w:t>
-      </w:r>
-      <w:proofErr w:type="spellStart"/>
-      <w:r>
-        <w:rPr>
-          <w:b/>
-          <w:bCs/>
-        </w:rPr>
-        <w:t>cap</w:t>
-      </w:r>
-      <w:proofErr w:type="spellEnd"/>
-      <w:r>
-        <w:rPr>
-          <w:b/>
-          <w:bCs/>
-        </w:rPr>
-        <w:t>):</w:t>
-      </w:r>
-      <w:r>
-        <w:t xml:space="preserve"> por defecto 1 email/mes y 1 sugerencia </w:t>
-      </w:r>
-      <w:proofErr w:type="spellStart"/>
-      <w:r>
-        <w:t>in-app</w:t>
-      </w:r>
-      <w:proofErr w:type="spellEnd"/>
-      <w:r>
-        <w:t xml:space="preserve"> cada X sesiones (definir en Fase 5). Nunca “bombardeo”.</w:t>
-      </w:r>
-    </w:p>
-    <w:p>
-      <w:pPr>
-        <w:numPr>
-          <w:ilvl w:val="0"/>
-          <w:numId w:val="65"/>
-        </w:numPr>
-      </w:pPr>
-      <w:r>
-        <w:rPr>
-          <w:b/>
-          <w:bCs/>
-        </w:rPr>
-        <w:t>Relevancia real:</w:t>
-      </w:r>
-      <w:r>
-        <w:t xml:space="preserve"> basado en señales del usuario (perfil y eventos), no campañas masivas.</w:t>
-      </w:r>
-    </w:p>
-    <w:p>
-      <w:pPr>
-        <w:numPr>
-          <w:ilvl w:val="0"/>
-          <w:numId w:val="65"/>
-        </w:numPr>
-      </w:pPr>
-      <w:r>
-        <w:rPr>
-          <w:b/>
-          <w:bCs/>
-        </w:rPr>
-        <w:t>Separación de categorías:</w:t>
-      </w:r>
-    </w:p>
-    <w:p>
-      <w:pPr>
-        <w:numPr>
-          <w:ilvl w:val="1"/>
-          <w:numId w:val="65"/>
-        </w:numPr>
-      </w:pPr>
-      <w:r>
-        <w:t>Emails transaccionales (estado de caso, pagos, documentos) ≠ marketing/ofertas.</w:t>
-      </w:r>
-    </w:p>
-    <w:p>
-      <w:pPr>
-        <w:numPr>
-          <w:ilvl w:val="0"/>
-          <w:numId w:val="65"/>
-        </w:numPr>
-      </w:pPr>
-      <w:r>
-        <w:rPr>
-          <w:b/>
-          <w:bCs/>
-        </w:rPr>
-        <w:t>Transparencia:</w:t>
-      </w:r>
-      <w:r>
-        <w:t xml:space="preserve"> “por qué te lo sugerimos” (ej. “indicaste que tienes coche”).</w:t>
-      </w:r>
-    </w:p>
-    <w:p>
-      <w:pPr>
-        <w:numPr>
-          <w:ilvl w:val="0"/>
-          <w:numId w:val="65"/>
-        </w:numPr>
-      </w:pPr>
-      <w:r>
-        <w:rPr>
-          <w:b/>
-          <w:bCs/>
-        </w:rPr>
-        <w:t>Cumplimiento/GDPR:</w:t>
-      </w:r>
-      <w:r>
-        <w:t xml:space="preserve"> registro de consentimiento, </w:t>
-      </w:r>
-      <w:proofErr w:type="spellStart"/>
-      <w:r>
-        <w:t>timestamp</w:t>
-      </w:r>
-      <w:proofErr w:type="spellEnd"/>
-      <w:r>
-        <w:t>, fuente, y auditoría.</w:t>
-      </w:r>
-    </w:p>
-    <w:p>
-      <w:r>
-        <w:rPr>
-          <w:b/>
-          <w:bCs/>
-        </w:rPr>
-        <w:t>Señales (inputs) para personalización (v1):</w:t>
-      </w:r>
-    </w:p>
-    <w:p>
-      <w:pPr>
-        <w:numPr>
-          <w:ilvl w:val="0"/>
-          <w:numId w:val="66"/>
-        </w:numPr>
-      </w:pPr>
-      <w:r>
-        <w:t>Perfil: casa/alquiler/propiedad, coche, hijos, mascota, tipo de empleo, ingresos aproximados (si se declara), zona NL.</w:t>
-      </w:r>
-    </w:p>
-    <w:p>
-      <w:pPr>
-        <w:numPr>
-          <w:ilvl w:val="0"/>
-          <w:numId w:val="66"/>
-        </w:numPr>
-      </w:pPr>
-      <w:r>
-        <w:t>Eventos: compra de coche/casa, nacimiento hijo (si el usuario lo indica), cambios en gastos recurrentes, inicio de “case” relevante.</w:t>
-      </w:r>
-    </w:p>
-    <w:p>
-      <w:r>
-        <w:rPr>
-          <w:b/>
-          <w:bCs/>
-        </w:rPr>
-        <w:lastRenderedPageBreak/>
-        <w:t>Canales:</w:t>
-      </w:r>
-    </w:p>
-    <w:p>
-      <w:pPr>
-        <w:numPr>
-          <w:ilvl w:val="0"/>
-          <w:numId w:val="67"/>
-        </w:numPr>
-      </w:pPr>
-      <w:proofErr w:type="spellStart"/>
-      <w:r>
-        <w:t>In-app</w:t>
-      </w:r>
-      <w:proofErr w:type="spellEnd"/>
-      <w:r>
-        <w:t xml:space="preserve">: </w:t>
-      </w:r>
-      <w:proofErr w:type="spellStart"/>
-      <w:r>
-        <w:t>cards</w:t>
-      </w:r>
-      <w:proofErr w:type="spellEnd"/>
-      <w:r>
-        <w:t xml:space="preserve"> discretas dentro de “Inicio” o “Perfil” (no interrumpir </w:t>
-      </w:r>
-      <w:proofErr w:type="spellStart"/>
-      <w:r>
-        <w:t>wizards</w:t>
-      </w:r>
-      <w:proofErr w:type="spellEnd"/>
-      <w:r>
-        <w:t>).</w:t>
-      </w:r>
-    </w:p>
-    <w:p>
-      <w:pPr>
-        <w:numPr>
-          <w:ilvl w:val="0"/>
-          <w:numId w:val="67"/>
-        </w:numPr>
-      </w:pPr>
-      <w:r>
-        <w:t xml:space="preserve">Email: campañas ligeras, con valor (ej. </w:t>
-      </w:r>
-      <w:proofErr w:type="spellStart"/>
-      <w:r>
-        <w:t>checklist</w:t>
-      </w:r>
-      <w:proofErr w:type="spellEnd"/>
-      <w:r>
-        <w:t xml:space="preserve"> + recomendación + CTA suave).</w:t>
-      </w:r>
-    </w:p>
-    <w:p>
-      <w:r>
-        <w:rPr>
-          <w:b/>
-          <w:bCs/>
-        </w:rPr>
-        <w:t>Límites legales/éticos:</w:t>
-      </w:r>
-    </w:p>
-    <w:p>
-      <w:pPr>
-        <w:numPr>
-          <w:ilvl w:val="0"/>
-          <w:numId w:val="68"/>
-        </w:numPr>
-      </w:pPr>
-      <w:r>
-        <w:t>IA no debe presentarse como asesoramiento regulado definitivo. Si se opera como intermediación, debe activarse solo bajo marco de cumplimiento (v2).</w:t>
-      </w:r>
-    </w:p>
-    <w:p>
-      <w:r>
-        <w:pict w14:anchorId="4CFB3580">
-          <v:rect id="_x0000_i1110" style="width:0;height:1.5pt" o:hralign="center" o:hrstd="t" o:hr="t" fillcolor="#a0a0a0" stroked="f"/>
-        </w:pict>
-      </w:r>
-    </w:p>
-    <w:p>
-      <w:pPr>
-        <w:rPr>
-          <w:b/>
-          <w:bCs/>
-        </w:rPr>
-      </w:pPr>
-      <w:r>
-        <w:rPr>
-          <w:b/>
-          <w:bCs/>
-        </w:rPr>
-        <w:t xml:space="preserve">7. </w:t>
-      </w:r>
-      <w:proofErr w:type="spellStart"/>
-      <w:r>
-        <w:rPr>
-          <w:b/>
-          <w:bCs/>
-        </w:rPr>
-        <w:t>Roadmap</w:t>
-      </w:r>
-      <w:proofErr w:type="spellEnd"/>
-      <w:r>
-        <w:rPr>
-          <w:b/>
-          <w:bCs/>
-        </w:rPr>
-        <w:t xml:space="preserve"> Maestro v1 (fases y </w:t>
-      </w:r>
-      <w:proofErr w:type="spellStart"/>
-      <w:r>
-        <w:rPr>
-          <w:b/>
-          <w:bCs/>
-        </w:rPr>
-        <w:t>subfases</w:t>
-      </w:r>
-      <w:proofErr w:type="spellEnd"/>
-      <w:r>
-        <w:rPr>
-          <w:b/>
-          <w:bCs/>
-        </w:rPr>
-        <w:t>) — ACTUALIZADO</w:t>
-      </w:r>
-    </w:p>
-    <w:tbl>
-      <w:tblPr>
-        <w:tblW w:w="0" w:type="auto"/>
-        <w:tblCellSpacing w:w="15" w:type="dxa"/>
-        <w:tblCellMar>
-          <w:top w:w="15" w:type="dxa"/>
-          <w:left w:w="15" w:type="dxa"/>
-          <w:bottom w:w="15" w:type="dxa"/>
-          <w:right w:w="15" w:type="dxa"/>
-        </w:tblCellMar>
-        <w:tblLook w:val="04A0" w:firstRow="1" w:lastRow="0" w:firstColumn="1" w:lastColumn="0" w:noHBand="0" w:noVBand="1"/>
-      </w:tblPr>
-      <w:tblGrid>
-        <w:gridCol w:w="478"/>
-        <w:gridCol w:w="2361"/>
-        <w:gridCol w:w="4015"/>
-        <w:gridCol w:w="1984"/>
-      </w:tblGrid>
-      <w:tr>
-        <w:trPr>
-          <w:tblHeader/>
-          <w:tblCellSpacing w:w="15" w:type="dxa"/>
-        </w:trPr>
-        <w:tc>
-          <w:tcPr>
-            <w:tcW w:w="0" w:type="auto"/>
-            <w:vAlign w:val="center"/>
-            <w:hideMark/>
-          </w:tcPr>
-          <w:p>
-            <w:pPr>
-              <w:rPr>
-                <w:b/>
-                <w:bCs/>
-              </w:rPr>
-            </w:pPr>
-            <w:r>
-              <w:rPr>
-                <w:b/>
-                <w:bCs/>
-              </w:rPr>
-              <w:t>Fase</w:t>
-            </w:r>
-          </w:p>
-        </w:tc>
-        <w:tc>
-          <w:tcPr>
-            <w:tcW w:w="0" w:type="auto"/>
-            <w:vAlign w:val="center"/>
-            <w:hideMark/>
-          </w:tcPr>
-          <w:p>
-            <w:pPr>
-              <w:rPr>
-                <w:b/>
-                <w:bCs/>
-              </w:rPr>
-            </w:pPr>
-            <w:r>
-              <w:rPr>
-                <w:b/>
-                <w:bCs/>
-              </w:rPr>
-              <w:t>Objetivo</w:t>
-            </w:r>
-          </w:p>
-        </w:tc>
-        <w:tc>
-          <w:tcPr>
-            <w:tcW w:w="0" w:type="auto"/>
-            <w:vAlign w:val="center"/>
-            <w:hideMark/>
-          </w:tcPr>
-          <w:p>
-            <w:pPr>
-              <w:rPr>
-                <w:b/>
-                <w:bCs/>
-              </w:rPr>
-            </w:pPr>
-            <w:r>
-              <w:rPr>
-                <w:b/>
-                <w:bCs/>
-              </w:rPr>
-              <w:t>DoD</w:t>
-            </w:r>
-          </w:p>
-        </w:tc>
-        <w:tc>
-          <w:tcPr>
-            <w:tcW w:w="0" w:type="auto"/>
-            <w:vAlign w:val="center"/>
-            <w:hideMark/>
-          </w:tcPr>
-          <w:p>
-            <w:pPr>
-              <w:rPr>
-                <w:b/>
-                <w:bCs/>
-              </w:rPr>
-            </w:pPr>
-            <w:r>
-              <w:rPr>
-                <w:b/>
-                <w:bCs/>
-              </w:rPr>
-              <w:t>Estado</w:t>
-            </w:r>
-          </w:p>
-        </w:tc>
-      </w:tr>
-      <w:tr>
-        <w:trPr>
-          <w:tblCellSpacing w:w="15" w:type="dxa"/>
-        </w:trPr>
-        <w:tc>
-          <w:tcPr>
-            <w:tcW w:w="0" w:type="auto"/>
-            <w:vAlign w:val="center"/>
-            <w:hideMark/>
-          </w:tcPr>
-          <w:p>
-            <w:r>
-              <w:t>0</w:t>
-            </w:r>
-          </w:p>
-        </w:tc>
-        <w:tc>
-          <w:tcPr>
-            <w:tcW w:w="0" w:type="auto"/>
-            <w:vAlign w:val="center"/>
-            <w:hideMark/>
-          </w:tcPr>
-          <w:p>
-            <w:r>
-              <w:t>Repo + estándares + CI</w:t>
-            </w:r>
-          </w:p>
-        </w:tc>
-        <w:tc>
-          <w:tcPr>
-            <w:tcW w:w="0" w:type="auto"/>
-            <w:vAlign w:val="center"/>
-            <w:hideMark/>
-          </w:tcPr>
-          <w:p>
-            <w:r>
-              <w:t xml:space="preserve">Repo listo, CI verde, </w:t>
-            </w:r>
-            <w:proofErr w:type="spellStart"/>
-            <w:r>
-              <w:t>lint</w:t>
-            </w:r>
-            <w:proofErr w:type="spellEnd"/>
-            <w:r>
-              <w:t>/</w:t>
-            </w:r>
-            <w:proofErr w:type="spellStart"/>
-            <w:r>
-              <w:t>typecheck</w:t>
-            </w:r>
-            <w:proofErr w:type="spellEnd"/>
-            <w:r>
-              <w:t>/test/</w:t>
-            </w:r>
-            <w:proofErr w:type="spellStart"/>
-            <w:r>
-              <w:t>build</w:t>
-            </w:r>
-            <w:proofErr w:type="spellEnd"/>
-            <w:r>
-              <w:t xml:space="preserve"> OK</w:t>
-            </w:r>
-          </w:p>
-        </w:tc>
-        <w:tc>
-          <w:tcPr>
-            <w:tcW w:w="0" w:type="auto"/>
-            <w:vAlign w:val="center"/>
-            <w:hideMark/>
-          </w:tcPr>
-          <w:p>
-            <w:r>
-              <w:rPr>
-                <w:b/>
-                <w:bCs/>
-              </w:rPr>
-              <w:t>CERRADA 19/12/2025</w:t>
-            </w:r>
-          </w:p>
-        </w:tc>
-      </w:tr>
-      <w:tr>
-        <w:trPr>
-          <w:tblCellSpacing w:w="15" w:type="dxa"/>
-        </w:trPr>
-        <w:tc>
-          <w:tcPr>
-            <w:tcW w:w="0" w:type="auto"/>
-            <w:vAlign w:val="center"/>
-            <w:hideMark/>
-          </w:tcPr>
-          <w:p>
-            <w:r>
-              <w:t>1</w:t>
-            </w:r>
-          </w:p>
-        </w:tc>
-        <w:tc>
-          <w:tcPr>
-            <w:tcW w:w="0" w:type="auto"/>
-            <w:vAlign w:val="center"/>
-            <w:hideMark/>
-          </w:tcPr>
-          <w:p>
-            <w:r>
-              <w:t>Descubrimiento/Canon</w:t>
-            </w:r>
-          </w:p>
-        </w:tc>
-        <w:tc>
-          <w:tcPr>
-            <w:tcW w:w="0" w:type="auto"/>
-            <w:vAlign w:val="center"/>
-            <w:hideMark/>
-          </w:tcPr>
-          <w:p>
-            <w:r>
-              <w:t>Documento canónico v2.x listo para chats nuevos</w:t>
-            </w:r>
-          </w:p>
-        </w:tc>
-        <w:tc>
-          <w:tcPr>
-            <w:tcW w:w="0" w:type="auto"/>
-            <w:vAlign w:val="center"/>
-            <w:hideMark/>
-          </w:tcPr>
-          <w:p>
-            <w:r>
-              <w:rPr>
-                <w:b/>
-                <w:bCs/>
-              </w:rPr>
-              <w:t xml:space="preserve">CERRADA (este </w:t>
-            </w:r>
-            <w:proofErr w:type="spellStart"/>
-            <w:r>
-              <w:rPr>
-                <w:b/>
-                <w:bCs/>
-              </w:rPr>
-              <w:t>doc</w:t>
-            </w:r>
-            <w:proofErr w:type="spellEnd"/>
-            <w:r>
-              <w:rPr>
-                <w:b/>
-                <w:bCs/>
-              </w:rPr>
-              <w:t xml:space="preserve"> v2.1)</w:t>
-            </w:r>
-          </w:p>
-        </w:tc>
-      </w:tr>
-      <w:tr>
-        <w:trPr>
-          <w:tblCellSpacing w:w="15" w:type="dxa"/>
-        </w:trPr>
-        <w:tc>
-          <w:tcPr>
-            <w:tcW w:w="0" w:type="auto"/>
-            <w:vAlign w:val="center"/>
-            <w:hideMark/>
-          </w:tcPr>
-          <w:p>
-            <w:r>
-              <w:t>2</w:t>
-            </w:r>
-          </w:p>
-        </w:tc>
-        <w:tc>
-          <w:tcPr>
-            <w:tcW w:w="0" w:type="auto"/>
-            <w:vAlign w:val="center"/>
-            <w:hideMark/>
-          </w:tcPr>
-          <w:p>
-            <w:r>
-              <w:t xml:space="preserve">UI </w:t>
-            </w:r>
-            <w:proofErr w:type="spellStart"/>
-            <w:r>
-              <w:t>System</w:t>
-            </w:r>
-            <w:proofErr w:type="spellEnd"/>
-          </w:p>
-        </w:tc>
-        <w:tc>
-          <w:tcPr>
-            <w:tcW w:w="0" w:type="auto"/>
-            <w:vAlign w:val="center"/>
-            <w:hideMark/>
-          </w:tcPr>
-          <w:p>
-            <w:r>
-              <w:t xml:space="preserve">Tokens + </w:t>
-            </w:r>
-            <w:proofErr w:type="spellStart"/>
-            <w:r>
-              <w:t>shell</w:t>
-            </w:r>
-            <w:proofErr w:type="spellEnd"/>
-            <w:r>
-              <w:t xml:space="preserve"> + UI Kit + base componentes</w:t>
-            </w:r>
-          </w:p>
-        </w:tc>
-        <w:tc>
-          <w:tcPr>
-            <w:tcW w:w="0" w:type="auto"/>
-            <w:vAlign w:val="center"/>
-            <w:hideMark/>
-          </w:tcPr>
-          <w:p>
-            <w:r>
-              <w:rPr>
-                <w:b/>
-                <w:bCs/>
-              </w:rPr>
-              <w:t>CERRADA 20/12/2025</w:t>
-            </w:r>
-            <w:r>
-              <w:t xml:space="preserve"> (mínimo)</w:t>
-            </w:r>
-          </w:p>
-        </w:tc>
-      </w:tr>
-      <w:tr>
-        <w:trPr>
-          <w:tblCellSpacing w:w="15" w:type="dxa"/>
-        </w:trPr>
-        <w:tc>
-          <w:tcPr>
-            <w:tcW w:w="0" w:type="auto"/>
-            <w:vAlign w:val="center"/>
-            <w:hideMark/>
-          </w:tcPr>
-          <w:p>
-            <w:r>
-              <w:t>3</w:t>
-            </w:r>
-          </w:p>
-        </w:tc>
-        <w:tc>
-          <w:tcPr>
-            <w:tcW w:w="0" w:type="auto"/>
-            <w:vAlign w:val="center"/>
-            <w:hideMark/>
-          </w:tcPr>
-          <w:p>
-            <w:r>
-              <w:t>Arquitectura técnica</w:t>
-            </w:r>
-          </w:p>
-        </w:tc>
-        <w:tc>
-          <w:tcPr>
-            <w:tcW w:w="0" w:type="auto"/>
-            <w:vAlign w:val="center"/>
-            <w:hideMark/>
-          </w:tcPr>
-          <w:p>
-            <w:r>
-              <w:t>Stack objetivo + decisiones de autorización + OCR + pagos</w:t>
-            </w:r>
-          </w:p>
-        </w:tc>
-        <w:tc>
-          <w:tcPr>
-            <w:tcW w:w="0" w:type="auto"/>
-            <w:vAlign w:val="center"/>
-            <w:hideMark/>
-          </w:tcPr>
-          <w:p>
-            <w:r>
-              <w:rPr>
-                <w:b/>
-                <w:bCs/>
-              </w:rPr>
-              <w:t>CERRADA 19/12/2025</w:t>
-            </w:r>
-          </w:p>
-        </w:tc>
-      </w:tr>
-      <w:tr>
-        <w:trPr>
-          <w:tblCellSpacing w:w="15" w:type="dxa"/>
-        </w:trPr>
-        <w:tc>
-          <w:tcPr>
-            <w:tcW w:w="0" w:type="auto"/>
-            <w:vAlign w:val="center"/>
-            <w:hideMark/>
-          </w:tcPr>
-          <w:p>
-            <w:r>
-              <w:t>4</w:t>
-            </w:r>
-          </w:p>
-        </w:tc>
-        <w:tc>
-          <w:tcPr>
-            <w:tcW w:w="0" w:type="auto"/>
-            <w:vAlign w:val="center"/>
-            <w:hideMark/>
-          </w:tcPr>
-          <w:p>
-            <w:r>
-              <w:t>Modelo de datos + contratos</w:t>
-            </w:r>
-          </w:p>
-        </w:tc>
-        <w:tc>
-          <w:tcPr>
-            <w:tcW w:w="0" w:type="auto"/>
-            <w:vAlign w:val="center"/>
-            <w:hideMark/>
-          </w:tcPr>
-          <w:p>
-            <w:proofErr w:type="spellStart"/>
-            <w:r>
-              <w:t>OpenAPI</w:t>
-            </w:r>
-            <w:proofErr w:type="spellEnd"/>
-            <w:r>
-              <w:t xml:space="preserve">/DB </w:t>
-            </w:r>
-            <w:proofErr w:type="spellStart"/>
-            <w:r>
-              <w:t>entities</w:t>
-            </w:r>
-            <w:proofErr w:type="spellEnd"/>
-            <w:r>
-              <w:t xml:space="preserve"> (User, Case, </w:t>
-            </w:r>
-            <w:proofErr w:type="spellStart"/>
-            <w:r>
-              <w:t>Document</w:t>
-            </w:r>
-            <w:proofErr w:type="spellEnd"/>
-            <w:r>
-              <w:t xml:space="preserve">, Payment, </w:t>
-            </w:r>
-            <w:proofErr w:type="spellStart"/>
-            <w:r>
-              <w:t>Consent</w:t>
-            </w:r>
-            <w:proofErr w:type="spellEnd"/>
-            <w:r>
-              <w:t>)</w:t>
-            </w:r>
-          </w:p>
-        </w:tc>
-        <w:tc>
-          <w:tcPr>
-            <w:tcW w:w="0" w:type="auto"/>
-            <w:vAlign w:val="center"/>
-            <w:hideMark/>
-          </w:tcPr>
-          <w:p>
-            <w:r>
-              <w:t>Pendiente</w:t>
-            </w:r>
-          </w:p>
-        </w:tc>
-      </w:tr>
-      <w:tr>
-        <w:trPr>
-          <w:tblCellSpacing w:w="15" w:type="dxa"/>
-        </w:trPr>
-        <w:tc>
-          <w:tcPr>
-            <w:tcW w:w="0" w:type="auto"/>
-            <w:vAlign w:val="center"/>
-            <w:hideMark/>
-          </w:tcPr>
-          <w:p>
-            <w:r>
-              <w:t>5</w:t>
-            </w:r>
-          </w:p>
-        </w:tc>
-        <w:tc>
-          <w:tcPr>
-            <w:tcW w:w="0" w:type="auto"/>
-            <w:vAlign w:val="center"/>
-            <w:hideMark/>
-          </w:tcPr>
-          <w:p>
-            <w:proofErr w:type="spellStart"/>
-            <w:r>
-              <w:t>Frontend</w:t>
-            </w:r>
-            <w:proofErr w:type="spellEnd"/>
-            <w:r>
-              <w:t xml:space="preserve"> arquitectura</w:t>
-            </w:r>
-          </w:p>
-        </w:tc>
-        <w:tc>
-          <w:tcPr>
-            <w:tcW w:w="0" w:type="auto"/>
-            <w:vAlign w:val="center"/>
-            <w:hideMark/>
-          </w:tcPr>
-          <w:p>
-            <w:r>
-              <w:t xml:space="preserve">Case </w:t>
-            </w:r>
-            <w:proofErr w:type="spellStart"/>
-            <w:r>
-              <w:t>Engine</w:t>
-            </w:r>
-            <w:proofErr w:type="spellEnd"/>
-            <w:r>
-              <w:t xml:space="preserve">, </w:t>
-            </w:r>
-            <w:proofErr w:type="spellStart"/>
-            <w:r>
-              <w:t>stores</w:t>
-            </w:r>
-            <w:proofErr w:type="spellEnd"/>
-            <w:r>
-              <w:t xml:space="preserve">/persistencia, subida </w:t>
-            </w:r>
-            <w:proofErr w:type="spellStart"/>
-            <w:r>
-              <w:t>docs</w:t>
-            </w:r>
-            <w:proofErr w:type="spellEnd"/>
-            <w:r>
-              <w:t xml:space="preserve"> v1, </w:t>
-            </w:r>
-            <w:proofErr w:type="spellStart"/>
-            <w:r>
-              <w:t>routing</w:t>
-            </w:r>
-            <w:proofErr w:type="spellEnd"/>
-            <w:r>
-              <w:t xml:space="preserve"> protegido</w:t>
-            </w:r>
-          </w:p>
-        </w:tc>
-        <w:tc>
-          <w:tcPr>
-            <w:tcW w:w="0" w:type="auto"/>
-            <w:vAlign w:val="center"/>
-            <w:hideMark/>
-          </w:tcPr>
-          <w:p>
-            <w:r>
-              <w:t>Siguiente</w:t>
-            </w:r>
-          </w:p>
-        </w:tc>
-      </w:tr>
-      <w:tr>
-        <w:trPr>
-          <w:tblCellSpacing w:w="15" w:type="dxa"/>
-        </w:trPr>
-        <w:tc>
-          <w:tcPr>
-            <w:tcW w:w="0" w:type="auto"/>
-            <w:vAlign w:val="center"/>
-            <w:hideMark/>
-          </w:tcPr>
-          <w:p>
-            <w:r>
-              <w:t>6</w:t>
-            </w:r>
-          </w:p>
-        </w:tc>
-        <w:tc>
-          <w:tcPr>
-            <w:tcW w:w="0" w:type="auto"/>
-            <w:vAlign w:val="center"/>
-            <w:hideMark/>
-          </w:tcPr>
-          <w:p>
-            <w:proofErr w:type="spellStart"/>
-            <w:r>
-              <w:t>Backend</w:t>
-            </w:r>
-            <w:proofErr w:type="spellEnd"/>
-          </w:p>
-        </w:tc>
-        <w:tc>
-          <w:tcPr>
-            <w:tcW w:w="0" w:type="auto"/>
-            <w:vAlign w:val="center"/>
-            <w:hideMark/>
-          </w:tcPr>
-          <w:p>
-            <w:r>
-              <w:t xml:space="preserve">Auth/roles, cases, </w:t>
-            </w:r>
-            <w:proofErr w:type="spellStart"/>
-            <w:r>
-              <w:t>documents</w:t>
-            </w:r>
-            <w:proofErr w:type="spellEnd"/>
-            <w:r>
-              <w:t xml:space="preserve">, </w:t>
-            </w:r>
-            <w:proofErr w:type="spellStart"/>
-            <w:r>
-              <w:t>payments</w:t>
-            </w:r>
-            <w:proofErr w:type="spellEnd"/>
-            <w:r>
-              <w:t xml:space="preserve">, </w:t>
-            </w:r>
-            <w:proofErr w:type="spellStart"/>
-            <w:r>
-              <w:t>admin</w:t>
-            </w:r>
-            <w:proofErr w:type="spellEnd"/>
-            <w:r>
-              <w:t xml:space="preserve"> </w:t>
-            </w:r>
-            <w:proofErr w:type="spellStart"/>
-            <w:r>
-              <w:t>queue</w:t>
-            </w:r>
-            <w:proofErr w:type="spellEnd"/>
-          </w:p>
-        </w:tc>
-        <w:tc>
-          <w:tcPr>
-            <w:tcW w:w="0" w:type="auto"/>
-            <w:vAlign w:val="center"/>
-            <w:hideMark/>
-          </w:tcPr>
-          <w:p>
-            <w:r>
-              <w:t>Pendiente</w:t>
-            </w:r>
-          </w:p>
-        </w:tc>
-      </w:tr>
-      <w:tr>
-        <w:trPr>
-          <w:tblCellSpacing w:w="15" w:type="dxa"/>
-        </w:trPr>
-        <w:tc>
-          <w:tcPr>
-            <w:tcW w:w="0" w:type="auto"/>
-            <w:vAlign w:val="center"/>
-            <w:hideMark/>
-          </w:tcPr>
-          <w:p>
-            <w:r>
-              <w:t>7</w:t>
-            </w:r>
-          </w:p>
-        </w:tc>
-        <w:tc>
-          <w:tcPr>
-            <w:tcW w:w="0" w:type="auto"/>
-            <w:vAlign w:val="center"/>
-            <w:hideMark/>
-          </w:tcPr>
-          <w:p>
-            <w:r>
-              <w:t>OCR/IA</w:t>
-            </w:r>
-          </w:p>
-        </w:tc>
-        <w:tc>
-          <w:tcPr>
-            <w:tcW w:w="0" w:type="auto"/>
-            <w:vAlign w:val="center"/>
-            <w:hideMark/>
-          </w:tcPr>
-          <w:p>
-            <w:r>
-              <w:t xml:space="preserve">OCR pipeline + editor + </w:t>
-            </w:r>
-            <w:proofErr w:type="spellStart"/>
-            <w:r>
-              <w:t>machtigingsregistratie</w:t>
-            </w:r>
-            <w:proofErr w:type="spellEnd"/>
-          </w:p>
-        </w:tc>
-        <w:tc>
-          <w:tcPr>
-            <w:tcW w:w="0" w:type="auto"/>
-            <w:vAlign w:val="center"/>
-            <w:hideMark/>
-          </w:tcPr>
-          <w:p>
-            <w:r>
-              <w:t>Pendiente</w:t>
-            </w:r>
-          </w:p>
-        </w:tc>
-      </w:tr>
-      <w:tr>
-        <w:trPr>
-          <w:tblCellSpacing w:w="15" w:type="dxa"/>
-        </w:trPr>
-        <w:tc>
-          <w:tcPr>
-            <w:tcW w:w="0" w:type="auto"/>
-            <w:vAlign w:val="center"/>
-            <w:hideMark/>
-          </w:tcPr>
-          <w:p>
-            <w:r>
-              <w:t>8</w:t>
-            </w:r>
-          </w:p>
-        </w:tc>
-        <w:tc>
-          <w:tcPr>
-            <w:tcW w:w="0" w:type="auto"/>
-            <w:vAlign w:val="center"/>
-            <w:hideMark/>
-          </w:tcPr>
-          <w:p>
-            <w:r>
-              <w:t>QA/GDPR/</w:t>
-            </w:r>
-            <w:proofErr w:type="spellStart"/>
-            <w:r>
-              <w:t>Release</w:t>
-            </w:r>
-            <w:proofErr w:type="spellEnd"/>
-          </w:p>
-        </w:tc>
-        <w:tc>
-          <w:tcPr>
-            <w:tcW w:w="0" w:type="auto"/>
-            <w:vAlign w:val="center"/>
-            <w:hideMark/>
-          </w:tcPr>
-          <w:p>
-            <w:proofErr w:type="spellStart"/>
-            <w:r>
-              <w:t>hardening</w:t>
-            </w:r>
-            <w:proofErr w:type="spellEnd"/>
-            <w:r>
-              <w:t xml:space="preserve"> + </w:t>
-            </w:r>
-            <w:proofErr w:type="spellStart"/>
-            <w:r>
-              <w:t>logging</w:t>
-            </w:r>
-            <w:proofErr w:type="spellEnd"/>
-            <w:r>
-              <w:t xml:space="preserve"> + permisos + seguridad</w:t>
-            </w:r>
-          </w:p>
-        </w:tc>
-        <w:tc>
-          <w:tcPr>
-            <w:tcW w:w="0" w:type="auto"/>
-            <w:vAlign w:val="center"/>
-            <w:hideMark/>
-          </w:tcPr>
-          <w:p>
-            <w:r>
-              <w:t>Pendiente</w:t>
-            </w:r>
-          </w:p>
-        </w:tc>
-      </w:tr>
-      <w:tr>
-        <w:trPr>
-          <w:tblCellSpacing w:w="15" w:type="dxa"/>
-        </w:trPr>
-        <w:tc>
-          <w:tcPr>
-            <w:tcW w:w="0" w:type="auto"/>
-            <w:vAlign w:val="center"/>
-            <w:hideMark/>
-          </w:tcPr>
-          <w:p>
-            <w:r>
-              <w:t>9</w:t>
-            </w:r>
-          </w:p>
-        </w:tc>
-        <w:tc>
-          <w:tcPr>
-            <w:tcW w:w="0" w:type="auto"/>
-            <w:vAlign w:val="center"/>
-            <w:hideMark/>
-          </w:tcPr>
-          <w:p>
-            <w:r>
-              <w:t>Operación</w:t>
-            </w:r>
-          </w:p>
-        </w:tc>
-        <w:tc>
-          <w:tcPr>
-            <w:tcW w:w="0" w:type="auto"/>
-            <w:vAlign w:val="center"/>
-            <w:hideMark/>
-          </w:tcPr>
-          <w:p>
-            <w:proofErr w:type="spellStart"/>
-            <w:r>
-              <w:t>monitoring</w:t>
-            </w:r>
-            <w:proofErr w:type="spellEnd"/>
-            <w:r>
-              <w:t xml:space="preserve"> + soporte + mejoras</w:t>
-            </w:r>
-          </w:p>
-        </w:tc>
-        <w:tc>
-          <w:tcPr>
-            <w:tcW w:w="0" w:type="auto"/>
-            <w:vAlign w:val="center"/>
-            <w:hideMark/>
-          </w:tcPr>
-          <w:p>
-            <w:r>
-              <w:t>Pendiente</w:t>
-            </w:r>
-          </w:p>
-        </w:tc>
-      </w:tr>
-    </w:tbl>
-    <w:p>
-      <w:r>
-        <w:rPr>
-          <w:b/>
-          <w:bCs/>
-        </w:rPr>
-        <w:t>Nota sobre Fase 2 (mínimo):</w:t>
-      </w:r>
-      <w:r>
-        <w:t xml:space="preserve"> el UI kit está listo para escalar; los componentes faltantes se implementan al inicio de Fase 5.</w:t>
-      </w:r>
-    </w:p>
-    <w:p>
-      <w:r>
-        <w:pict w14:anchorId="5C404A03">
-          <v:rect id="_x0000_i1111" style="width:0;height:1.5pt" o:hralign="center" o:hrstd="t" o:hr="t" fillcolor="#a0a0a0" stroked="f"/>
-        </w:pict>
-      </w:r>
-    </w:p>
-    <w:p>
-      <w:pPr>
-        <w:rPr>
-          <w:b/>
-          <w:bCs/>
-        </w:rPr>
-      </w:pPr>
-      <w:r>
-        <w:rPr>
-          <w:b/>
-          <w:bCs/>
-        </w:rPr>
-        <w:lastRenderedPageBreak/>
-        <w:t>8. Cambios realizados en Fase 2 (registro de implementación)</w:t>
-      </w:r>
-    </w:p>
-    <w:p>
-      <w:r>
-        <w:rPr>
-          <w:b/>
-          <w:bCs/>
-        </w:rPr>
-        <w:t>Archivos creados/confirmados:</w:t>
-      </w:r>
-    </w:p>
-    <w:p>
-      <w:pPr>
-        <w:numPr>
-          <w:ilvl w:val="0"/>
-          <w:numId w:val="69"/>
-        </w:numPr>
-      </w:pPr>
-      <w:proofErr w:type="spellStart"/>
-      <w:r>
-        <w:t>postcss.config.mjs</w:t>
-      </w:r>
-      <w:proofErr w:type="spellEnd"/>
-      <w:r>
-        <w:t xml:space="preserve"> (</w:t>
-      </w:r>
-      <w:proofErr w:type="spellStart"/>
-      <w:r>
-        <w:t>Tailwind</w:t>
-      </w:r>
-      <w:proofErr w:type="spellEnd"/>
-      <w:r>
-        <w:t xml:space="preserve"> v4 + </w:t>
-      </w:r>
-      <w:proofErr w:type="spellStart"/>
-      <w:r>
-        <w:t>autoprefixer</w:t>
-      </w:r>
-      <w:proofErr w:type="spellEnd"/>
-      <w:r>
-        <w:t>)</w:t>
-      </w:r>
-    </w:p>
-    <w:p>
-      <w:pPr>
-        <w:numPr>
-          <w:ilvl w:val="0"/>
-          <w:numId w:val="69"/>
-        </w:numPr>
-      </w:pPr>
-      <w:proofErr w:type="spellStart"/>
-      <w:r>
-        <w:t>src</w:t>
-      </w:r>
-      <w:proofErr w:type="spellEnd"/>
-      <w:r>
-        <w:t>/</w:t>
-      </w:r>
-      <w:proofErr w:type="spellStart"/>
-      <w:r>
-        <w:t>ui</w:t>
-      </w:r>
-      <w:proofErr w:type="spellEnd"/>
-      <w:r>
-        <w:t>/</w:t>
-      </w:r>
-      <w:proofErr w:type="spellStart"/>
-      <w:r>
-        <w:t>cn.ts</w:t>
-      </w:r>
-      <w:proofErr w:type="spellEnd"/>
-    </w:p>
-    <w:p>
-      <w:pPr>
-        <w:numPr>
-          <w:ilvl w:val="0"/>
-          <w:numId w:val="69"/>
-        </w:numPr>
-      </w:pPr>
-      <w:proofErr w:type="spellStart"/>
-      <w:r>
-        <w:t>src</w:t>
-      </w:r>
-      <w:proofErr w:type="spellEnd"/>
-      <w:r>
-        <w:t>/</w:t>
-      </w:r>
-      <w:proofErr w:type="spellStart"/>
-      <w:r>
-        <w:t>ui</w:t>
-      </w:r>
-      <w:proofErr w:type="spellEnd"/>
-      <w:r>
-        <w:t>/</w:t>
-      </w:r>
-      <w:proofErr w:type="spellStart"/>
-      <w:r>
-        <w:t>components</w:t>
-      </w:r>
-      <w:proofErr w:type="spellEnd"/>
-      <w:r>
-        <w:t>/</w:t>
-      </w:r>
-      <w:proofErr w:type="spellStart"/>
-      <w:r>
-        <w:t>Screen.tsx</w:t>
-      </w:r>
-      <w:proofErr w:type="spellEnd"/>
-    </w:p>
-    <w:p>
-      <w:pPr>
-        <w:numPr>
-          <w:ilvl w:val="0"/>
-          <w:numId w:val="69"/>
-        </w:numPr>
-      </w:pPr>
-      <w:proofErr w:type="spellStart"/>
-      <w:r>
-        <w:t>src</w:t>
-      </w:r>
-      <w:proofErr w:type="spellEnd"/>
-      <w:r>
-        <w:t>/</w:t>
-      </w:r>
-      <w:proofErr w:type="spellStart"/>
-      <w:r>
-        <w:t>ui</w:t>
-      </w:r>
-      <w:proofErr w:type="spellEnd"/>
-      <w:r>
-        <w:t>/</w:t>
-      </w:r>
-      <w:proofErr w:type="spellStart"/>
-      <w:r>
-        <w:t>components</w:t>
-      </w:r>
-      <w:proofErr w:type="spellEnd"/>
-      <w:r>
-        <w:t>/</w:t>
-      </w:r>
-      <w:proofErr w:type="spellStart"/>
-      <w:r>
-        <w:t>Header.tsx</w:t>
-      </w:r>
-      <w:proofErr w:type="spellEnd"/>
-    </w:p>
-    <w:p>
-      <w:pPr>
-        <w:numPr>
-          <w:ilvl w:val="0"/>
-          <w:numId w:val="69"/>
-        </w:numPr>
-      </w:pPr>
-      <w:proofErr w:type="spellStart"/>
-      <w:r>
-        <w:t>src</w:t>
-      </w:r>
-      <w:proofErr w:type="spellEnd"/>
-      <w:r>
-        <w:t>/</w:t>
-      </w:r>
-      <w:proofErr w:type="spellStart"/>
-      <w:r>
-        <w:t>ui</w:t>
-      </w:r>
-      <w:proofErr w:type="spellEnd"/>
-      <w:r>
-        <w:t>/</w:t>
-      </w:r>
-      <w:proofErr w:type="spellStart"/>
-      <w:r>
-        <w:t>components</w:t>
-      </w:r>
-      <w:proofErr w:type="spellEnd"/>
-      <w:r>
-        <w:t>/</w:t>
-      </w:r>
-      <w:proofErr w:type="spellStart"/>
-      <w:r>
-        <w:t>Card.tsx</w:t>
-      </w:r>
-      <w:proofErr w:type="spellEnd"/>
-    </w:p>
-    <w:p>
-      <w:pPr>
-        <w:numPr>
-          <w:ilvl w:val="0"/>
-          <w:numId w:val="69"/>
-        </w:numPr>
-      </w:pPr>
-      <w:proofErr w:type="spellStart"/>
-      <w:r>
-        <w:t>src</w:t>
-      </w:r>
-      <w:proofErr w:type="spellEnd"/>
-      <w:r>
-        <w:t>/</w:t>
-      </w:r>
-      <w:proofErr w:type="spellStart"/>
-      <w:r>
-        <w:t>ui</w:t>
-      </w:r>
-      <w:proofErr w:type="spellEnd"/>
-      <w:r>
-        <w:t>/</w:t>
-      </w:r>
-      <w:proofErr w:type="spellStart"/>
-      <w:r>
-        <w:t>components</w:t>
-      </w:r>
-      <w:proofErr w:type="spellEnd"/>
-      <w:r>
-        <w:t>/</w:t>
-      </w:r>
-      <w:proofErr w:type="spellStart"/>
-      <w:r>
-        <w:t>Badge.tsx</w:t>
-      </w:r>
-      <w:proofErr w:type="spellEnd"/>
-    </w:p>
-    <w:p>
-      <w:pPr>
-        <w:numPr>
-          <w:ilvl w:val="0"/>
-          <w:numId w:val="69"/>
-        </w:numPr>
-      </w:pPr>
-      <w:proofErr w:type="spellStart"/>
-      <w:r>
-        <w:t>src</w:t>
-      </w:r>
-      <w:proofErr w:type="spellEnd"/>
-      <w:r>
-        <w:t>/</w:t>
-      </w:r>
-      <w:proofErr w:type="spellStart"/>
-      <w:r>
-        <w:t>ui</w:t>
-      </w:r>
-      <w:proofErr w:type="spellEnd"/>
-      <w:r>
-        <w:t>/</w:t>
-      </w:r>
-      <w:proofErr w:type="spellStart"/>
-      <w:r>
-        <w:t>components</w:t>
-      </w:r>
-      <w:proofErr w:type="spellEnd"/>
-      <w:r>
-        <w:t>/</w:t>
-      </w:r>
-      <w:proofErr w:type="spellStart"/>
-      <w:r>
-        <w:t>InfoBox.tsx</w:t>
-      </w:r>
-      <w:proofErr w:type="spellEnd"/>
-    </w:p>
-    <w:p>
-      <w:pPr>
-        <w:numPr>
-          <w:ilvl w:val="0"/>
-          <w:numId w:val="69"/>
-        </w:numPr>
-      </w:pPr>
-      <w:proofErr w:type="spellStart"/>
-      <w:r>
-        <w:t>src</w:t>
-      </w:r>
-      <w:proofErr w:type="spellEnd"/>
-      <w:r>
-        <w:t>/app/(</w:t>
-      </w:r>
-      <w:proofErr w:type="spellStart"/>
-      <w:r>
-        <w:t>dashboard</w:t>
-      </w:r>
-      <w:proofErr w:type="spellEnd"/>
-      <w:r>
-        <w:t>)/app/</w:t>
-      </w:r>
-      <w:proofErr w:type="spellStart"/>
-      <w:r>
-        <w:t>ui</w:t>
-      </w:r>
-      <w:proofErr w:type="spellEnd"/>
-      <w:r>
-        <w:t>-kit/</w:t>
-      </w:r>
-      <w:proofErr w:type="spellStart"/>
-      <w:r>
-        <w:t>page.tsx</w:t>
-      </w:r>
-      <w:proofErr w:type="spellEnd"/>
-    </w:p>
-    <w:p>
-      <w:r>
-        <w:rPr>
-          <w:b/>
-          <w:bCs/>
-        </w:rPr>
-        <w:t>Archivos editados:</w:t>
-      </w:r>
-    </w:p>
-    <w:p>
-      <w:pPr>
-        <w:numPr>
-          <w:ilvl w:val="0"/>
-          <w:numId w:val="70"/>
-        </w:numPr>
-      </w:pPr>
-      <w:proofErr w:type="spellStart"/>
-      <w:r>
-        <w:t>tailwind.config.ts</w:t>
-      </w:r>
-      <w:proofErr w:type="spellEnd"/>
-      <w:r>
-        <w:t xml:space="preserve"> (mapeo a tokens </w:t>
-      </w:r>
-      <w:proofErr w:type="spellStart"/>
-      <w:proofErr w:type="gramStart"/>
-      <w:r>
-        <w:t>fh</w:t>
-      </w:r>
-      <w:proofErr w:type="spellEnd"/>
-      <w:r>
-        <w:t>.*</w:t>
-      </w:r>
-      <w:proofErr w:type="gramEnd"/>
-      <w:r>
-        <w:t>)</w:t>
-      </w:r>
-    </w:p>
-    <w:p>
-      <w:pPr>
-        <w:numPr>
-          <w:ilvl w:val="0"/>
-          <w:numId w:val="70"/>
-        </w:numPr>
-      </w:pPr>
-      <w:proofErr w:type="spellStart"/>
-      <w:r>
-        <w:t>src</w:t>
-      </w:r>
-      <w:proofErr w:type="spellEnd"/>
-      <w:r>
-        <w:t>/</w:t>
-      </w:r>
-      <w:proofErr w:type="spellStart"/>
-      <w:r>
-        <w:t>styles</w:t>
-      </w:r>
-      <w:proofErr w:type="spellEnd"/>
-      <w:r>
-        <w:t>/globals.css (tokens + base)</w:t>
-      </w:r>
-    </w:p>
-    <w:p>
-      <w:pPr>
-        <w:numPr>
-          <w:ilvl w:val="0"/>
-          <w:numId w:val="70"/>
-        </w:numPr>
-      </w:pPr>
-      <w:proofErr w:type="spellStart"/>
-      <w:r>
-        <w:t>src</w:t>
-      </w:r>
-      <w:proofErr w:type="spellEnd"/>
-      <w:r>
-        <w:t>/app/</w:t>
-      </w:r>
-      <w:proofErr w:type="spellStart"/>
-      <w:r>
-        <w:t>layout.tsx</w:t>
-      </w:r>
-      <w:proofErr w:type="spellEnd"/>
-      <w:r>
-        <w:t xml:space="preserve"> (</w:t>
-      </w:r>
-      <w:proofErr w:type="spellStart"/>
-      <w:r>
-        <w:t>metadata</w:t>
-      </w:r>
-      <w:proofErr w:type="spellEnd"/>
-      <w:r>
-        <w:t xml:space="preserve"> y base)</w:t>
-      </w:r>
-    </w:p>
-    <w:p>
-      <w:pPr>
-        <w:numPr>
-          <w:ilvl w:val="0"/>
-          <w:numId w:val="70"/>
-        </w:numPr>
-      </w:pPr>
-      <w:proofErr w:type="spellStart"/>
-      <w:r>
-        <w:t>src</w:t>
-      </w:r>
-      <w:proofErr w:type="spellEnd"/>
-      <w:r>
-        <w:t>/app/(</w:t>
-      </w:r>
-      <w:proofErr w:type="spellStart"/>
-      <w:r>
-        <w:t>dashboard</w:t>
-      </w:r>
-      <w:proofErr w:type="spellEnd"/>
-      <w:r>
-        <w:t>)/app/</w:t>
-      </w:r>
-      <w:proofErr w:type="spellStart"/>
-      <w:r>
-        <w:t>layout.tsx</w:t>
-      </w:r>
-      <w:proofErr w:type="spellEnd"/>
-      <w:r>
-        <w:t xml:space="preserve"> (</w:t>
-      </w:r>
-      <w:proofErr w:type="spellStart"/>
-      <w:r>
-        <w:t>shell</w:t>
-      </w:r>
-      <w:proofErr w:type="spellEnd"/>
-      <w:r>
-        <w:t xml:space="preserve"> </w:t>
-      </w:r>
-      <w:proofErr w:type="spellStart"/>
-      <w:r>
-        <w:t>private</w:t>
-      </w:r>
-      <w:proofErr w:type="spellEnd"/>
-      <w:r>
-        <w:t xml:space="preserve"> </w:t>
-      </w:r>
-      <w:proofErr w:type="spellStart"/>
-      <w:r>
-        <w:t>nav</w:t>
-      </w:r>
-      <w:proofErr w:type="spellEnd"/>
-      <w:r>
-        <w:t>)</w:t>
-      </w:r>
-    </w:p>
-    <w:p>
-      <w:pPr>
-        <w:numPr>
-          <w:ilvl w:val="0"/>
-          <w:numId w:val="70"/>
-        </w:numPr>
-      </w:pPr>
-      <w:proofErr w:type="spellStart"/>
-      <w:r>
-        <w:t>src</w:t>
-      </w:r>
-      <w:proofErr w:type="spellEnd"/>
-      <w:r>
-        <w:t>/app/(</w:t>
-      </w:r>
-      <w:proofErr w:type="spellStart"/>
-      <w:r>
-        <w:t>dashboard</w:t>
-      </w:r>
-      <w:proofErr w:type="spellEnd"/>
-      <w:r>
-        <w:t>)/app/</w:t>
-      </w:r>
-      <w:proofErr w:type="spellStart"/>
-      <w:r>
-        <w:t>page.tsx</w:t>
-      </w:r>
-      <w:proofErr w:type="spellEnd"/>
-      <w:r>
-        <w:t xml:space="preserve"> (usa UI kit)</w:t>
-      </w:r>
-    </w:p>
-    <w:p>
-      <w:pPr>
-        <w:numPr>
-          <w:ilvl w:val="0"/>
-          <w:numId w:val="70"/>
-        </w:numPr>
-      </w:pPr>
-      <w:proofErr w:type="spellStart"/>
-      <w:r>
-        <w:t>src</w:t>
-      </w:r>
-      <w:proofErr w:type="spellEnd"/>
-      <w:r>
-        <w:t>/app/(</w:t>
-      </w:r>
-      <w:proofErr w:type="spellStart"/>
-      <w:r>
-        <w:t>dashboard</w:t>
-      </w:r>
-      <w:proofErr w:type="spellEnd"/>
-      <w:r>
-        <w:t>)/app/</w:t>
-      </w:r>
-      <w:proofErr w:type="spellStart"/>
-      <w:r>
-        <w:t>documents</w:t>
-      </w:r>
-      <w:proofErr w:type="spellEnd"/>
-      <w:r>
-        <w:t>/</w:t>
-      </w:r>
-      <w:proofErr w:type="spellStart"/>
-      <w:r>
-        <w:t>page.tsx</w:t>
-      </w:r>
-      <w:proofErr w:type="spellEnd"/>
-      <w:r>
-        <w:t xml:space="preserve"> (usa UI kit)</w:t>
-      </w:r>
-    </w:p>
-    <w:p>
-      <w:pPr>
-        <w:numPr>
-          <w:ilvl w:val="0"/>
-          <w:numId w:val="70"/>
-        </w:numPr>
-      </w:pPr>
-      <w:proofErr w:type="spellStart"/>
-      <w:r>
-        <w:t>src</w:t>
-      </w:r>
-      <w:proofErr w:type="spellEnd"/>
-      <w:r>
-        <w:t>/app/(</w:t>
-      </w:r>
-      <w:proofErr w:type="spellStart"/>
-      <w:r>
-        <w:t>dashboard</w:t>
-      </w:r>
-      <w:proofErr w:type="spellEnd"/>
-      <w:r>
-        <w:t>)/app/</w:t>
-      </w:r>
-      <w:proofErr w:type="spellStart"/>
-      <w:r>
-        <w:t>profile</w:t>
-      </w:r>
-      <w:proofErr w:type="spellEnd"/>
-      <w:r>
-        <w:t>/</w:t>
-      </w:r>
-      <w:proofErr w:type="spellStart"/>
-      <w:r>
-        <w:t>page.tsx</w:t>
-      </w:r>
-      <w:proofErr w:type="spellEnd"/>
-      <w:r>
-        <w:t xml:space="preserve"> (usa UI kit)</w:t>
-      </w:r>
-    </w:p>
-    <w:p>
-      <w:r>
-        <w:rPr>
-          <w:b/>
-          <w:bCs/>
-        </w:rPr>
-        <w:t>Pendiente recomendado de cierre “cosmético”:</w:t>
-      </w:r>
-    </w:p>
-    <w:p>
-      <w:pPr>
-        <w:numPr>
-          <w:ilvl w:val="0"/>
-          <w:numId w:val="71"/>
-        </w:numPr>
-      </w:pPr>
-      <w:proofErr w:type="spellStart"/>
-      <w:r>
-        <w:t>src</w:t>
-      </w:r>
-      <w:proofErr w:type="spellEnd"/>
-      <w:r>
-        <w:t>/app/</w:t>
-      </w:r>
-      <w:proofErr w:type="spellStart"/>
-      <w:r>
-        <w:t>page.tsx</w:t>
-      </w:r>
-      <w:proofErr w:type="spellEnd"/>
-      <w:r>
-        <w:t>: definir redirección / → /</w:t>
-      </w:r>
-      <w:proofErr w:type="spellStart"/>
-      <w:r>
-        <w:t>landing</w:t>
-      </w:r>
-      <w:proofErr w:type="spellEnd"/>
-      <w:r>
-        <w:t xml:space="preserve"> (recomendado) o /app.</w:t>
-      </w:r>
-    </w:p>
-    <w:p>
-      <w:r>
-        <w:pict w14:anchorId="29643F1D">
-          <v:rect id="_x0000_i1112" style="width:0;height:1.5pt" o:hralign="center" o:hrstd="t" o:hr="t" fillcolor="#a0a0a0" stroked="f"/>
-        </w:pict>
-      </w:r>
-    </w:p>
-    <w:p>
-      <w:pPr>
-        <w:rPr>
-          <w:b/>
-          <w:bCs/>
-        </w:rPr>
-      </w:pPr>
-      <w:r>
-        <w:rPr>
-          <w:b/>
-          <w:bCs/>
-        </w:rPr>
-        <w:t>9. Landing (marketing) — DIRECTIVA ACTUALIZADA</w:t>
-      </w:r>
-    </w:p>
-    <w:p>
-      <w:r>
-        <w:t xml:space="preserve">El </w:t>
-      </w:r>
-      <w:proofErr w:type="spellStart"/>
-      <w:r>
-        <w:t>landing</w:t>
-      </w:r>
-      <w:proofErr w:type="spellEnd"/>
-      <w:r>
-        <w:t xml:space="preserve"> actual es </w:t>
-      </w:r>
-      <w:proofErr w:type="spellStart"/>
-      <w:r>
-        <w:t>placeholder</w:t>
-      </w:r>
-      <w:proofErr w:type="spellEnd"/>
-      <w:r>
-        <w:t xml:space="preserve">. </w:t>
-      </w:r>
-      <w:r>
-        <w:rPr>
-          <w:b/>
-          <w:bCs/>
-        </w:rPr>
-        <w:t xml:space="preserve">Se construirá un </w:t>
-      </w:r>
-      <w:proofErr w:type="spellStart"/>
-      <w:r>
-        <w:rPr>
-          <w:b/>
-          <w:bCs/>
-        </w:rPr>
-        <w:t>landing</w:t>
-      </w:r>
-      <w:proofErr w:type="spellEnd"/>
-      <w:r>
-        <w:rPr>
-          <w:b/>
-          <w:bCs/>
-        </w:rPr>
-        <w:t xml:space="preserve"> profesional, llamativo y orientado a conversión</w:t>
-      </w:r>
-      <w:r>
-        <w:t>, que:</w:t>
-      </w:r>
-    </w:p>
-    <w:p>
-      <w:pPr>
-        <w:numPr>
-          <w:ilvl w:val="0"/>
-          <w:numId w:val="72"/>
-        </w:numPr>
-      </w:pPr>
-      <w:r>
-        <w:t xml:space="preserve">Explique claramente qué es </w:t>
-      </w:r>
-      <w:proofErr w:type="spellStart"/>
-      <w:r>
-        <w:t>FinHub</w:t>
-      </w:r>
-      <w:proofErr w:type="spellEnd"/>
-      <w:r>
-        <w:t xml:space="preserve"> y qué resuelve.</w:t>
-      </w:r>
-    </w:p>
-    <w:p>
-      <w:pPr>
-        <w:numPr>
-          <w:ilvl w:val="0"/>
-          <w:numId w:val="72"/>
-        </w:numPr>
-      </w:pPr>
-      <w:r>
-        <w:t>Muestre el flujo “</w:t>
-      </w:r>
-      <w:proofErr w:type="spellStart"/>
-      <w:r>
-        <w:t>pre-check</w:t>
-      </w:r>
-      <w:proofErr w:type="spellEnd"/>
-      <w:r>
-        <w:t xml:space="preserve"> gratis → pago → gestión completa con revisión humana”.</w:t>
-      </w:r>
-    </w:p>
-    <w:p>
-      <w:pPr>
-        <w:numPr>
-          <w:ilvl w:val="0"/>
-          <w:numId w:val="72"/>
-        </w:numPr>
-      </w:pPr>
-      <w:r>
-        <w:t xml:space="preserve">Destaque confianza (seguridad, no credenciales </w:t>
-      </w:r>
-      <w:proofErr w:type="spellStart"/>
-      <w:r>
-        <w:t>DigiD</w:t>
-      </w:r>
-      <w:proofErr w:type="spellEnd"/>
-      <w:r>
-        <w:t>, cumplimiento/GDPR).</w:t>
-      </w:r>
-    </w:p>
-    <w:p>
-      <w:pPr>
-        <w:numPr>
-          <w:ilvl w:val="0"/>
-          <w:numId w:val="72"/>
-        </w:numPr>
-      </w:pPr>
-      <w:r>
-        <w:t xml:space="preserve">Incentive a continuar con CTA claras (“Empezar </w:t>
-      </w:r>
-      <w:proofErr w:type="spellStart"/>
-      <w:r>
-        <w:t>pre-check</w:t>
-      </w:r>
-      <w:proofErr w:type="spellEnd"/>
-      <w:r>
-        <w:t>”, “Ver cómo funciona”, “Iniciar sesión”).</w:t>
-      </w:r>
-    </w:p>
-    <w:p>
-      <w:pPr>
-        <w:numPr>
-          <w:ilvl w:val="0"/>
-          <w:numId w:val="72"/>
-        </w:numPr>
-      </w:pPr>
-      <w:r>
-        <w:t>Soporte i18n (ES/PL/RO/EN) con selector discreto.</w:t>
-      </w:r>
-    </w:p>
-    <w:p>
-      <w:pPr>
-        <w:numPr>
-          <w:ilvl w:val="0"/>
-          <w:numId w:val="72"/>
-        </w:numPr>
-      </w:pPr>
-      <w:r>
-        <w:lastRenderedPageBreak/>
-        <w:t xml:space="preserve">Contenga secciones mínimas: Hero + Problema/Solución + Cómo funciona + Módulos + </w:t>
-      </w:r>
-      <w:proofErr w:type="spellStart"/>
-      <w:r>
-        <w:t>Pricing</w:t>
-      </w:r>
-      <w:proofErr w:type="spellEnd"/>
-      <w:r>
-        <w:t xml:space="preserve"> (</w:t>
-      </w:r>
-      <w:proofErr w:type="spellStart"/>
-      <w:r>
-        <w:t>placeholder</w:t>
-      </w:r>
-      <w:proofErr w:type="spellEnd"/>
-      <w:r>
-        <w:t>) + FAQ + CTA final.</w:t>
-      </w:r>
-    </w:p>
-    <w:p>
-      <w:r>
-        <w:pict w14:anchorId="05D61634">
-          <v:rect id="_x0000_i1113" style="width:0;height:1.5pt" o:hralign="center" o:hrstd="t" o:hr="t" fillcolor="#a0a0a0" stroked="f"/>
-        </w:pict>
-      </w:r>
-    </w:p>
-    <w:p>
-      <w:pPr>
-        <w:rPr>
-          <w:b/>
-          <w:bCs/>
-        </w:rPr>
-      </w:pPr>
-      <w:r>
-        <w:rPr>
-          <w:b/>
-          <w:bCs/>
-        </w:rPr>
-        <w:t>10. Riesgos principales (vivos)</w:t>
-      </w:r>
-    </w:p>
-    <w:p>
-      <w:r>
-        <w:t>P0</w:t>
-      </w:r>
-    </w:p>
-    <w:p>
-      <w:pPr>
-        <w:numPr>
-          <w:ilvl w:val="0"/>
-          <w:numId w:val="73"/>
-        </w:numPr>
-      </w:pPr>
-      <w:r>
-        <w:t xml:space="preserve">i18n completo (UI + contenido + emails + </w:t>
-      </w:r>
-      <w:proofErr w:type="spellStart"/>
-      <w:r>
-        <w:t>PDFs</w:t>
-      </w:r>
-      <w:proofErr w:type="spellEnd"/>
-      <w:r>
-        <w:t>) puede explotar en mantenimiento.</w:t>
-      </w:r>
-      <w:r>
-        <w:br/>
-        <w:t xml:space="preserve">Mitigación: </w:t>
-      </w:r>
-      <w:proofErr w:type="spellStart"/>
-      <w:r>
-        <w:t>content</w:t>
-      </w:r>
-      <w:proofErr w:type="spellEnd"/>
-      <w:r>
-        <w:t xml:space="preserve"> </w:t>
-      </w:r>
-      <w:proofErr w:type="spellStart"/>
-      <w:r>
-        <w:t>registry</w:t>
-      </w:r>
-      <w:proofErr w:type="spellEnd"/>
-      <w:r>
-        <w:t xml:space="preserve"> + versionado y revisión editorial.</w:t>
-      </w:r>
-    </w:p>
-    <w:p>
-      <w:pPr>
-        <w:numPr>
-          <w:ilvl w:val="0"/>
-          <w:numId w:val="73"/>
-        </w:numPr>
-      </w:pPr>
-      <w:r>
-        <w:t>Autorización/</w:t>
-      </w:r>
-      <w:proofErr w:type="spellStart"/>
-      <w:r>
-        <w:t>machtiging</w:t>
-      </w:r>
-      <w:proofErr w:type="spellEnd"/>
-      <w:r>
-        <w:t xml:space="preserve"> por servicio debe ser viable sin credenciales.</w:t>
-      </w:r>
-      <w:r>
-        <w:br/>
-        <w:t>Mitigación: “</w:t>
-      </w:r>
-      <w:proofErr w:type="spellStart"/>
-      <w:r>
-        <w:t>proof</w:t>
-      </w:r>
-      <w:proofErr w:type="spellEnd"/>
-      <w:r>
-        <w:t xml:space="preserve">” estándar y </w:t>
-      </w:r>
-      <w:proofErr w:type="spellStart"/>
-      <w:r>
-        <w:t>fallback</w:t>
-      </w:r>
-      <w:proofErr w:type="spellEnd"/>
-      <w:r>
-        <w:t xml:space="preserve"> de soporte humano.</w:t>
-      </w:r>
-    </w:p>
-    <w:p>
-      <w:r>
-        <w:t>P1</w:t>
-      </w:r>
-    </w:p>
-    <w:p>
-      <w:pPr>
-        <w:numPr>
-          <w:ilvl w:val="0"/>
-          <w:numId w:val="74"/>
-        </w:numPr>
-      </w:pPr>
-      <w:r>
-        <w:t>OCR calidad variable.</w:t>
-      </w:r>
-      <w:r>
-        <w:br/>
-        <w:t xml:space="preserve">Mitigación: editor obligatorio + </w:t>
-      </w:r>
-      <w:proofErr w:type="spellStart"/>
-      <w:r>
-        <w:t>confidence</w:t>
-      </w:r>
-      <w:proofErr w:type="spellEnd"/>
-      <w:r>
-        <w:t xml:space="preserve"> + </w:t>
-      </w:r>
-      <w:proofErr w:type="spellStart"/>
-      <w:r>
-        <w:t>checklist</w:t>
-      </w:r>
-      <w:proofErr w:type="spellEnd"/>
-      <w:r>
-        <w:t xml:space="preserve"> de calidad.</w:t>
-      </w:r>
-    </w:p>
-    <w:p>
-      <w:pPr>
-        <w:numPr>
-          <w:ilvl w:val="0"/>
-          <w:numId w:val="74"/>
-        </w:numPr>
-      </w:pPr>
-      <w:r>
-        <w:t>Revisión humana como cuello de botella.</w:t>
-      </w:r>
-      <w:r>
-        <w:br/>
-        <w:t>Mitigación: cola priorizada por pago + panel operador eficiente.</w:t>
-      </w:r>
-    </w:p>
-    <w:p>
-      <w:r>
-        <w:t>P2</w:t>
-      </w:r>
-    </w:p>
-    <w:p>
-      <w:pPr>
-        <w:numPr>
-          <w:ilvl w:val="0"/>
-          <w:numId w:val="75"/>
-        </w:numPr>
-      </w:pPr>
-      <w:r>
-        <w:t xml:space="preserve">Seguros v2 requiere </w:t>
-      </w:r>
-      <w:proofErr w:type="spellStart"/>
-      <w:r>
-        <w:t>compliance</w:t>
-      </w:r>
-      <w:proofErr w:type="spellEnd"/>
-      <w:r>
-        <w:t xml:space="preserve"> adicional (intermediación/asesoramiento).</w:t>
-      </w:r>
-      <w:r>
-        <w:br/>
-        <w:t>Mitigación: limitar v1 a informativo + recomendaciones no intrusivas con consentimiento; v2 solo bajo marco completo.</w:t>
-      </w:r>
-    </w:p>
-    <w:p>
-      <w:r>
-        <w:pict w14:anchorId="011E7421">
-          <v:rect id="_x0000_i1114" style="width:0;height:1.5pt" o:hralign="center" o:hrstd="t" o:hr="t" fillcolor="#a0a0a0" stroked="f"/>
-        </w:pict>
-      </w:r>
-    </w:p>
-    <w:p>
-      <w:pPr>
-        <w:rPr>
-          <w:b/>
-          <w:bCs/>
-        </w:rPr>
-      </w:pPr>
-      <w:r>
-        <w:rPr>
-          <w:b/>
-          <w:bCs/>
-        </w:rPr>
+        <w:t>________________________________________</w:t>
+      </w:r>
+    </w:p>
+    <w:p>
+      <w:r>
         <w:t>11. VACÍOS / DATOS FALTANTES (sin preguntas)</w:t>
       </w:r>
     </w:p>
@@ -6323,81 +2250,21 @@
       </w:r>
     </w:p>
     <w:p>
-      <w:pPr>
-        <w:numPr>
-          <w:ilvl w:val="0"/>
-          <w:numId w:val="76"/>
-        </w:numPr>
-      </w:pPr>
-      <w:r>
-        <w:t>Autorización/</w:t>
-      </w:r>
-      <w:proofErr w:type="spellStart"/>
-      <w:r>
-        <w:t>machtiging</w:t>
-      </w:r>
-      <w:proofErr w:type="spellEnd"/>
-      <w:r>
-        <w:t>: Modo A (</w:t>
-      </w:r>
-      <w:proofErr w:type="spellStart"/>
-      <w:r>
-        <w:t>machtigingscode</w:t>
-      </w:r>
-      <w:proofErr w:type="spellEnd"/>
-      <w:r>
-        <w:t>/</w:t>
-      </w:r>
-      <w:proofErr w:type="spellStart"/>
-      <w:r>
-        <w:t>proof</w:t>
-      </w:r>
-      <w:proofErr w:type="spellEnd"/>
-      <w:r>
-        <w:t xml:space="preserve">) como estándar; no credenciales </w:t>
-      </w:r>
-      <w:proofErr w:type="spellStart"/>
-      <w:r>
-        <w:t>DigiD</w:t>
-      </w:r>
-      <w:proofErr w:type="spellEnd"/>
-      <w:r>
-        <w:t>.</w:t>
-      </w:r>
-    </w:p>
-    <w:p>
-      <w:pPr>
-        <w:numPr>
-          <w:ilvl w:val="0"/>
-          <w:numId w:val="76"/>
-        </w:numPr>
-      </w:pPr>
-      <w:r>
-        <w:t xml:space="preserve">Stack objetivo: Next.js + </w:t>
-      </w:r>
-      <w:proofErr w:type="spellStart"/>
-      <w:r>
-        <w:t>Supabase</w:t>
-      </w:r>
-      <w:proofErr w:type="spellEnd"/>
-      <w:r>
-        <w:t xml:space="preserve"> + Stripe + Azure AI </w:t>
-      </w:r>
-      <w:proofErr w:type="spellStart"/>
-      <w:r>
-        <w:t>Document</w:t>
-      </w:r>
-      <w:proofErr w:type="spellEnd"/>
-      <w:r>
-        <w:t xml:space="preserve"> </w:t>
-      </w:r>
-      <w:proofErr w:type="spellStart"/>
-      <w:r>
-        <w:t>Intelligence</w:t>
-      </w:r>
-      <w:proofErr w:type="spellEnd"/>
-      <w:r>
-        <w:t>.</w:t>
+      <w:r>
+        <w:t>•</w:t>
+      </w:r>
+      <w:r>
+        <w:tab/>
+        <w:t>Autorización/machtiging: Modo A (machtigingscode/proof) como estándar; no credenciales DigiD.</w:t>
+      </w:r>
+    </w:p>
+    <w:p>
+      <w:r>
+        <w:t>•</w:t>
+      </w:r>
+      <w:r>
+        <w:tab/>
+        <w:t>Stack objetivo: Next.js + Supabase + Stripe + Azure AI Document Intelligence.</w:t>
       </w:r>
     </w:p>
     <w:p>
@@ -6406,239 +2273,81 @@
       </w:r>
     </w:p>
     <w:p>
-      <w:pPr>
-        <w:numPr>
-          <w:ilvl w:val="0"/>
-          <w:numId w:val="77"/>
-        </w:numPr>
-      </w:pPr>
-      <w:r>
-        <w:t>Definir entidades exactas de Case/</w:t>
-      </w:r>
-      <w:proofErr w:type="spellStart"/>
-      <w:r>
-        <w:t>Document</w:t>
-      </w:r>
-      <w:proofErr w:type="spellEnd"/>
-      <w:r>
-        <w:t>/</w:t>
-      </w:r>
-      <w:proofErr w:type="spellStart"/>
-      <w:r>
-        <w:t>Consent</w:t>
-      </w:r>
-      <w:proofErr w:type="spellEnd"/>
-      <w:r>
-        <w:t>/Offer (Fase 4).</w:t>
-      </w:r>
-    </w:p>
-    <w:p>
-      <w:pPr>
-        <w:numPr>
-          <w:ilvl w:val="0"/>
-          <w:numId w:val="77"/>
-        </w:numPr>
-      </w:pPr>
-      <w:r>
-        <w:t xml:space="preserve">Definir política exacta de </w:t>
-      </w:r>
-      <w:r>
-        <w:rPr>
-          <w:b/>
-          <w:bCs/>
-        </w:rPr>
-        <w:t>frecuencia</w:t>
-      </w:r>
-      <w:r>
-        <w:t xml:space="preserve"> para sugerencias </w:t>
-      </w:r>
-      <w:proofErr w:type="spellStart"/>
-      <w:r>
-        <w:t>in-app</w:t>
-      </w:r>
-      <w:proofErr w:type="spellEnd"/>
-      <w:r>
-        <w:t xml:space="preserve"> y emails (</w:t>
-      </w:r>
-      <w:proofErr w:type="spellStart"/>
-      <w:r>
-        <w:t>cap</w:t>
-      </w:r>
-      <w:proofErr w:type="spellEnd"/>
-      <w:r>
-        <w:t>).</w:t>
-      </w:r>
-    </w:p>
-    <w:p>
-      <w:pPr>
-        <w:numPr>
-          <w:ilvl w:val="0"/>
-          <w:numId w:val="77"/>
-        </w:numPr>
-      </w:pPr>
-      <w:r>
-        <w:t xml:space="preserve">Definir estructura final de </w:t>
-      </w:r>
-      <w:proofErr w:type="spellStart"/>
-      <w:r>
-        <w:t>landing</w:t>
-      </w:r>
-      <w:proofErr w:type="spellEnd"/>
-      <w:r>
-        <w:t xml:space="preserve"> (</w:t>
-      </w:r>
-      <w:proofErr w:type="spellStart"/>
-      <w:r>
-        <w:t>copy</w:t>
-      </w:r>
-      <w:proofErr w:type="spellEnd"/>
-      <w:r>
-        <w:t xml:space="preserve"> por idioma) y </w:t>
-      </w:r>
-      <w:proofErr w:type="spellStart"/>
-      <w:r>
-        <w:t>pricing</w:t>
-      </w:r>
-      <w:proofErr w:type="spellEnd"/>
-      <w:r>
-        <w:t xml:space="preserve"> v1.</w:t>
-      </w:r>
-    </w:p>
-    <w:p>
-      <w:r>
-        <w:pict w14:anchorId="0859C20D">
-          <v:rect id="_x0000_i1115" style="width:0;height:1.5pt" o:hralign="center" o:hrstd="t" o:hr="t" fillcolor="#a0a0a0" stroked="f"/>
-        </w:pict>
-      </w:r>
-    </w:p>
-    <w:p>
-      <w:pPr>
-        <w:rPr>
-          <w:b/>
-          <w:bCs/>
-        </w:rPr>
-      </w:pPr>
-      <w:r>
-        <w:rPr>
-          <w:b/>
-          <w:bCs/>
-        </w:rPr>
+      <w:r>
+        <w:t>•</w:t>
+      </w:r>
+      <w:r>
+        <w:tab/>
+        <w:t>Definir entidades exactas de Case/Document/Consent/Offer (Fase 4).</w:t>
+      </w:r>
+    </w:p>
+    <w:p>
+      <w:r>
+        <w:t>•</w:t>
+      </w:r>
+      <w:r>
+        <w:tab/>
+        <w:t>Definir política exacta de frecuencia para sugerencias in-app y emails (cap).</w:t>
+      </w:r>
+    </w:p>
+    <w:p>
+      <w:r>
+        <w:t>•</w:t>
+      </w:r>
+      <w:r>
+        <w:tab/>
+        <w:t>Definir estructura final de landing (copy por idioma) y pricing v1.</w:t>
+      </w:r>
+    </w:p>
+    <w:p>
+      <w:r>
+        <w:t>________________________________________</w:t>
+      </w:r>
+    </w:p>
+    <w:p>
+      <w:r>
         <w:t>12. Próximo paso inmediato (siguiente fase)</w:t>
       </w:r>
     </w:p>
     <w:p>
       <w:r>
-        <w:rPr>
-          <w:b/>
-          <w:bCs/>
-        </w:rPr>
-        <w:t xml:space="preserve">Entramos a Fase 5 (Arquitectura </w:t>
-      </w:r>
-      <w:proofErr w:type="spellStart"/>
-      <w:r>
-        <w:rPr>
-          <w:b/>
-          <w:bCs/>
-        </w:rPr>
-        <w:t>frontend</w:t>
-      </w:r>
-      <w:proofErr w:type="spellEnd"/>
-      <w:r>
-        <w:rPr>
-          <w:b/>
-          <w:bCs/>
-        </w:rPr>
-        <w:t>):</w:t>
-      </w:r>
-    </w:p>
-    <w:p>
-      <w:pPr>
-        <w:numPr>
-          <w:ilvl w:val="0"/>
-          <w:numId w:val="78"/>
-        </w:numPr>
-      </w:pPr>
-      <w:r>
-        <w:t xml:space="preserve">Definir entidad Case y </w:t>
-      </w:r>
-      <w:proofErr w:type="spellStart"/>
-      <w:r>
-        <w:t>routing</w:t>
-      </w:r>
-      <w:proofErr w:type="spellEnd"/>
-      <w:r>
-        <w:t xml:space="preserve"> por caso.</w:t>
-      </w:r>
-    </w:p>
-    <w:p>
-      <w:pPr>
-        <w:numPr>
-          <w:ilvl w:val="0"/>
-          <w:numId w:val="78"/>
-        </w:numPr>
-      </w:pPr>
-      <w:r>
-        <w:lastRenderedPageBreak/>
-        <w:t xml:space="preserve">Stores + persistencia (sesión, idioma, drafts de </w:t>
-      </w:r>
-      <w:proofErr w:type="spellStart"/>
-      <w:r>
-        <w:t>wizard</w:t>
-      </w:r>
-      <w:proofErr w:type="spellEnd"/>
-      <w:r>
-        <w:t>).</w:t>
-      </w:r>
-    </w:p>
-    <w:p>
-      <w:pPr>
-        <w:numPr>
-          <w:ilvl w:val="0"/>
-          <w:numId w:val="78"/>
-        </w:numPr>
-      </w:pPr>
-      <w:proofErr w:type="spellStart"/>
-      <w:r>
-        <w:t>Document</w:t>
-      </w:r>
-      <w:proofErr w:type="spellEnd"/>
-      <w:r>
-        <w:t xml:space="preserve"> Vault v1: </w:t>
-      </w:r>
-      <w:proofErr w:type="spellStart"/>
-      <w:r>
-        <w:t>upload</w:t>
-      </w:r>
-      <w:proofErr w:type="spellEnd"/>
-      <w:r>
-        <w:t xml:space="preserve"> + listado + estado + asociación a case.</w:t>
-      </w:r>
-    </w:p>
-    <w:p>
-      <w:pPr>
-        <w:numPr>
-          <w:ilvl w:val="0"/>
-          <w:numId w:val="78"/>
-        </w:numPr>
-      </w:pPr>
-      <w:r>
-        <w:t>Preparar “</w:t>
-      </w:r>
-      <w:proofErr w:type="spellStart"/>
-      <w:r>
-        <w:t>Consent</w:t>
-      </w:r>
-      <w:proofErr w:type="spellEnd"/>
-      <w:r>
-        <w:t>” (marketing emails) y “</w:t>
-      </w:r>
-      <w:proofErr w:type="spellStart"/>
-      <w:r>
-        <w:t>Offers</w:t>
-      </w:r>
-      <w:proofErr w:type="spellEnd"/>
-      <w:r>
-        <w:t>” (recomendaciones no intrusivas) como estructuras, sin activar campañas agresivas.</w:t>
+        <w:t>Entramos a Fase 5 (Arquitectura frontend):</w:t>
+      </w:r>
+    </w:p>
+    <w:p>
+      <w:r>
+        <w:t>1.</w:t>
+      </w:r>
+      <w:r>
+        <w:tab/>
+        <w:t>Definir entidad Case y routing por caso.</w:t>
+      </w:r>
+    </w:p>
+    <w:p>
+      <w:r>
+        <w:t>2.</w:t>
+      </w:r>
+      <w:r>
+        <w:tab/>
+        <w:t>Stores + persistencia (sesión, idioma, drafts de wizard).</w:t>
+      </w:r>
+    </w:p>
+    <w:p>
+      <w:r>
+        <w:t>3.</w:t>
+      </w:r>
+      <w:r>
+        <w:tab/>
+        <w:t>Document Vault v1: upload + listado + estado + asociación a case.</w:t>
+      </w:r>
+    </w:p>
+    <w:p>
+      <w:r>
+        <w:t>4.</w:t>
+      </w:r>
+      <w:r>
+        <w:tab/>
+        <w:t>Preparar “Consent” (marketing emails) y “Offers” (recomendaciones no intrusivas) como estructuras, sin activar campañas agresivas.</w:t>
       </w:r>
     </w:p>
     <w:p/>
